--- a/json_files/СТРУКТУРА ЕГЭ ИНФОРМАТИКА/23 new/23 - ЗАДАЧИ_с таблицей.docx
+++ b/json_files/СТРУКТУРА ЕГЭ ИНФОРМАТИКА/23 new/23 - ЗАДАЧИ_с таблицей.docx
@@ -15969,12 +15969,1039 @@
       <w:pPr>
         <w:pStyle w:val="HTML"/>
         <w:shd w:val="clear" w:color="auto" w:fill="FFFFFF"/>
-        <w:spacing w:after="240"/>
-        <w:rPr>
-          <w:rFonts w:ascii="Arial" w:hAnsi="Arial" w:cs="Arial"/>
-          <w:b/>
-          <w:bCs/>
-          <w:color w:val="222222"/>
+        <w:rPr>
+          <w:color w:val="1750EB"/>
+          <w:lang w:val="en-US"/>
+        </w:rPr>
+      </w:pPr>
+      <w:r>
+        <w:rPr>
+          <w:color w:val="0033B3"/>
+          <w:lang w:val="en-US"/>
+        </w:rPr>
+        <w:t xml:space="preserve">from </w:t>
+      </w:r>
+      <w:r>
+        <w:rPr>
+          <w:color w:val="080808"/>
+          <w:lang w:val="en-US"/>
+        </w:rPr>
+        <w:t xml:space="preserve">functools </w:t>
+      </w:r>
+      <w:r>
+        <w:rPr>
+          <w:color w:val="0033B3"/>
+          <w:lang w:val="en-US"/>
+        </w:rPr>
+        <w:t>import</w:t>
+      </w:r>
+      <w:r>
+        <w:rPr>
+          <w:color w:val="080808"/>
+          <w:lang w:val="en-US"/>
+        </w:rPr>
+        <w:t>*</w:t>
+      </w:r>
+      <w:r>
+        <w:rPr>
+          <w:color w:val="080808"/>
+          <w:lang w:val="en-US"/>
+        </w:rPr>
+        <w:br/>
+        <w:t>f=</w:t>
+      </w:r>
+      <w:r>
+        <w:rPr>
+          <w:color w:val="000080"/>
+          <w:lang w:val="en-US"/>
+        </w:rPr>
+        <w:t>open</w:t>
+      </w:r>
+      <w:r>
+        <w:rPr>
+          <w:color w:val="080808"/>
+          <w:lang w:val="en-US"/>
+        </w:rPr>
+        <w:t>(</w:t>
+      </w:r>
+      <w:r>
+        <w:rPr>
+          <w:color w:val="067D17"/>
+          <w:lang w:val="en-US"/>
+        </w:rPr>
+        <w:t xml:space="preserve">r"D:\a </w:t>
+      </w:r>
+      <w:r>
+        <w:rPr>
+          <w:color w:val="067D17"/>
+        </w:rPr>
+        <w:t>ЖАННА</w:t>
+      </w:r>
+      <w:r>
+        <w:rPr>
+          <w:color w:val="067D17"/>
+          <w:lang w:val="en-US"/>
+        </w:rPr>
+        <w:t xml:space="preserve"> 2024-25\0 </w:t>
+      </w:r>
+      <w:r>
+        <w:rPr>
+          <w:color w:val="067D17"/>
+        </w:rPr>
+        <w:t>ИНДИВИДУАЛКИ</w:t>
+      </w:r>
+      <w:r>
+        <w:rPr>
+          <w:color w:val="067D17"/>
+          <w:lang w:val="en-US"/>
+        </w:rPr>
+        <w:t xml:space="preserve"> </w:t>
+      </w:r>
+      <w:r>
+        <w:rPr>
+          <w:color w:val="067D17"/>
+        </w:rPr>
+        <w:t>ДЕК</w:t>
+      </w:r>
+      <w:r>
+        <w:rPr>
+          <w:color w:val="067D17"/>
+          <w:lang w:val="en-US"/>
+        </w:rPr>
+        <w:t xml:space="preserve">21\1 </w:t>
+      </w:r>
+      <w:r>
+        <w:rPr>
+          <w:color w:val="067D17"/>
+        </w:rPr>
+        <w:t>ЕГЭ</w:t>
+      </w:r>
+      <w:r>
+        <w:rPr>
+          <w:color w:val="067D17"/>
+          <w:lang w:val="en-US"/>
+        </w:rPr>
+        <w:t>_</w:t>
+      </w:r>
+      <w:r>
+        <w:rPr>
+          <w:color w:val="067D17"/>
+        </w:rPr>
+        <w:t>ОГЭ</w:t>
+      </w:r>
+      <w:r>
+        <w:rPr>
+          <w:color w:val="067D17"/>
+          <w:lang w:val="en-US"/>
+        </w:rPr>
+        <w:t>\</w:t>
+      </w:r>
+      <w:r>
+        <w:rPr>
+          <w:color w:val="067D17"/>
+        </w:rPr>
+        <w:t>ЕГЭ</w:t>
+      </w:r>
+      <w:r>
+        <w:rPr>
+          <w:color w:val="067D17"/>
+          <w:lang w:val="en-US"/>
+        </w:rPr>
+        <w:t xml:space="preserve"> </w:t>
+      </w:r>
+      <w:r>
+        <w:rPr>
+          <w:color w:val="067D17"/>
+        </w:rPr>
+        <w:t>ИНФОРМАТИКА</w:t>
+      </w:r>
+      <w:r>
+        <w:rPr>
+          <w:color w:val="067D17"/>
+          <w:lang w:val="en-US"/>
+        </w:rPr>
+        <w:t>\</w:t>
+      </w:r>
+      <w:r>
+        <w:rPr>
+          <w:color w:val="067D17"/>
+        </w:rPr>
+        <w:t>ЗАДАНИЕ</w:t>
+      </w:r>
+      <w:r>
+        <w:rPr>
+          <w:color w:val="067D17"/>
+          <w:lang w:val="en-US"/>
+        </w:rPr>
+        <w:t xml:space="preserve"> 23 - NEW\</w:t>
+      </w:r>
+      <w:r>
+        <w:rPr>
+          <w:color w:val="067D17"/>
+        </w:rPr>
+        <w:t>ФАЙЛЫ</w:t>
+      </w:r>
+      <w:r>
+        <w:rPr>
+          <w:color w:val="067D17"/>
+          <w:lang w:val="en-US"/>
+        </w:rPr>
+        <w:t>\23_31620.txt"</w:t>
+      </w:r>
+      <w:r>
+        <w:rPr>
+          <w:color w:val="080808"/>
+          <w:lang w:val="en-US"/>
+        </w:rPr>
+        <w:t>)</w:t>
+      </w:r>
+      <w:r>
+        <w:rPr>
+          <w:color w:val="080808"/>
+          <w:lang w:val="en-US"/>
+        </w:rPr>
+        <w:br/>
+        <w:t xml:space="preserve">s=[c.split() </w:t>
+      </w:r>
+      <w:r>
+        <w:rPr>
+          <w:color w:val="0033B3"/>
+          <w:lang w:val="en-US"/>
+        </w:rPr>
+        <w:t xml:space="preserve">for </w:t>
+      </w:r>
+      <w:r>
+        <w:rPr>
+          <w:color w:val="080808"/>
+          <w:lang w:val="en-US"/>
+        </w:rPr>
+        <w:t xml:space="preserve">c </w:t>
+      </w:r>
+      <w:r>
+        <w:rPr>
+          <w:color w:val="0033B3"/>
+          <w:lang w:val="en-US"/>
+        </w:rPr>
+        <w:t xml:space="preserve">in </w:t>
+      </w:r>
+      <w:r>
+        <w:rPr>
+          <w:color w:val="080808"/>
+          <w:lang w:val="en-US"/>
+        </w:rPr>
+        <w:t>f.readlines()]</w:t>
+      </w:r>
+      <w:r>
+        <w:rPr>
+          <w:color w:val="080808"/>
+          <w:lang w:val="en-US"/>
+        </w:rPr>
+        <w:br/>
+      </w:r>
+      <w:r>
+        <w:rPr>
+          <w:color w:val="080808"/>
+          <w:lang w:val="en-US"/>
+        </w:rPr>
+        <w:t>s = [(</w:t>
+      </w:r>
+      <w:r>
+        <w:rPr>
+          <w:color w:val="000080"/>
+          <w:lang w:val="en-US"/>
+        </w:rPr>
+        <w:t>int</w:t>
+      </w:r>
+      <w:r>
+        <w:rPr>
+          <w:color w:val="080808"/>
+          <w:lang w:val="en-US"/>
+        </w:rPr>
+        <w:t>(</w:t>
+      </w:r>
+      <w:r>
+        <w:rPr>
+          <w:color w:val="080808"/>
+          <w:lang w:val="en-US"/>
+        </w:rPr>
+        <w:t>a</w:t>
+      </w:r>
+      <w:r>
+        <w:rPr>
+          <w:color w:val="080808"/>
+          <w:lang w:val="en-US"/>
+        </w:rPr>
+        <w:t xml:space="preserve">), </w:t>
+      </w:r>
+      <w:r>
+        <w:rPr>
+          <w:color w:val="000080"/>
+          <w:lang w:val="en-US"/>
+        </w:rPr>
+        <w:t>int</w:t>
+      </w:r>
+      <w:r>
+        <w:rPr>
+          <w:color w:val="080808"/>
+          <w:lang w:val="en-US"/>
+        </w:rPr>
+        <w:t>(</w:t>
+      </w:r>
+      <w:r>
+        <w:rPr>
+          <w:color w:val="080808"/>
+          <w:lang w:val="en-US"/>
+        </w:rPr>
+        <w:t>b</w:t>
+      </w:r>
+      <w:r>
+        <w:rPr>
+          <w:color w:val="080808"/>
+          <w:lang w:val="en-US"/>
+        </w:rPr>
+        <w:t xml:space="preserve">), </w:t>
+      </w:r>
+      <w:r>
+        <w:rPr>
+          <w:color w:val="000080"/>
+          <w:lang w:val="en-US"/>
+        </w:rPr>
+        <w:t>float</w:t>
+      </w:r>
+      <w:r>
+        <w:rPr>
+          <w:color w:val="080808"/>
+          <w:lang w:val="en-US"/>
+        </w:rPr>
+        <w:t>(</w:t>
+      </w:r>
+      <w:r>
+        <w:rPr>
+          <w:color w:val="080808"/>
+          <w:lang w:val="en-US"/>
+        </w:rPr>
+        <w:t>v</w:t>
+      </w:r>
+      <w:r>
+        <w:rPr>
+          <w:color w:val="080808"/>
+          <w:lang w:val="en-US"/>
+        </w:rPr>
+        <w:t xml:space="preserve">)) </w:t>
+      </w:r>
+      <w:r>
+        <w:rPr>
+          <w:color w:val="0033B3"/>
+          <w:lang w:val="en-US"/>
+        </w:rPr>
+        <w:t xml:space="preserve">for </w:t>
+      </w:r>
+      <w:r>
+        <w:rPr>
+          <w:color w:val="080808"/>
+          <w:lang w:val="en-US"/>
+        </w:rPr>
+        <w:t>a,b,v</w:t>
+      </w:r>
+      <w:r>
+        <w:rPr>
+          <w:color w:val="080808"/>
+          <w:lang w:val="en-US"/>
+        </w:rPr>
+        <w:t xml:space="preserve"> </w:t>
+      </w:r>
+      <w:r>
+        <w:rPr>
+          <w:color w:val="0033B3"/>
+          <w:lang w:val="en-US"/>
+        </w:rPr>
+        <w:t xml:space="preserve">in </w:t>
+      </w:r>
+      <w:r>
+        <w:rPr>
+          <w:color w:val="080808"/>
+          <w:lang w:val="en-US"/>
+        </w:rPr>
+        <w:t>s]</w:t>
+      </w:r>
+      <w:r>
+        <w:rPr>
+          <w:color w:val="080808"/>
+          <w:lang w:val="en-US"/>
+        </w:rPr>
+        <w:br/>
+        <w:t>g={}</w:t>
+      </w:r>
+      <w:r>
+        <w:rPr>
+          <w:color w:val="080808"/>
+          <w:lang w:val="en-US"/>
+        </w:rPr>
+        <w:br/>
+      </w:r>
+      <w:r>
+        <w:rPr>
+          <w:color w:val="080808"/>
+          <w:lang w:val="en-US"/>
+        </w:rPr>
+        <w:br/>
+      </w:r>
+      <w:r>
+        <w:rPr>
+          <w:color w:val="0033B3"/>
+          <w:lang w:val="en-US"/>
+        </w:rPr>
+        <w:t xml:space="preserve">for </w:t>
+      </w:r>
+      <w:r>
+        <w:rPr>
+          <w:color w:val="080808"/>
+          <w:lang w:val="en-US"/>
+        </w:rPr>
+        <w:t xml:space="preserve">a,b,v </w:t>
+      </w:r>
+      <w:r>
+        <w:rPr>
+          <w:color w:val="0033B3"/>
+          <w:lang w:val="en-US"/>
+        </w:rPr>
+        <w:t xml:space="preserve">in </w:t>
+      </w:r>
+      <w:r>
+        <w:rPr>
+          <w:color w:val="080808"/>
+          <w:lang w:val="en-US"/>
+        </w:rPr>
+        <w:t>s:</w:t>
+      </w:r>
+      <w:r>
+        <w:rPr>
+          <w:color w:val="080808"/>
+          <w:lang w:val="en-US"/>
+        </w:rPr>
+        <w:br/>
+        <w:t xml:space="preserve">    </w:t>
+      </w:r>
+      <w:r>
+        <w:rPr>
+          <w:color w:val="0033B3"/>
+          <w:highlight w:val="yellow"/>
+          <w:lang w:val="en-US"/>
+        </w:rPr>
+        <w:t xml:space="preserve">if </w:t>
+      </w:r>
+      <w:r>
+        <w:rPr>
+          <w:color w:val="080808"/>
+          <w:highlight w:val="yellow"/>
+          <w:lang w:val="en-US"/>
+        </w:rPr>
+        <w:t>a==</w:t>
+      </w:r>
+      <w:r>
+        <w:rPr>
+          <w:color w:val="1750EB"/>
+          <w:highlight w:val="yellow"/>
+          <w:lang w:val="en-US"/>
+        </w:rPr>
+        <w:t xml:space="preserve">96 </w:t>
+      </w:r>
+      <w:r>
+        <w:rPr>
+          <w:color w:val="0033B3"/>
+          <w:highlight w:val="yellow"/>
+          <w:lang w:val="en-US"/>
+        </w:rPr>
+        <w:t xml:space="preserve">or </w:t>
+      </w:r>
+      <w:r>
+        <w:rPr>
+          <w:color w:val="080808"/>
+          <w:highlight w:val="yellow"/>
+          <w:lang w:val="en-US"/>
+        </w:rPr>
+        <w:t>b==</w:t>
+      </w:r>
+      <w:r>
+        <w:rPr>
+          <w:color w:val="1750EB"/>
+          <w:highlight w:val="yellow"/>
+          <w:lang w:val="en-US"/>
+        </w:rPr>
+        <w:t>96</w:t>
+      </w:r>
+      <w:r>
+        <w:rPr>
+          <w:color w:val="080808"/>
+          <w:highlight w:val="yellow"/>
+          <w:lang w:val="en-US"/>
+        </w:rPr>
+        <w:t xml:space="preserve">: </w:t>
+      </w:r>
+      <w:r>
+        <w:rPr>
+          <w:color w:val="0033B3"/>
+          <w:highlight w:val="yellow"/>
+          <w:lang w:val="en-US"/>
+        </w:rPr>
+        <w:t>continue</w:t>
+      </w:r>
+      <w:r>
+        <w:rPr>
+          <w:color w:val="0033B3"/>
+          <w:lang w:val="en-US"/>
+        </w:rPr>
+        <w:br/>
+        <w:t xml:space="preserve">    if </w:t>
+      </w:r>
+      <w:r>
+        <w:rPr>
+          <w:color w:val="080808"/>
+          <w:lang w:val="en-US"/>
+        </w:rPr>
+        <w:t xml:space="preserve">a </w:t>
+      </w:r>
+      <w:r>
+        <w:rPr>
+          <w:color w:val="0033B3"/>
+          <w:lang w:val="en-US"/>
+        </w:rPr>
+        <w:t xml:space="preserve">not in </w:t>
+      </w:r>
+      <w:r>
+        <w:rPr>
+          <w:color w:val="080808"/>
+          <w:lang w:val="en-US"/>
+        </w:rPr>
+        <w:t>g: g[a]=[]</w:t>
+      </w:r>
+      <w:r>
+        <w:rPr>
+          <w:color w:val="080808"/>
+          <w:lang w:val="en-US"/>
+        </w:rPr>
+        <w:br/>
+        <w:t xml:space="preserve">    g[a].append((b,v))</w:t>
+      </w:r>
+      <w:r>
+        <w:rPr>
+          <w:color w:val="080808"/>
+          <w:lang w:val="en-US"/>
+        </w:rPr>
+        <w:br/>
+      </w:r>
+      <w:r>
+        <w:rPr>
+          <w:color w:val="9E880D"/>
+          <w:lang w:val="en-US"/>
+        </w:rPr>
+        <w:t>@lru_cache</w:t>
+      </w:r>
+      <w:r>
+        <w:rPr>
+          <w:color w:val="080808"/>
+          <w:lang w:val="en-US"/>
+        </w:rPr>
+        <w:t>(</w:t>
+      </w:r>
+      <w:r>
+        <w:rPr>
+          <w:color w:val="1750EB"/>
+          <w:lang w:val="en-US"/>
+        </w:rPr>
+        <w:t>100</w:t>
+      </w:r>
+      <w:r>
+        <w:rPr>
+          <w:color w:val="1750EB"/>
+          <w:lang w:val="en-US"/>
+        </w:rPr>
+        <w:t>0</w:t>
+      </w:r>
+      <w:r>
+        <w:rPr>
+          <w:color w:val="1750EB"/>
+          <w:lang w:val="en-US"/>
+        </w:rPr>
+        <w:t>00</w:t>
+      </w:r>
+      <w:r>
+        <w:rPr>
+          <w:color w:val="080808"/>
+          <w:lang w:val="en-US"/>
+        </w:rPr>
+        <w:t>)</w:t>
+      </w:r>
+      <w:r>
+        <w:rPr>
+          <w:color w:val="080808"/>
+          <w:lang w:val="en-US"/>
+        </w:rPr>
+        <w:br/>
+      </w:r>
+      <w:r>
+        <w:rPr>
+          <w:color w:val="0033B3"/>
+          <w:lang w:val="en-US"/>
+        </w:rPr>
+        <w:t xml:space="preserve">def </w:t>
+      </w:r>
+      <w:r>
+        <w:rPr>
+          <w:color w:val="00627A"/>
+          <w:lang w:val="en-US"/>
+        </w:rPr>
+        <w:t xml:space="preserve">f </w:t>
+      </w:r>
+      <w:r>
+        <w:rPr>
+          <w:color w:val="080808"/>
+          <w:lang w:val="en-US"/>
+        </w:rPr>
+        <w:t>(</w:t>
+      </w:r>
+      <w:r>
+        <w:rPr>
+          <w:color w:val="000000"/>
+          <w:lang w:val="en-US"/>
+        </w:rPr>
+        <w:t>a</w:t>
+      </w:r>
+      <w:r>
+        <w:rPr>
+          <w:color w:val="080808"/>
+          <w:lang w:val="en-US"/>
+        </w:rPr>
+        <w:t>,</w:t>
+      </w:r>
+      <w:r>
+        <w:rPr>
+          <w:color w:val="000000"/>
+          <w:lang w:val="en-US"/>
+        </w:rPr>
+        <w:t>fin</w:t>
+      </w:r>
+      <w:r>
+        <w:rPr>
+          <w:color w:val="080808"/>
+          <w:lang w:val="en-US"/>
+        </w:rPr>
+        <w:t>):</w:t>
+      </w:r>
+      <w:r>
+        <w:rPr>
+          <w:color w:val="080808"/>
+          <w:lang w:val="en-US"/>
+        </w:rPr>
+        <w:br/>
+        <w:t xml:space="preserve">    </w:t>
+      </w:r>
+      <w:r>
+        <w:rPr>
+          <w:color w:val="0033B3"/>
+          <w:lang w:val="en-US"/>
+        </w:rPr>
+        <w:t xml:space="preserve">if </w:t>
+      </w:r>
+      <w:r>
+        <w:rPr>
+          <w:color w:val="000000"/>
+          <w:lang w:val="en-US"/>
+        </w:rPr>
+        <w:t>a</w:t>
+      </w:r>
+      <w:r>
+        <w:rPr>
+          <w:color w:val="080808"/>
+          <w:lang w:val="en-US"/>
+        </w:rPr>
+        <w:t>==</w:t>
+      </w:r>
+      <w:r>
+        <w:rPr>
+          <w:color w:val="000000"/>
+          <w:lang w:val="en-US"/>
+        </w:rPr>
+        <w:t xml:space="preserve"> </w:t>
+      </w:r>
+      <w:r>
+        <w:rPr>
+          <w:color w:val="000000"/>
+          <w:lang w:val="en-US"/>
+        </w:rPr>
+        <w:t>fin</w:t>
+      </w:r>
+      <w:r>
+        <w:rPr>
+          <w:color w:val="080808"/>
+          <w:lang w:val="en-US"/>
+        </w:rPr>
+        <w:t>:</w:t>
+      </w:r>
+      <w:r>
+        <w:rPr>
+          <w:color w:val="0033B3"/>
+          <w:lang w:val="en-US"/>
+        </w:rPr>
+        <w:t xml:space="preserve">return </w:t>
+      </w:r>
+      <w:r>
+        <w:rPr>
+          <w:color w:val="1750EB"/>
+          <w:lang w:val="en-US"/>
+        </w:rPr>
+        <w:t>0</w:t>
+      </w:r>
+      <w:r>
+        <w:rPr>
+          <w:color w:val="1750EB"/>
+          <w:lang w:val="en-US"/>
+        </w:rPr>
+        <w:br/>
+        <w:t xml:space="preserve">    </w:t>
+      </w:r>
+      <w:r>
+        <w:rPr>
+          <w:color w:val="0033B3"/>
+          <w:lang w:val="en-US"/>
+        </w:rPr>
+        <w:t xml:space="preserve">if </w:t>
+      </w:r>
+      <w:r>
+        <w:rPr>
+          <w:color w:val="000000"/>
+          <w:lang w:val="en-US"/>
+        </w:rPr>
+        <w:t xml:space="preserve">a </w:t>
+      </w:r>
+      <w:r>
+        <w:rPr>
+          <w:color w:val="0033B3"/>
+          <w:lang w:val="en-US"/>
+        </w:rPr>
+        <w:t xml:space="preserve">not in </w:t>
+      </w:r>
+      <w:r>
+        <w:rPr>
+          <w:color w:val="080808"/>
+          <w:lang w:val="en-US"/>
+        </w:rPr>
+        <w:t xml:space="preserve">g: </w:t>
+      </w:r>
+      <w:r>
+        <w:rPr>
+          <w:color w:val="0033B3"/>
+          <w:lang w:val="en-US"/>
+        </w:rPr>
+        <w:t xml:space="preserve">return </w:t>
+      </w:r>
+      <w:r>
+        <w:rPr>
+          <w:color w:val="1750EB"/>
+          <w:lang w:val="en-US"/>
+        </w:rPr>
+        <w:t>10</w:t>
+      </w:r>
+      <w:r>
+        <w:rPr>
+          <w:color w:val="080808"/>
+          <w:lang w:val="en-US"/>
+        </w:rPr>
+        <w:t>**</w:t>
+      </w:r>
+      <w:r>
+        <w:rPr>
+          <w:color w:val="1750EB"/>
+          <w:lang w:val="en-US"/>
+        </w:rPr>
+        <w:t>10</w:t>
+      </w:r>
+    </w:p>
+    <w:p>
+      <w:pPr>
+        <w:pStyle w:val="HTML"/>
+        <w:shd w:val="clear" w:color="auto" w:fill="FFFFFF"/>
+        <w:rPr>
+          <w:color w:val="080808"/>
+          <w:lang w:val="en-US"/>
+        </w:rPr>
+      </w:pPr>
+      <w:r>
+        <w:rPr>
+          <w:color w:val="1750EB"/>
+          <w:lang w:val="en-US"/>
+        </w:rPr>
+        <w:t xml:space="preserve">    </w:t>
+      </w:r>
+      <w:r>
+        <w:rPr>
+          <w:color w:val="000000"/>
+          <w:lang w:val="en-US"/>
+        </w:rPr>
+        <w:t>deti</w:t>
+      </w:r>
+      <w:r>
+        <w:rPr>
+          <w:color w:val="080808"/>
+          <w:lang w:val="en-US"/>
+        </w:rPr>
+        <w:t>=g[</w:t>
+      </w:r>
+      <w:r>
+        <w:rPr>
+          <w:color w:val="000000"/>
+          <w:lang w:val="en-US"/>
+        </w:rPr>
+        <w:t>a</w:t>
+      </w:r>
+      <w:r>
+        <w:rPr>
+          <w:color w:val="080808"/>
+          <w:lang w:val="en-US"/>
+        </w:rPr>
+        <w:t>]</w:t>
+      </w:r>
+      <w:r>
+        <w:rPr>
+          <w:color w:val="080808"/>
+          <w:lang w:val="en-US"/>
+        </w:rPr>
+        <w:br/>
+      </w:r>
+      <w:r>
+        <w:rPr>
+          <w:color w:val="000000"/>
+          <w:lang w:val="en-US"/>
+        </w:rPr>
+        <w:t xml:space="preserve">    </w:t>
+      </w:r>
+      <w:r>
+        <w:rPr>
+          <w:color w:val="000000"/>
+          <w:lang w:val="en-US"/>
+        </w:rPr>
+        <w:t>rez</w:t>
+      </w:r>
+      <w:r>
+        <w:rPr>
+          <w:color w:val="080808"/>
+          <w:lang w:val="en-US"/>
+        </w:rPr>
+        <w:t>=[</w:t>
+      </w:r>
+      <w:r>
+        <w:rPr>
+          <w:color w:val="000000"/>
+          <w:lang w:val="en-US"/>
+        </w:rPr>
+        <w:t>v</w:t>
+      </w:r>
+      <w:r>
+        <w:rPr>
+          <w:color w:val="080808"/>
+          <w:lang w:val="en-US"/>
+        </w:rPr>
+        <w:t>+ f(</w:t>
+      </w:r>
+      <w:r>
+        <w:rPr>
+          <w:color w:val="000000"/>
+          <w:lang w:val="en-US"/>
+        </w:rPr>
+        <w:t>b</w:t>
+      </w:r>
+      <w:r>
+        <w:rPr>
+          <w:color w:val="080808"/>
+          <w:lang w:val="en-US"/>
+        </w:rPr>
+        <w:t xml:space="preserve">, </w:t>
+      </w:r>
+      <w:r>
+        <w:rPr>
+          <w:color w:val="000000"/>
+          <w:lang w:val="en-US"/>
+        </w:rPr>
+        <w:t>fin</w:t>
+      </w:r>
+      <w:r>
+        <w:rPr>
+          <w:color w:val="080808"/>
+          <w:lang w:val="en-US"/>
+        </w:rPr>
+        <w:t xml:space="preserve">) </w:t>
+      </w:r>
+      <w:r>
+        <w:rPr>
+          <w:color w:val="0033B3"/>
+          <w:lang w:val="en-US"/>
+        </w:rPr>
+        <w:t xml:space="preserve">for </w:t>
+      </w:r>
+      <w:r>
+        <w:rPr>
+          <w:color w:val="000000"/>
+          <w:lang w:val="en-US"/>
+        </w:rPr>
+        <w:t>b</w:t>
+      </w:r>
+      <w:r>
+        <w:rPr>
+          <w:color w:val="080808"/>
+          <w:lang w:val="en-US"/>
+        </w:rPr>
+        <w:t>,</w:t>
+      </w:r>
+      <w:r>
+        <w:rPr>
+          <w:color w:val="000000"/>
+          <w:lang w:val="en-US"/>
+        </w:rPr>
+        <w:t xml:space="preserve">v </w:t>
+      </w:r>
+      <w:r>
+        <w:rPr>
+          <w:color w:val="0033B3"/>
+          <w:lang w:val="en-US"/>
+        </w:rPr>
+        <w:t xml:space="preserve">in </w:t>
+      </w:r>
+      <w:r>
+        <w:rPr>
+          <w:color w:val="000000"/>
+          <w:lang w:val="en-US"/>
+        </w:rPr>
+        <w:t xml:space="preserve">deti </w:t>
+      </w:r>
+      <w:r>
+        <w:rPr>
+          <w:color w:val="080808"/>
+          <w:lang w:val="en-US"/>
+        </w:rPr>
+        <w:t>]</w:t>
+      </w:r>
+    </w:p>
+    <w:p>
+      <w:pPr>
+        <w:pStyle w:val="HTML"/>
+        <w:shd w:val="clear" w:color="auto" w:fill="FFFFFF"/>
+        <w:rPr>
+          <w:color w:val="080808"/>
+          <w:lang w:val="en-US"/>
+        </w:rPr>
+      </w:pPr>
+      <w:r>
+        <w:rPr>
+          <w:color w:val="080808"/>
+          <w:lang w:val="en-US"/>
+        </w:rPr>
+        <w:t xml:space="preserve">    </w:t>
+      </w:r>
+      <w:r>
+        <w:rPr>
+          <w:color w:val="0033B3"/>
+          <w:lang w:val="en-US"/>
+        </w:rPr>
+        <w:t xml:space="preserve">return </w:t>
+      </w:r>
+      <w:r>
+        <w:rPr>
+          <w:color w:val="000080"/>
+          <w:lang w:val="en-US"/>
+        </w:rPr>
+        <w:t>min</w:t>
+      </w:r>
+      <w:r>
+        <w:rPr>
+          <w:color w:val="080808"/>
+          <w:lang w:val="en-US"/>
+        </w:rPr>
+        <w:t>(</w:t>
+      </w:r>
+      <w:r>
+        <w:rPr>
+          <w:color w:val="000000"/>
+          <w:lang w:val="en-US"/>
+        </w:rPr>
+        <w:t>rez</w:t>
+      </w:r>
+      <w:r>
+        <w:rPr>
+          <w:color w:val="080808"/>
+          <w:lang w:val="en-US"/>
+        </w:rPr>
+        <w:t>)</w:t>
+      </w:r>
+      <w:r>
+        <w:rPr>
+          <w:color w:val="080808"/>
+          <w:lang w:val="en-US"/>
+        </w:rPr>
+        <w:br/>
+      </w:r>
+      <w:r>
+        <w:rPr>
+          <w:color w:val="000080"/>
+          <w:lang w:val="en-US"/>
+        </w:rPr>
+        <w:t>print</w:t>
+      </w:r>
+      <w:r>
+        <w:rPr>
+          <w:color w:val="080808"/>
+          <w:lang w:val="en-US"/>
+        </w:rPr>
+        <w:t>(</w:t>
+      </w:r>
+      <w:r>
+        <w:rPr>
+          <w:color w:val="000080"/>
+          <w:lang w:val="en-US"/>
+        </w:rPr>
+        <w:t>int</w:t>
+      </w:r>
+      <w:r>
+        <w:rPr>
+          <w:color w:val="080808"/>
+          <w:lang w:val="en-US"/>
+        </w:rPr>
+        <w:t>(f(</w:t>
+      </w:r>
+      <w:r>
+        <w:rPr>
+          <w:color w:val="1750EB"/>
+          <w:lang w:val="en-US"/>
+        </w:rPr>
+        <w:t>173</w:t>
+      </w:r>
+      <w:r>
+        <w:rPr>
+          <w:color w:val="080808"/>
+          <w:lang w:val="en-US"/>
+        </w:rPr>
+        <w:t>,</w:t>
+      </w:r>
+      <w:r>
+        <w:rPr>
+          <w:color w:val="1750EB"/>
+          <w:lang w:val="en-US"/>
+        </w:rPr>
+        <w:t>238</w:t>
+      </w:r>
+      <w:r>
+        <w:rPr>
+          <w:color w:val="080808"/>
+          <w:lang w:val="en-US"/>
+        </w:rPr>
+        <w:t>)))</w:t>
+      </w:r>
+    </w:p>
+    <w:p>
+      <w:pPr>
+        <w:pStyle w:val="HTML"/>
+        <w:shd w:val="clear" w:color="auto" w:fill="FFFFFF"/>
+        <w:rPr>
+          <w:color w:val="080808"/>
           <w:lang w:val="en-US"/>
         </w:rPr>
       </w:pPr>
@@ -15984,1037 +17011,6 @@
         <w:pStyle w:val="HTML"/>
         <w:shd w:val="clear" w:color="auto" w:fill="FFFFFF"/>
         <w:rPr>
-          <w:color w:val="1750EB"/>
-          <w:lang w:val="en-US"/>
-        </w:rPr>
-      </w:pPr>
-      <w:r>
-        <w:rPr>
-          <w:color w:val="0033B3"/>
-          <w:lang w:val="en-US"/>
-        </w:rPr>
-        <w:t xml:space="preserve">from </w:t>
-      </w:r>
-      <w:r>
-        <w:rPr>
-          <w:color w:val="080808"/>
-          <w:lang w:val="en-US"/>
-        </w:rPr>
-        <w:t xml:space="preserve">functools </w:t>
-      </w:r>
-      <w:r>
-        <w:rPr>
-          <w:color w:val="0033B3"/>
-          <w:lang w:val="en-US"/>
-        </w:rPr>
-        <w:t>import</w:t>
-      </w:r>
-      <w:r>
-        <w:rPr>
-          <w:color w:val="080808"/>
-          <w:lang w:val="en-US"/>
-        </w:rPr>
-        <w:t>*</w:t>
-      </w:r>
-      <w:r>
-        <w:rPr>
-          <w:color w:val="080808"/>
-          <w:lang w:val="en-US"/>
-        </w:rPr>
-        <w:br/>
-        <w:t>f=</w:t>
-      </w:r>
-      <w:r>
-        <w:rPr>
-          <w:color w:val="000080"/>
-          <w:lang w:val="en-US"/>
-        </w:rPr>
-        <w:t>open</w:t>
-      </w:r>
-      <w:r>
-        <w:rPr>
-          <w:color w:val="080808"/>
-          <w:lang w:val="en-US"/>
-        </w:rPr>
-        <w:t>(</w:t>
-      </w:r>
-      <w:r>
-        <w:rPr>
-          <w:color w:val="067D17"/>
-          <w:lang w:val="en-US"/>
-        </w:rPr>
-        <w:t xml:space="preserve">r"D:\a </w:t>
-      </w:r>
-      <w:r>
-        <w:rPr>
-          <w:color w:val="067D17"/>
-        </w:rPr>
-        <w:t>ЖАННА</w:t>
-      </w:r>
-      <w:r>
-        <w:rPr>
-          <w:color w:val="067D17"/>
-          <w:lang w:val="en-US"/>
-        </w:rPr>
-        <w:t xml:space="preserve"> 2024-25\0 </w:t>
-      </w:r>
-      <w:r>
-        <w:rPr>
-          <w:color w:val="067D17"/>
-        </w:rPr>
-        <w:t>ИНДИВИДУАЛКИ</w:t>
-      </w:r>
-      <w:r>
-        <w:rPr>
-          <w:color w:val="067D17"/>
-          <w:lang w:val="en-US"/>
-        </w:rPr>
-        <w:t xml:space="preserve"> </w:t>
-      </w:r>
-      <w:r>
-        <w:rPr>
-          <w:color w:val="067D17"/>
-        </w:rPr>
-        <w:t>ДЕК</w:t>
-      </w:r>
-      <w:r>
-        <w:rPr>
-          <w:color w:val="067D17"/>
-          <w:lang w:val="en-US"/>
-        </w:rPr>
-        <w:t xml:space="preserve">21\1 </w:t>
-      </w:r>
-      <w:r>
-        <w:rPr>
-          <w:color w:val="067D17"/>
-        </w:rPr>
-        <w:t>ЕГЭ</w:t>
-      </w:r>
-      <w:r>
-        <w:rPr>
-          <w:color w:val="067D17"/>
-          <w:lang w:val="en-US"/>
-        </w:rPr>
-        <w:t>_</w:t>
-      </w:r>
-      <w:r>
-        <w:rPr>
-          <w:color w:val="067D17"/>
-        </w:rPr>
-        <w:t>ОГЭ</w:t>
-      </w:r>
-      <w:r>
-        <w:rPr>
-          <w:color w:val="067D17"/>
-          <w:lang w:val="en-US"/>
-        </w:rPr>
-        <w:t>\</w:t>
-      </w:r>
-      <w:r>
-        <w:rPr>
-          <w:color w:val="067D17"/>
-        </w:rPr>
-        <w:t>ЕГЭ</w:t>
-      </w:r>
-      <w:r>
-        <w:rPr>
-          <w:color w:val="067D17"/>
-          <w:lang w:val="en-US"/>
-        </w:rPr>
-        <w:t xml:space="preserve"> </w:t>
-      </w:r>
-      <w:r>
-        <w:rPr>
-          <w:color w:val="067D17"/>
-        </w:rPr>
-        <w:t>ИНФОРМАТИКА</w:t>
-      </w:r>
-      <w:r>
-        <w:rPr>
-          <w:color w:val="067D17"/>
-          <w:lang w:val="en-US"/>
-        </w:rPr>
-        <w:t>\</w:t>
-      </w:r>
-      <w:r>
-        <w:rPr>
-          <w:color w:val="067D17"/>
-        </w:rPr>
-        <w:t>ЗАДАНИЕ</w:t>
-      </w:r>
-      <w:r>
-        <w:rPr>
-          <w:color w:val="067D17"/>
-          <w:lang w:val="en-US"/>
-        </w:rPr>
-        <w:t xml:space="preserve"> 23 - NEW\</w:t>
-      </w:r>
-      <w:r>
-        <w:rPr>
-          <w:color w:val="067D17"/>
-        </w:rPr>
-        <w:t>ФАЙЛЫ</w:t>
-      </w:r>
-      <w:r>
-        <w:rPr>
-          <w:color w:val="067D17"/>
-          <w:lang w:val="en-US"/>
-        </w:rPr>
-        <w:t>\23_31620.txt"</w:t>
-      </w:r>
-      <w:r>
-        <w:rPr>
-          <w:color w:val="080808"/>
-          <w:lang w:val="en-US"/>
-        </w:rPr>
-        <w:t>)</w:t>
-      </w:r>
-      <w:r>
-        <w:rPr>
-          <w:color w:val="080808"/>
-          <w:lang w:val="en-US"/>
-        </w:rPr>
-        <w:br/>
-        <w:t xml:space="preserve">s=[c.split() </w:t>
-      </w:r>
-      <w:r>
-        <w:rPr>
-          <w:color w:val="0033B3"/>
-          <w:lang w:val="en-US"/>
-        </w:rPr>
-        <w:t xml:space="preserve">for </w:t>
-      </w:r>
-      <w:r>
-        <w:rPr>
-          <w:color w:val="080808"/>
-          <w:lang w:val="en-US"/>
-        </w:rPr>
-        <w:t xml:space="preserve">c </w:t>
-      </w:r>
-      <w:r>
-        <w:rPr>
-          <w:color w:val="0033B3"/>
-          <w:lang w:val="en-US"/>
-        </w:rPr>
-        <w:t xml:space="preserve">in </w:t>
-      </w:r>
-      <w:r>
-        <w:rPr>
-          <w:color w:val="080808"/>
-          <w:lang w:val="en-US"/>
-        </w:rPr>
-        <w:t>f.readlines()]</w:t>
-      </w:r>
-      <w:r>
-        <w:rPr>
-          <w:color w:val="080808"/>
-          <w:lang w:val="en-US"/>
-        </w:rPr>
-        <w:br/>
-      </w:r>
-      <w:r>
-        <w:rPr>
-          <w:color w:val="080808"/>
-          <w:lang w:val="en-US"/>
-        </w:rPr>
-        <w:t>s = [(</w:t>
-      </w:r>
-      <w:r>
-        <w:rPr>
-          <w:color w:val="000080"/>
-          <w:lang w:val="en-US"/>
-        </w:rPr>
-        <w:t>int</w:t>
-      </w:r>
-      <w:r>
-        <w:rPr>
-          <w:color w:val="080808"/>
-          <w:lang w:val="en-US"/>
-        </w:rPr>
-        <w:t>(</w:t>
-      </w:r>
-      <w:r>
-        <w:rPr>
-          <w:color w:val="080808"/>
-          <w:lang w:val="en-US"/>
-        </w:rPr>
-        <w:t>a</w:t>
-      </w:r>
-      <w:r>
-        <w:rPr>
-          <w:color w:val="080808"/>
-          <w:lang w:val="en-US"/>
-        </w:rPr>
-        <w:t xml:space="preserve">), </w:t>
-      </w:r>
-      <w:r>
-        <w:rPr>
-          <w:color w:val="000080"/>
-          <w:lang w:val="en-US"/>
-        </w:rPr>
-        <w:t>int</w:t>
-      </w:r>
-      <w:r>
-        <w:rPr>
-          <w:color w:val="080808"/>
-          <w:lang w:val="en-US"/>
-        </w:rPr>
-        <w:t>(</w:t>
-      </w:r>
-      <w:r>
-        <w:rPr>
-          <w:color w:val="080808"/>
-          <w:lang w:val="en-US"/>
-        </w:rPr>
-        <w:t>b</w:t>
-      </w:r>
-      <w:r>
-        <w:rPr>
-          <w:color w:val="080808"/>
-          <w:lang w:val="en-US"/>
-        </w:rPr>
-        <w:t xml:space="preserve">), </w:t>
-      </w:r>
-      <w:r>
-        <w:rPr>
-          <w:color w:val="000080"/>
-          <w:lang w:val="en-US"/>
-        </w:rPr>
-        <w:t>float</w:t>
-      </w:r>
-      <w:r>
-        <w:rPr>
-          <w:color w:val="080808"/>
-          <w:lang w:val="en-US"/>
-        </w:rPr>
-        <w:t>(</w:t>
-      </w:r>
-      <w:r>
-        <w:rPr>
-          <w:color w:val="080808"/>
-          <w:lang w:val="en-US"/>
-        </w:rPr>
-        <w:t>v</w:t>
-      </w:r>
-      <w:r>
-        <w:rPr>
-          <w:color w:val="080808"/>
-          <w:lang w:val="en-US"/>
-        </w:rPr>
-        <w:t xml:space="preserve">)) </w:t>
-      </w:r>
-      <w:r>
-        <w:rPr>
-          <w:color w:val="0033B3"/>
-          <w:lang w:val="en-US"/>
-        </w:rPr>
-        <w:t xml:space="preserve">for </w:t>
-      </w:r>
-      <w:r>
-        <w:rPr>
-          <w:color w:val="080808"/>
-          <w:lang w:val="en-US"/>
-        </w:rPr>
-        <w:t>a,b,v</w:t>
-      </w:r>
-      <w:r>
-        <w:rPr>
-          <w:color w:val="080808"/>
-          <w:lang w:val="en-US"/>
-        </w:rPr>
-        <w:t xml:space="preserve"> </w:t>
-      </w:r>
-      <w:r>
-        <w:rPr>
-          <w:color w:val="0033B3"/>
-          <w:lang w:val="en-US"/>
-        </w:rPr>
-        <w:t xml:space="preserve">in </w:t>
-      </w:r>
-      <w:r>
-        <w:rPr>
-          <w:color w:val="080808"/>
-          <w:lang w:val="en-US"/>
-        </w:rPr>
-        <w:t>s]</w:t>
-      </w:r>
-      <w:r>
-        <w:rPr>
-          <w:color w:val="080808"/>
-          <w:lang w:val="en-US"/>
-        </w:rPr>
-        <w:br/>
-        <w:t>g={}</w:t>
-      </w:r>
-      <w:r>
-        <w:rPr>
-          <w:color w:val="080808"/>
-          <w:lang w:val="en-US"/>
-        </w:rPr>
-        <w:br/>
-      </w:r>
-      <w:r>
-        <w:rPr>
-          <w:color w:val="080808"/>
-          <w:lang w:val="en-US"/>
-        </w:rPr>
-        <w:br/>
-      </w:r>
-      <w:r>
-        <w:rPr>
-          <w:color w:val="0033B3"/>
-          <w:lang w:val="en-US"/>
-        </w:rPr>
-        <w:t xml:space="preserve">for </w:t>
-      </w:r>
-      <w:r>
-        <w:rPr>
-          <w:color w:val="080808"/>
-          <w:lang w:val="en-US"/>
-        </w:rPr>
-        <w:t xml:space="preserve">a,b,v </w:t>
-      </w:r>
-      <w:r>
-        <w:rPr>
-          <w:color w:val="0033B3"/>
-          <w:lang w:val="en-US"/>
-        </w:rPr>
-        <w:t xml:space="preserve">in </w:t>
-      </w:r>
-      <w:r>
-        <w:rPr>
-          <w:color w:val="080808"/>
-          <w:lang w:val="en-US"/>
-        </w:rPr>
-        <w:t>s:</w:t>
-      </w:r>
-      <w:r>
-        <w:rPr>
-          <w:color w:val="080808"/>
-          <w:lang w:val="en-US"/>
-        </w:rPr>
-        <w:br/>
-        <w:t xml:space="preserve">    </w:t>
-      </w:r>
-      <w:r>
-        <w:rPr>
-          <w:color w:val="0033B3"/>
-          <w:highlight w:val="yellow"/>
-          <w:lang w:val="en-US"/>
-        </w:rPr>
-        <w:t xml:space="preserve">if </w:t>
-      </w:r>
-      <w:r>
-        <w:rPr>
-          <w:color w:val="080808"/>
-          <w:highlight w:val="yellow"/>
-          <w:lang w:val="en-US"/>
-        </w:rPr>
-        <w:t>a==</w:t>
-      </w:r>
-      <w:r>
-        <w:rPr>
-          <w:color w:val="1750EB"/>
-          <w:highlight w:val="yellow"/>
-          <w:lang w:val="en-US"/>
-        </w:rPr>
-        <w:t xml:space="preserve">96 </w:t>
-      </w:r>
-      <w:r>
-        <w:rPr>
-          <w:color w:val="0033B3"/>
-          <w:highlight w:val="yellow"/>
-          <w:lang w:val="en-US"/>
-        </w:rPr>
-        <w:t xml:space="preserve">or </w:t>
-      </w:r>
-      <w:r>
-        <w:rPr>
-          <w:color w:val="080808"/>
-          <w:highlight w:val="yellow"/>
-          <w:lang w:val="en-US"/>
-        </w:rPr>
-        <w:t>b==</w:t>
-      </w:r>
-      <w:r>
-        <w:rPr>
-          <w:color w:val="1750EB"/>
-          <w:highlight w:val="yellow"/>
-          <w:lang w:val="en-US"/>
-        </w:rPr>
-        <w:t>96</w:t>
-      </w:r>
-      <w:r>
-        <w:rPr>
-          <w:color w:val="080808"/>
-          <w:highlight w:val="yellow"/>
-          <w:lang w:val="en-US"/>
-        </w:rPr>
-        <w:t xml:space="preserve">: </w:t>
-      </w:r>
-      <w:r>
-        <w:rPr>
-          <w:color w:val="0033B3"/>
-          <w:highlight w:val="yellow"/>
-          <w:lang w:val="en-US"/>
-        </w:rPr>
-        <w:t>continue</w:t>
-      </w:r>
-      <w:r>
-        <w:rPr>
-          <w:color w:val="0033B3"/>
-          <w:lang w:val="en-US"/>
-        </w:rPr>
-        <w:br/>
-        <w:t xml:space="preserve">    if </w:t>
-      </w:r>
-      <w:r>
-        <w:rPr>
-          <w:color w:val="080808"/>
-          <w:lang w:val="en-US"/>
-        </w:rPr>
-        <w:t xml:space="preserve">a </w:t>
-      </w:r>
-      <w:r>
-        <w:rPr>
-          <w:color w:val="0033B3"/>
-          <w:lang w:val="en-US"/>
-        </w:rPr>
-        <w:t xml:space="preserve">not in </w:t>
-      </w:r>
-      <w:r>
-        <w:rPr>
-          <w:color w:val="080808"/>
-          <w:lang w:val="en-US"/>
-        </w:rPr>
-        <w:t>g: g[a]=[]</w:t>
-      </w:r>
-      <w:r>
-        <w:rPr>
-          <w:color w:val="080808"/>
-          <w:lang w:val="en-US"/>
-        </w:rPr>
-        <w:br/>
-        <w:t xml:space="preserve">    g[a].append((b,v))</w:t>
-      </w:r>
-      <w:r>
-        <w:rPr>
-          <w:color w:val="080808"/>
-          <w:lang w:val="en-US"/>
-        </w:rPr>
-        <w:br/>
-      </w:r>
-      <w:r>
-        <w:rPr>
-          <w:color w:val="9E880D"/>
-          <w:lang w:val="en-US"/>
-        </w:rPr>
-        <w:t>@lru_cache</w:t>
-      </w:r>
-      <w:r>
-        <w:rPr>
-          <w:color w:val="080808"/>
-          <w:lang w:val="en-US"/>
-        </w:rPr>
-        <w:t>(</w:t>
-      </w:r>
-      <w:r>
-        <w:rPr>
-          <w:color w:val="1750EB"/>
-          <w:lang w:val="en-US"/>
-        </w:rPr>
-        <w:t>100</w:t>
-      </w:r>
-      <w:r>
-        <w:rPr>
-          <w:color w:val="1750EB"/>
-          <w:lang w:val="en-US"/>
-        </w:rPr>
-        <w:t>0</w:t>
-      </w:r>
-      <w:r>
-        <w:rPr>
-          <w:color w:val="1750EB"/>
-          <w:lang w:val="en-US"/>
-        </w:rPr>
-        <w:t>00</w:t>
-      </w:r>
-      <w:r>
-        <w:rPr>
-          <w:color w:val="080808"/>
-          <w:lang w:val="en-US"/>
-        </w:rPr>
-        <w:t>)</w:t>
-      </w:r>
-      <w:r>
-        <w:rPr>
-          <w:color w:val="080808"/>
-          <w:lang w:val="en-US"/>
-        </w:rPr>
-        <w:br/>
-      </w:r>
-      <w:r>
-        <w:rPr>
-          <w:color w:val="0033B3"/>
-          <w:lang w:val="en-US"/>
-        </w:rPr>
-        <w:t xml:space="preserve">def </w:t>
-      </w:r>
-      <w:r>
-        <w:rPr>
-          <w:color w:val="00627A"/>
-          <w:lang w:val="en-US"/>
-        </w:rPr>
-        <w:t xml:space="preserve">f </w:t>
-      </w:r>
-      <w:r>
-        <w:rPr>
-          <w:color w:val="080808"/>
-          <w:lang w:val="en-US"/>
-        </w:rPr>
-        <w:t>(</w:t>
-      </w:r>
-      <w:r>
-        <w:rPr>
-          <w:color w:val="000000"/>
-          <w:lang w:val="en-US"/>
-        </w:rPr>
-        <w:t>a</w:t>
-      </w:r>
-      <w:r>
-        <w:rPr>
-          <w:color w:val="080808"/>
-          <w:lang w:val="en-US"/>
-        </w:rPr>
-        <w:t>,</w:t>
-      </w:r>
-      <w:r>
-        <w:rPr>
-          <w:color w:val="000000"/>
-          <w:lang w:val="en-US"/>
-        </w:rPr>
-        <w:t>fin</w:t>
-      </w:r>
-      <w:r>
-        <w:rPr>
-          <w:color w:val="080808"/>
-          <w:lang w:val="en-US"/>
-        </w:rPr>
-        <w:t>):</w:t>
-      </w:r>
-      <w:r>
-        <w:rPr>
-          <w:color w:val="080808"/>
-          <w:lang w:val="en-US"/>
-        </w:rPr>
-        <w:br/>
-        <w:t xml:space="preserve">    </w:t>
-      </w:r>
-      <w:r>
-        <w:rPr>
-          <w:color w:val="0033B3"/>
-          <w:lang w:val="en-US"/>
-        </w:rPr>
-        <w:t xml:space="preserve">if </w:t>
-      </w:r>
-      <w:r>
-        <w:rPr>
-          <w:color w:val="000000"/>
-          <w:lang w:val="en-US"/>
-        </w:rPr>
-        <w:t>a</w:t>
-      </w:r>
-      <w:r>
-        <w:rPr>
-          <w:color w:val="080808"/>
-          <w:lang w:val="en-US"/>
-        </w:rPr>
-        <w:t>==</w:t>
-      </w:r>
-      <w:r>
-        <w:rPr>
-          <w:color w:val="000000"/>
-          <w:lang w:val="en-US"/>
-        </w:rPr>
-        <w:t xml:space="preserve"> </w:t>
-      </w:r>
-      <w:r>
-        <w:rPr>
-          <w:color w:val="000000"/>
-          <w:lang w:val="en-US"/>
-        </w:rPr>
-        <w:t>fin</w:t>
-      </w:r>
-      <w:r>
-        <w:rPr>
-          <w:color w:val="080808"/>
-          <w:lang w:val="en-US"/>
-        </w:rPr>
-        <w:t>:</w:t>
-      </w:r>
-      <w:r>
-        <w:rPr>
-          <w:color w:val="0033B3"/>
-          <w:lang w:val="en-US"/>
-        </w:rPr>
-        <w:t xml:space="preserve">return </w:t>
-      </w:r>
-      <w:r>
-        <w:rPr>
-          <w:color w:val="1750EB"/>
-          <w:lang w:val="en-US"/>
-        </w:rPr>
-        <w:t>0</w:t>
-      </w:r>
-      <w:r>
-        <w:rPr>
-          <w:color w:val="1750EB"/>
-          <w:lang w:val="en-US"/>
-        </w:rPr>
-        <w:br/>
-        <w:t xml:space="preserve">    </w:t>
-      </w:r>
-      <w:r>
-        <w:rPr>
-          <w:color w:val="0033B3"/>
-          <w:lang w:val="en-US"/>
-        </w:rPr>
-        <w:t xml:space="preserve">if </w:t>
-      </w:r>
-      <w:r>
-        <w:rPr>
-          <w:color w:val="000000"/>
-          <w:lang w:val="en-US"/>
-        </w:rPr>
-        <w:t xml:space="preserve">a </w:t>
-      </w:r>
-      <w:r>
-        <w:rPr>
-          <w:color w:val="0033B3"/>
-          <w:lang w:val="en-US"/>
-        </w:rPr>
-        <w:t xml:space="preserve">not in </w:t>
-      </w:r>
-      <w:r>
-        <w:rPr>
-          <w:color w:val="080808"/>
-          <w:lang w:val="en-US"/>
-        </w:rPr>
-        <w:t xml:space="preserve">g: </w:t>
-      </w:r>
-      <w:r>
-        <w:rPr>
-          <w:color w:val="0033B3"/>
-          <w:lang w:val="en-US"/>
-        </w:rPr>
-        <w:t xml:space="preserve">return </w:t>
-      </w:r>
-      <w:r>
-        <w:rPr>
-          <w:color w:val="1750EB"/>
-          <w:lang w:val="en-US"/>
-        </w:rPr>
-        <w:t>10</w:t>
-      </w:r>
-      <w:r>
-        <w:rPr>
-          <w:color w:val="080808"/>
-          <w:lang w:val="en-US"/>
-        </w:rPr>
-        <w:t>**</w:t>
-      </w:r>
-      <w:r>
-        <w:rPr>
-          <w:color w:val="1750EB"/>
-          <w:lang w:val="en-US"/>
-        </w:rPr>
-        <w:t>10</w:t>
-      </w:r>
-    </w:p>
-    <w:p>
-      <w:pPr>
-        <w:pStyle w:val="HTML"/>
-        <w:shd w:val="clear" w:color="auto" w:fill="FFFFFF"/>
-        <w:rPr>
-          <w:color w:val="080808"/>
-          <w:lang w:val="en-US"/>
-        </w:rPr>
-      </w:pPr>
-      <w:r>
-        <w:rPr>
-          <w:color w:val="1750EB"/>
-          <w:lang w:val="en-US"/>
-        </w:rPr>
-        <w:t xml:space="preserve">    </w:t>
-      </w:r>
-      <w:r>
-        <w:rPr>
-          <w:color w:val="000000"/>
-          <w:lang w:val="en-US"/>
-        </w:rPr>
-        <w:t>deti</w:t>
-      </w:r>
-      <w:r>
-        <w:rPr>
-          <w:color w:val="080808"/>
-          <w:lang w:val="en-US"/>
-        </w:rPr>
-        <w:t>=g[</w:t>
-      </w:r>
-      <w:r>
-        <w:rPr>
-          <w:color w:val="000000"/>
-          <w:lang w:val="en-US"/>
-        </w:rPr>
-        <w:t>a</w:t>
-      </w:r>
-      <w:r>
-        <w:rPr>
-          <w:color w:val="080808"/>
-          <w:lang w:val="en-US"/>
-        </w:rPr>
-        <w:t>]</w:t>
-      </w:r>
-      <w:r>
-        <w:rPr>
-          <w:color w:val="080808"/>
-          <w:lang w:val="en-US"/>
-        </w:rPr>
-        <w:br/>
-      </w:r>
-      <w:r>
-        <w:rPr>
-          <w:color w:val="000000"/>
-          <w:lang w:val="en-US"/>
-        </w:rPr>
-        <w:t xml:space="preserve">    </w:t>
-      </w:r>
-      <w:r>
-        <w:rPr>
-          <w:color w:val="000000"/>
-          <w:lang w:val="en-US"/>
-        </w:rPr>
-        <w:t>rez</w:t>
-      </w:r>
-      <w:r>
-        <w:rPr>
-          <w:color w:val="080808"/>
-          <w:lang w:val="en-US"/>
-        </w:rPr>
-        <w:t>=[</w:t>
-      </w:r>
-      <w:r>
-        <w:rPr>
-          <w:color w:val="000000"/>
-          <w:lang w:val="en-US"/>
-        </w:rPr>
-        <w:t>v</w:t>
-      </w:r>
-      <w:r>
-        <w:rPr>
-          <w:color w:val="080808"/>
-          <w:lang w:val="en-US"/>
-        </w:rPr>
-        <w:t>+ f(</w:t>
-      </w:r>
-      <w:r>
-        <w:rPr>
-          <w:color w:val="000000"/>
-          <w:lang w:val="en-US"/>
-        </w:rPr>
-        <w:t>b</w:t>
-      </w:r>
-      <w:r>
-        <w:rPr>
-          <w:color w:val="080808"/>
-          <w:lang w:val="en-US"/>
-        </w:rPr>
-        <w:t xml:space="preserve">, </w:t>
-      </w:r>
-      <w:r>
-        <w:rPr>
-          <w:color w:val="000000"/>
-          <w:lang w:val="en-US"/>
-        </w:rPr>
-        <w:t>fin</w:t>
-      </w:r>
-      <w:r>
-        <w:rPr>
-          <w:color w:val="080808"/>
-          <w:lang w:val="en-US"/>
-        </w:rPr>
-        <w:t xml:space="preserve">) </w:t>
-      </w:r>
-      <w:r>
-        <w:rPr>
-          <w:color w:val="0033B3"/>
-          <w:lang w:val="en-US"/>
-        </w:rPr>
-        <w:t xml:space="preserve">for </w:t>
-      </w:r>
-      <w:r>
-        <w:rPr>
-          <w:color w:val="000000"/>
-          <w:lang w:val="en-US"/>
-        </w:rPr>
-        <w:t>b</w:t>
-      </w:r>
-      <w:r>
-        <w:rPr>
-          <w:color w:val="080808"/>
-          <w:lang w:val="en-US"/>
-        </w:rPr>
-        <w:t>,</w:t>
-      </w:r>
-      <w:r>
-        <w:rPr>
-          <w:color w:val="000000"/>
-          <w:lang w:val="en-US"/>
-        </w:rPr>
-        <w:t xml:space="preserve">v </w:t>
-      </w:r>
-      <w:r>
-        <w:rPr>
-          <w:color w:val="0033B3"/>
-          <w:lang w:val="en-US"/>
-        </w:rPr>
-        <w:t xml:space="preserve">in </w:t>
-      </w:r>
-      <w:r>
-        <w:rPr>
-          <w:color w:val="000000"/>
-          <w:lang w:val="en-US"/>
-        </w:rPr>
-        <w:t xml:space="preserve">deti </w:t>
-      </w:r>
-      <w:r>
-        <w:rPr>
-          <w:color w:val="080808"/>
-          <w:lang w:val="en-US"/>
-        </w:rPr>
-        <w:t>]</w:t>
-      </w:r>
-    </w:p>
-    <w:p>
-      <w:pPr>
-        <w:pStyle w:val="HTML"/>
-        <w:shd w:val="clear" w:color="auto" w:fill="FFFFFF"/>
-        <w:rPr>
-          <w:color w:val="080808"/>
-          <w:lang w:val="en-US"/>
-        </w:rPr>
-      </w:pPr>
-      <w:r>
-        <w:rPr>
-          <w:color w:val="080808"/>
-          <w:lang w:val="en-US"/>
-        </w:rPr>
-        <w:t xml:space="preserve">    </w:t>
-      </w:r>
-      <w:r>
-        <w:rPr>
-          <w:color w:val="0033B3"/>
-          <w:lang w:val="en-US"/>
-        </w:rPr>
-        <w:t xml:space="preserve">return </w:t>
-      </w:r>
-      <w:r>
-        <w:rPr>
-          <w:color w:val="000080"/>
-          <w:lang w:val="en-US"/>
-        </w:rPr>
-        <w:t>min</w:t>
-      </w:r>
-      <w:r>
-        <w:rPr>
-          <w:color w:val="080808"/>
-          <w:lang w:val="en-US"/>
-        </w:rPr>
-        <w:t>(</w:t>
-      </w:r>
-      <w:r>
-        <w:rPr>
-          <w:color w:val="000000"/>
-          <w:lang w:val="en-US"/>
-        </w:rPr>
-        <w:t>rez</w:t>
-      </w:r>
-      <w:r>
-        <w:rPr>
-          <w:color w:val="080808"/>
-          <w:lang w:val="en-US"/>
-        </w:rPr>
-        <w:t>)</w:t>
-      </w:r>
-      <w:r>
-        <w:rPr>
-          <w:color w:val="080808"/>
-          <w:lang w:val="en-US"/>
-        </w:rPr>
-        <w:br/>
-      </w:r>
-      <w:r>
-        <w:rPr>
-          <w:color w:val="000080"/>
-          <w:lang w:val="en-US"/>
-        </w:rPr>
-        <w:t>print</w:t>
-      </w:r>
-      <w:r>
-        <w:rPr>
-          <w:color w:val="080808"/>
-          <w:lang w:val="en-US"/>
-        </w:rPr>
-        <w:t>(</w:t>
-      </w:r>
-      <w:r>
-        <w:rPr>
-          <w:color w:val="000080"/>
-          <w:lang w:val="en-US"/>
-        </w:rPr>
-        <w:t>int</w:t>
-      </w:r>
-      <w:r>
-        <w:rPr>
-          <w:color w:val="080808"/>
-          <w:lang w:val="en-US"/>
-        </w:rPr>
-        <w:t>(f(</w:t>
-      </w:r>
-      <w:r>
-        <w:rPr>
-          <w:color w:val="1750EB"/>
-          <w:lang w:val="en-US"/>
-        </w:rPr>
-        <w:t>173</w:t>
-      </w:r>
-      <w:r>
-        <w:rPr>
-          <w:color w:val="080808"/>
-          <w:lang w:val="en-US"/>
-        </w:rPr>
-        <w:t>,</w:t>
-      </w:r>
-      <w:r>
-        <w:rPr>
-          <w:color w:val="1750EB"/>
-          <w:lang w:val="en-US"/>
-        </w:rPr>
-        <w:t>238</w:t>
-      </w:r>
-      <w:r>
-        <w:rPr>
-          <w:color w:val="080808"/>
-          <w:lang w:val="en-US"/>
-        </w:rPr>
-        <w:t>)))</w:t>
-      </w:r>
-    </w:p>
-    <w:p>
-      <w:pPr>
-        <w:pStyle w:val="HTML"/>
-        <w:shd w:val="clear" w:color="auto" w:fill="FFFFFF"/>
-        <w:rPr>
           <w:color w:val="080808"/>
           <w:lang w:val="en-US"/>
         </w:rPr>
@@ -17032,24 +17028,18 @@
     </w:p>
     <w:p>
       <w:pPr>
-        <w:pStyle w:val="HTML"/>
-        <w:shd w:val="clear" w:color="auto" w:fill="FFFFFF"/>
-        <w:rPr>
-          <w:color w:val="080808"/>
-          <w:lang w:val="en-US"/>
-        </w:rPr>
-      </w:pPr>
-    </w:p>
-    <w:p>
-      <w:pPr>
         <w:rPr>
           <w:rFonts w:ascii="Arial" w:eastAsiaTheme="majorEastAsia" w:hAnsi="Arial" w:cstheme="majorBidi"/>
           <w:color w:val="0070C0"/>
           <w:sz w:val="20"/>
           <w:szCs w:val="26"/>
+          <w:lang w:val="en-US"/>
         </w:rPr>
       </w:pPr>
       <w:r>
+        <w:rPr>
+          <w:lang w:val="en-US"/>
+        </w:rPr>
         <w:br w:type="page"/>
       </w:r>
     </w:p>
@@ -17105,16 +17095,7 @@
           <w:rFonts w:ascii="Arial" w:hAnsi="Arial" w:cs="Arial"/>
           <w:color w:val="222222"/>
         </w:rPr>
-        <w:t>В текстовом файле содержится описание ациклического ориентированного взвешенного графа. В каждой строке файла записаны два нату</w:t>
-      </w:r>
-      <w:bookmarkStart w:id="0" w:name="_GoBack"/>
-      <w:bookmarkEnd w:id="0"/>
-      <w:r>
-        <w:rPr>
-          <w:rFonts w:ascii="Arial" w:hAnsi="Arial" w:cs="Arial"/>
-          <w:color w:val="222222"/>
-        </w:rPr>
-        <w:t>ральных числа (L, M) и одно положительное вещественное число (W). L и M – номера вершин графа, W – вес ребра, ведущего из вершины L в вершину M. Таким образом, количество строк в файле равно количеству рёбер в графе. Две вершины графа не могут быть соединены более чем одним ребром.</w:t>
+        <w:t>В текстовом файле содержится описание ациклического ориентированного взвешенного графа. В каждой строке файла записаны два натуральных числа (L, M) и одно положительное вещественное число (W). L и M – номера вершин графа, W – вес ребра, ведущего из вершины L в вершину M. Таким образом, количество строк в файле равно количеству рёбер в графе. Две вершины графа не могут быть соединены более чем одним ребром.</w:t>
       </w:r>
     </w:p>
     <w:p>
@@ -18826,6 +18807,7 @@
           <w:szCs w:val="18"/>
           <w:highlight w:val="yellow"/>
           <w:shd w:val="clear" w:color="auto" w:fill="FFFFFF"/>
+          <w:lang w:val="en-US"/>
         </w:rPr>
       </w:pPr>
       <w:r>
@@ -18840,6 +18822,7 @@
           <w:szCs w:val="18"/>
           <w:highlight w:val="yellow"/>
           <w:shd w:val="clear" w:color="auto" w:fill="FFFFFF"/>
+          <w:lang w:val="en-US"/>
         </w:rPr>
         <w:br w:type="page"/>
       </w:r>
@@ -18985,7 +18968,16 @@
           <w:rFonts w:ascii="Arial" w:hAnsi="Arial" w:cs="Arial"/>
           <w:color w:val="222222"/>
         </w:rPr>
-        <w:t>Вершины графа могут быть пронумерованы не подряд. L ≤ 1000, M ≤ 1000; W ≤ 10 000. Количество строк в файле не превосходит 200. Числа в строках разделены произвольным ненулевым количеством пробелов и/или табуляций.</w:t>
+        <w:t>Вершины графа могут быть пронумерова</w:t>
+      </w:r>
+      <w:bookmarkStart w:id="0" w:name="_GoBack"/>
+      <w:bookmarkEnd w:id="0"/>
+      <w:r>
+        <w:rPr>
+          <w:rFonts w:ascii="Arial" w:hAnsi="Arial" w:cs="Arial"/>
+          <w:color w:val="222222"/>
+        </w:rPr>
+        <w:t>ны не подряд. L ≤ 1000, M ≤ 1000; W ≤ 10 000. Количество строк в файле не превосходит 200. Числа в строках разделены произвольным ненулевым количеством пробелов и/или табуляций.</w:t>
       </w:r>
     </w:p>
     <w:p>
@@ -18998,6 +18990,7 @@
           <w:color w:val="222222"/>
           <w:sz w:val="18"/>
           <w:szCs w:val="18"/>
+          <w:lang w:val="en-US"/>
         </w:rPr>
       </w:pPr>
       <w:r>
@@ -19009,7 +19002,65 @@
           <w:sz w:val="18"/>
           <w:szCs w:val="18"/>
         </w:rPr>
-        <w:t>Файлы к заданию:</w:t>
+        <w:t>Файлы</w:t>
+      </w:r>
+      <w:r>
+        <w:rPr>
+          <w:rFonts w:ascii="Arial" w:hAnsi="Arial" w:cs="Arial"/>
+          <w:b/>
+          <w:bCs/>
+          <w:color w:val="222222"/>
+          <w:sz w:val="18"/>
+          <w:szCs w:val="18"/>
+          <w:lang w:val="en-US"/>
+        </w:rPr>
+        <w:t xml:space="preserve"> </w:t>
+      </w:r>
+      <w:r>
+        <w:rPr>
+          <w:rFonts w:ascii="Arial" w:hAnsi="Arial" w:cs="Arial"/>
+          <w:b/>
+          <w:bCs/>
+          <w:color w:val="222222"/>
+          <w:sz w:val="18"/>
+          <w:szCs w:val="18"/>
+        </w:rPr>
+        <w:t>к</w:t>
+      </w:r>
+      <w:r>
+        <w:rPr>
+          <w:rFonts w:ascii="Arial" w:hAnsi="Arial" w:cs="Arial"/>
+          <w:b/>
+          <w:bCs/>
+          <w:color w:val="222222"/>
+          <w:sz w:val="18"/>
+          <w:szCs w:val="18"/>
+          <w:lang w:val="en-US"/>
+        </w:rPr>
+        <w:t xml:space="preserve"> </w:t>
+      </w:r>
+      <w:r>
+        <w:rPr>
+          <w:rFonts w:ascii="Arial" w:hAnsi="Arial" w:cs="Arial"/>
+          <w:b/>
+          <w:bCs/>
+          <w:color w:val="222222"/>
+          <w:sz w:val="18"/>
+          <w:szCs w:val="18"/>
+        </w:rPr>
+        <w:t>заданию</w:t>
+      </w:r>
+      <w:r>
+        <w:rPr>
+          <w:rFonts w:ascii="Arial" w:hAnsi="Arial" w:cs="Arial"/>
+          <w:b/>
+          <w:bCs/>
+          <w:color w:val="222222"/>
+          <w:sz w:val="18"/>
+          <w:szCs w:val="18"/>
+          <w:lang w:val="en-US"/>
+        </w:rPr>
+        <w:t>:</w:t>
       </w:r>
       <w:hyperlink r:id="rId12" w:history="1">
         <w:r>
@@ -19019,6 +19070,7 @@
             <w:color w:val="2A5885"/>
             <w:sz w:val="18"/>
             <w:szCs w:val="18"/>
+            <w:lang w:val="en-US"/>
           </w:rPr>
           <w:t>23.txt</w:t>
         </w:r>
@@ -24116,6 +24168,7 @@
           <w:lang w:eastAsia="ru-RU"/>
         </w:rPr>
       </w:pPr>
+      <w:bookmarkStart w:id="1" w:name="OLE_LINK1"/>
       <w:r>
         <w:rPr>
           <w:rFonts w:eastAsia="Times New Roman"/>
@@ -24431,6 +24484,7 @@
         <w:t>1156629792</w:t>
       </w:r>
     </w:p>
+    <w:bookmarkEnd w:id="1"/>
     <w:p>
       <w:pPr>
         <w:pStyle w:val="HTML"/>
@@ -29661,6 +29715,7 @@
   <w:style w:type="character" w:default="1" w:styleId="a0">
     <w:name w:val="Default Paragraph Font"/>
     <w:uiPriority w:val="1"/>
+    <w:semiHidden/>
     <w:unhideWhenUsed/>
   </w:style>
   <w:style w:type="table" w:default="1" w:styleId="a1">

--- a/json_files/СТРУКТУРА ЕГЭ ИНФОРМАТИКА/23 new/23 - ЗАДАЧИ_с таблицей.docx
+++ b/json_files/СТРУКТУРА ЕГЭ ИНФОРМАТИКА/23 new/23 - ЗАДАЧИ_с таблицей.docx
@@ -8722,7 +8722,7 @@
           <w:szCs w:val="20"/>
           <w:lang w:eastAsia="ru-RU"/>
         </w:rPr>
-        <w:t> В текстовом файле содержится описание ациклического ориентированного взвешенного графа. В каждой строке файла записаны два натуральных числа (L, M) и одно положительное вещественное число (W). L и M – номера вершин графа, W – вес ребра, ведущего из вершины L в вершину M. Таким образом, количество строк в файле равно количеству рёбер в графе. Две вершины графа не могут быть соединены более чем одним ребром.</w:t>
+        <w:t>Две вершины графа не могут быть соединены более чем одним ребром.</w:t>
       </w:r>
       <w:r>
         <w:rPr>
@@ -8748,6 +8748,20 @@
           <w:lang w:eastAsia="ru-RU"/>
         </w:rPr>
       </w:pPr>
+    </w:p>
+    <w:p>
+      <w:pPr>
+        <w:shd w:val="clear" w:color="auto" w:fill="FFFFFF"/>
+        <w:spacing w:after="0" w:line="240" w:lineRule="auto"/>
+        <w:rPr>
+          <w:rFonts w:ascii="Arial" w:eastAsia="Times New Roman" w:hAnsi="Arial" w:cs="Arial"/>
+          <w:b/>
+          <w:color w:val="222222"/>
+          <w:sz w:val="20"/>
+          <w:szCs w:val="20"/>
+          <w:lang w:eastAsia="ru-RU"/>
+        </w:rPr>
+      </w:pPr>
       <w:r>
         <w:rPr>
           <w:rFonts w:ascii="Arial" w:eastAsia="Times New Roman" w:hAnsi="Arial" w:cs="Arial"/>
@@ -8767,17 +8781,79 @@
           <w:szCs w:val="20"/>
           <w:lang w:eastAsia="ru-RU"/>
         </w:rPr>
-        <w:t>максимальной длины пути из вершины с номером 2027 до какого-либо из достижимых «тупиков» графа.</w:t>
-      </w:r>
-      <w:r>
-        <w:rPr>
-          <w:rFonts w:ascii="Arial" w:eastAsia="Times New Roman" w:hAnsi="Arial" w:cs="Arial"/>
-          <w:color w:val="222222"/>
-          <w:sz w:val="20"/>
-          <w:szCs w:val="20"/>
-          <w:lang w:eastAsia="ru-RU"/>
-        </w:rPr>
-        <w:t xml:space="preserve"> Под максимальной длиной пути понимается максимальная сумма весов рёбер, составляющих путь. Гарантируется, что хотя бы для одного «тупика» такой путь существует.</w:t>
+        <w:t xml:space="preserve">максимальной длины пути </w:t>
+      </w:r>
+    </w:p>
+    <w:p>
+      <w:pPr>
+        <w:shd w:val="clear" w:color="auto" w:fill="FFFFFF"/>
+        <w:spacing w:after="0" w:line="240" w:lineRule="auto"/>
+        <w:rPr>
+          <w:rFonts w:ascii="Arial" w:eastAsia="Times New Roman" w:hAnsi="Arial" w:cs="Arial"/>
+          <w:color w:val="222222"/>
+          <w:sz w:val="20"/>
+          <w:szCs w:val="20"/>
+          <w:lang w:eastAsia="ru-RU"/>
+        </w:rPr>
+      </w:pPr>
+      <w:r>
+        <w:rPr>
+          <w:rFonts w:ascii="Arial" w:eastAsia="Times New Roman" w:hAnsi="Arial" w:cs="Arial"/>
+          <w:b/>
+          <w:color w:val="222222"/>
+          <w:sz w:val="20"/>
+          <w:szCs w:val="20"/>
+          <w:lang w:eastAsia="ru-RU"/>
+        </w:rPr>
+        <w:t>из вершины с номером 2027 до какого-либо из достижимых «тупиков» графа.</w:t>
+      </w:r>
+      <w:r>
+        <w:rPr>
+          <w:rFonts w:ascii="Arial" w:eastAsia="Times New Roman" w:hAnsi="Arial" w:cs="Arial"/>
+          <w:color w:val="222222"/>
+          <w:sz w:val="20"/>
+          <w:szCs w:val="20"/>
+          <w:lang w:eastAsia="ru-RU"/>
+        </w:rPr>
+        <w:t xml:space="preserve"> </w:t>
+      </w:r>
+    </w:p>
+    <w:p>
+      <w:pPr>
+        <w:shd w:val="clear" w:color="auto" w:fill="FFFFFF"/>
+        <w:spacing w:after="0" w:line="240" w:lineRule="auto"/>
+        <w:rPr>
+          <w:rFonts w:ascii="Arial" w:eastAsia="Times New Roman" w:hAnsi="Arial" w:cs="Arial"/>
+          <w:color w:val="222222"/>
+          <w:sz w:val="20"/>
+          <w:szCs w:val="20"/>
+          <w:lang w:eastAsia="ru-RU"/>
+        </w:rPr>
+      </w:pPr>
+    </w:p>
+    <w:p>
+      <w:pPr>
+        <w:shd w:val="clear" w:color="auto" w:fill="FFFFFF"/>
+        <w:spacing w:after="0" w:line="240" w:lineRule="auto"/>
+        <w:rPr>
+          <w:rFonts w:ascii="Arial" w:eastAsia="Times New Roman" w:hAnsi="Arial" w:cs="Arial"/>
+          <w:color w:val="222222"/>
+          <w:sz w:val="20"/>
+          <w:szCs w:val="20"/>
+          <w:lang w:eastAsia="ru-RU"/>
+        </w:rPr>
+      </w:pPr>
+      <w:bookmarkStart w:id="0" w:name="_GoBack"/>
+      <w:bookmarkEnd w:id="0"/>
+      <w:r>
+        <w:rPr>
+          <w:rFonts w:ascii="Arial" w:eastAsia="Times New Roman" w:hAnsi="Arial" w:cs="Arial"/>
+          <w:color w:val="222222"/>
+          <w:sz w:val="20"/>
+          <w:szCs w:val="20"/>
+          <w:lang w:eastAsia="ru-RU"/>
+        </w:rPr>
+        <w:t>Под максимальной длиной пути понимается максимальная сумма весов рёбер, составляющих путь. Гарантируется, что хотя бы для одного «тупика» такой путь существует.</w:t>
       </w:r>
       <w:r>
         <w:rPr>
@@ -10191,7 +10267,7 @@
           <w:szCs w:val="20"/>
           <w:lang w:eastAsia="ru-RU"/>
         </w:rPr>
-        <w:t>В текстовом файле содержится описание ациклического ориентированного взвешенного графа. В каждой строке файла записаны два натуральных числа (L, M) и одно положительное вещественное число (W). L и M – номера вершин графа, W – вес ребра, ведущего из вершины L в вершину M. Таким образом, количество строк в файле равно количеству рёбер в графе. Две вершины графа не могут быть соединены более чем одним ребром.</w:t>
+        <w:t>Две вершины графа не могут быть соединены более чем одним ребром.</w:t>
       </w:r>
     </w:p>
     <w:p>
@@ -10205,6 +10281,18 @@
           <w:lang w:eastAsia="ru-RU"/>
         </w:rPr>
       </w:pPr>
+    </w:p>
+    <w:p>
+      <w:pPr>
+        <w:spacing w:after="0" w:line="240" w:lineRule="auto"/>
+        <w:rPr>
+          <w:rFonts w:ascii="Arial" w:eastAsia="Times New Roman" w:hAnsi="Arial" w:cs="Arial"/>
+          <w:color w:val="222222"/>
+          <w:sz w:val="20"/>
+          <w:szCs w:val="20"/>
+          <w:lang w:eastAsia="ru-RU"/>
+        </w:rPr>
+      </w:pPr>
       <w:r>
         <w:rPr>
           <w:rFonts w:ascii="Arial" w:eastAsia="Times New Roman" w:hAnsi="Arial" w:cs="Arial"/>
@@ -10235,7 +10323,29 @@
           <w:szCs w:val="20"/>
           <w:lang w:eastAsia="ru-RU"/>
         </w:rPr>
-        <w:t xml:space="preserve">, которое может содержать путь </w:t>
+        <w:t xml:space="preserve">, </w:t>
+      </w:r>
+    </w:p>
+    <w:p>
+      <w:pPr>
+        <w:spacing w:after="0" w:line="240" w:lineRule="auto"/>
+        <w:rPr>
+          <w:rFonts w:ascii="Arial" w:eastAsia="Times New Roman" w:hAnsi="Arial" w:cs="Arial"/>
+          <w:color w:val="222222"/>
+          <w:sz w:val="20"/>
+          <w:szCs w:val="20"/>
+          <w:lang w:eastAsia="ru-RU"/>
+        </w:rPr>
+      </w:pPr>
+      <w:r>
+        <w:rPr>
+          <w:rFonts w:ascii="Arial" w:eastAsia="Times New Roman" w:hAnsi="Arial" w:cs="Arial"/>
+          <w:color w:val="222222"/>
+          <w:sz w:val="20"/>
+          <w:szCs w:val="20"/>
+          <w:lang w:eastAsia="ru-RU"/>
+        </w:rPr>
+        <w:t xml:space="preserve">которое может содержать путь </w:t>
       </w:r>
       <w:r>
         <w:rPr>
@@ -10256,7 +10366,41 @@
           <w:szCs w:val="20"/>
           <w:lang w:eastAsia="ru-RU"/>
         </w:rPr>
-        <w:t>. Существование хотя бы одного такого пути гарантируется.</w:t>
+        <w:t xml:space="preserve">. </w:t>
+      </w:r>
+    </w:p>
+    <w:p>
+      <w:pPr>
+        <w:spacing w:after="0" w:line="240" w:lineRule="auto"/>
+        <w:rPr>
+          <w:rFonts w:ascii="Arial" w:eastAsia="Times New Roman" w:hAnsi="Arial" w:cs="Arial"/>
+          <w:color w:val="222222"/>
+          <w:sz w:val="20"/>
+          <w:szCs w:val="20"/>
+          <w:lang w:eastAsia="ru-RU"/>
+        </w:rPr>
+      </w:pPr>
+    </w:p>
+    <w:p>
+      <w:pPr>
+        <w:spacing w:after="0" w:line="240" w:lineRule="auto"/>
+        <w:rPr>
+          <w:rFonts w:ascii="Arial" w:eastAsia="Times New Roman" w:hAnsi="Arial" w:cs="Arial"/>
+          <w:color w:val="222222"/>
+          <w:sz w:val="20"/>
+          <w:szCs w:val="20"/>
+          <w:lang w:eastAsia="ru-RU"/>
+        </w:rPr>
+      </w:pPr>
+      <w:r>
+        <w:rPr>
+          <w:rFonts w:ascii="Arial" w:eastAsia="Times New Roman" w:hAnsi="Arial" w:cs="Arial"/>
+          <w:color w:val="222222"/>
+          <w:sz w:val="20"/>
+          <w:szCs w:val="20"/>
+          <w:lang w:eastAsia="ru-RU"/>
+        </w:rPr>
+        <w:t>Существование хотя бы одного такого пути гарантируется.</w:t>
       </w:r>
     </w:p>
     <w:p>
@@ -11500,7 +11644,7 @@
           <w:szCs w:val="20"/>
           <w:lang w:eastAsia="ru-RU"/>
         </w:rPr>
-        <w:t>В текстовом файле содержится описание ациклического ориентированного взвешенного графа. В каждой строке файла записаны два натуральных числа (L, M) и одно положительное вещественное число (W). L и M – номера вершин графа, W – вес ребра, ведущего из вершины L в вершину M. Таким образом, количество строк в файле равно количеству рёбер в графе. Две вершины графа не могут быть соединены более чем одним ребром.</w:t>
+        <w:t>Две вершины графа не могут быть соединены более чем одним ребром.</w:t>
       </w:r>
     </w:p>
     <w:p>
@@ -11508,7 +11652,18 @@
         <w:spacing w:after="0" w:line="240" w:lineRule="auto"/>
         <w:rPr>
           <w:rFonts w:ascii="Arial" w:eastAsia="Times New Roman" w:hAnsi="Arial" w:cs="Arial"/>
-          <w:b/>
+          <w:color w:val="222222"/>
+          <w:sz w:val="20"/>
+          <w:szCs w:val="20"/>
+          <w:lang w:eastAsia="ru-RU"/>
+        </w:rPr>
+      </w:pPr>
+    </w:p>
+    <w:p>
+      <w:pPr>
+        <w:spacing w:after="0" w:line="240" w:lineRule="auto"/>
+        <w:rPr>
+          <w:rFonts w:ascii="Arial" w:eastAsia="Times New Roman" w:hAnsi="Arial" w:cs="Arial"/>
           <w:color w:val="222222"/>
           <w:sz w:val="20"/>
           <w:szCs w:val="20"/>
@@ -11545,7 +11700,30 @@
           <w:szCs w:val="20"/>
           <w:lang w:eastAsia="ru-RU"/>
         </w:rPr>
-        <w:t xml:space="preserve">различных путей из вершины </w:t>
+        <w:t xml:space="preserve">различных путей </w:t>
+      </w:r>
+    </w:p>
+    <w:p>
+      <w:pPr>
+        <w:spacing w:after="0" w:line="240" w:lineRule="auto"/>
+        <w:rPr>
+          <w:rFonts w:ascii="Arial" w:eastAsia="Times New Roman" w:hAnsi="Arial" w:cs="Arial"/>
+          <w:b/>
+          <w:color w:val="222222"/>
+          <w:sz w:val="20"/>
+          <w:szCs w:val="20"/>
+          <w:lang w:eastAsia="ru-RU"/>
+        </w:rPr>
+      </w:pPr>
+      <w:r>
+        <w:rPr>
+          <w:rFonts w:ascii="Arial" w:eastAsia="Times New Roman" w:hAnsi="Arial" w:cs="Arial"/>
+          <w:color w:val="222222"/>
+          <w:sz w:val="20"/>
+          <w:szCs w:val="20"/>
+          <w:lang w:eastAsia="ru-RU"/>
+        </w:rPr>
+        <w:t xml:space="preserve">из вершины </w:t>
       </w:r>
       <w:r>
         <w:rPr>
@@ -11581,6 +11759,19 @@
         </w:rPr>
         <w:t>.</w:t>
       </w:r>
+    </w:p>
+    <w:p>
+      <w:pPr>
+        <w:spacing w:after="0" w:line="240" w:lineRule="auto"/>
+        <w:rPr>
+          <w:rFonts w:ascii="Arial" w:eastAsia="Times New Roman" w:hAnsi="Arial" w:cs="Arial"/>
+          <w:b/>
+          <w:color w:val="222222"/>
+          <w:sz w:val="20"/>
+          <w:szCs w:val="20"/>
+          <w:lang w:eastAsia="ru-RU"/>
+        </w:rPr>
+      </w:pPr>
     </w:p>
     <w:p>
       <w:pPr>
@@ -12793,7 +12984,7 @@
           <w:szCs w:val="20"/>
           <w:lang w:eastAsia="ru-RU"/>
         </w:rPr>
-        <w:t>В текстовом файле содержится описание ациклического ориентированного взвешенного графа. В каждой строке файла записаны два натуральных числа (L, M) и одно положительное вещественное число (W). L и M – номера вершин графа, W – вес ребра, ведущего из вершины L в вершину M. Таким образом, количество строк в файле равно количеству рёбер в графе. Две вершины графа не могут быть соединены более чем одним ребром.</w:t>
+        <w:t>Две вершины графа не могут быть соединены более чем одним ребром.</w:t>
       </w:r>
     </w:p>
     <w:p>
@@ -12801,7 +12992,18 @@
         <w:spacing w:after="0" w:line="240" w:lineRule="auto"/>
         <w:rPr>
           <w:rFonts w:ascii="Arial" w:eastAsia="Times New Roman" w:hAnsi="Arial" w:cs="Arial"/>
-          <w:b/>
+          <w:color w:val="222222"/>
+          <w:sz w:val="20"/>
+          <w:szCs w:val="20"/>
+          <w:lang w:eastAsia="ru-RU"/>
+        </w:rPr>
+      </w:pPr>
+    </w:p>
+    <w:p>
+      <w:pPr>
+        <w:spacing w:after="0" w:line="240" w:lineRule="auto"/>
+        <w:rPr>
+          <w:rFonts w:ascii="Arial" w:eastAsia="Times New Roman" w:hAnsi="Arial" w:cs="Arial"/>
           <w:color w:val="222222"/>
           <w:sz w:val="20"/>
           <w:szCs w:val="20"/>
@@ -12838,7 +13040,30 @@
           <w:szCs w:val="20"/>
           <w:lang w:eastAsia="ru-RU"/>
         </w:rPr>
-        <w:t xml:space="preserve">различных путей из вершины </w:t>
+        <w:t xml:space="preserve">различных путей </w:t>
+      </w:r>
+    </w:p>
+    <w:p>
+      <w:pPr>
+        <w:spacing w:after="0" w:line="240" w:lineRule="auto"/>
+        <w:rPr>
+          <w:rFonts w:ascii="Arial" w:eastAsia="Times New Roman" w:hAnsi="Arial" w:cs="Arial"/>
+          <w:b/>
+          <w:color w:val="222222"/>
+          <w:sz w:val="20"/>
+          <w:szCs w:val="20"/>
+          <w:lang w:eastAsia="ru-RU"/>
+        </w:rPr>
+      </w:pPr>
+      <w:r>
+        <w:rPr>
+          <w:rFonts w:ascii="Arial" w:eastAsia="Times New Roman" w:hAnsi="Arial" w:cs="Arial"/>
+          <w:color w:val="222222"/>
+          <w:sz w:val="20"/>
+          <w:szCs w:val="20"/>
+          <w:lang w:eastAsia="ru-RU"/>
+        </w:rPr>
+        <w:t xml:space="preserve">из вершины </w:t>
       </w:r>
       <w:r>
         <w:rPr>
@@ -12874,6 +13099,19 @@
         </w:rPr>
         <w:t>.</w:t>
       </w:r>
+    </w:p>
+    <w:p>
+      <w:pPr>
+        <w:spacing w:after="0" w:line="240" w:lineRule="auto"/>
+        <w:rPr>
+          <w:rFonts w:ascii="Arial" w:eastAsia="Times New Roman" w:hAnsi="Arial" w:cs="Arial"/>
+          <w:b/>
+          <w:color w:val="222222"/>
+          <w:sz w:val="20"/>
+          <w:szCs w:val="20"/>
+          <w:lang w:eastAsia="ru-RU"/>
+        </w:rPr>
+      </w:pPr>
     </w:p>
     <w:p>
       <w:pPr>
@@ -14290,7 +14528,7 @@
           <w:szCs w:val="20"/>
           <w:lang w:eastAsia="ru-RU"/>
         </w:rPr>
-        <w:t>В текстовом файле содержится описание ациклического ориентированного взвешенного графа. В каждой строке файла записаны два натуральных числа (L, M) и одно положительное вещественное число (W). L и M – номера вершин графа, W – вес ребра, ведущего из вершины L в вершину M. Таким образом, количество строк в файле равно количеству рёбер в графе. Две вершины графа не могут быть соединены более чем одним ребром.</w:t>
+        <w:t>Две вершины графа не могут быть соединены более чем одним ребром.</w:t>
       </w:r>
     </w:p>
     <w:p>
@@ -14304,6 +14542,19 @@
           <w:lang w:eastAsia="ru-RU"/>
         </w:rPr>
       </w:pPr>
+    </w:p>
+    <w:p>
+      <w:pPr>
+        <w:spacing w:after="0" w:line="240" w:lineRule="auto"/>
+        <w:rPr>
+          <w:rFonts w:ascii="Arial" w:eastAsia="Times New Roman" w:hAnsi="Arial" w:cs="Arial"/>
+          <w:b/>
+          <w:color w:val="222222"/>
+          <w:sz w:val="20"/>
+          <w:szCs w:val="20"/>
+          <w:lang w:eastAsia="ru-RU"/>
+        </w:rPr>
+      </w:pPr>
       <w:r>
         <w:rPr>
           <w:rFonts w:ascii="Arial" w:eastAsia="Times New Roman" w:hAnsi="Arial" w:cs="Arial"/>
@@ -14323,8 +14574,44 @@
           <w:szCs w:val="20"/>
           <w:lang w:eastAsia="ru-RU"/>
         </w:rPr>
-        <w:t>целую часть длины кратчайшего пути из вершины с номером 113 в вершину с номером 316, </w:t>
-      </w:r>
+        <w:t xml:space="preserve">целую часть длины кратчайшего пути </w:t>
+      </w:r>
+    </w:p>
+    <w:p>
+      <w:pPr>
+        <w:spacing w:after="0" w:line="240" w:lineRule="auto"/>
+        <w:rPr>
+          <w:rFonts w:ascii="Arial" w:eastAsia="Times New Roman" w:hAnsi="Arial" w:cs="Arial"/>
+          <w:b/>
+          <w:color w:val="222222"/>
+          <w:sz w:val="20"/>
+          <w:szCs w:val="20"/>
+          <w:lang w:eastAsia="ru-RU"/>
+        </w:rPr>
+      </w:pPr>
+      <w:r>
+        <w:rPr>
+          <w:rFonts w:ascii="Arial" w:eastAsia="Times New Roman" w:hAnsi="Arial" w:cs="Arial"/>
+          <w:b/>
+          <w:color w:val="222222"/>
+          <w:sz w:val="20"/>
+          <w:szCs w:val="20"/>
+          <w:lang w:eastAsia="ru-RU"/>
+        </w:rPr>
+        <w:t>из вершины с номером 113 в вершину с номером 316, </w:t>
+      </w:r>
+    </w:p>
+    <w:p>
+      <w:pPr>
+        <w:spacing w:after="0" w:line="240" w:lineRule="auto"/>
+        <w:rPr>
+          <w:rFonts w:ascii="Arial" w:eastAsia="Times New Roman" w:hAnsi="Arial" w:cs="Arial"/>
+          <w:color w:val="222222"/>
+          <w:sz w:val="20"/>
+          <w:szCs w:val="20"/>
+          <w:lang w:eastAsia="ru-RU"/>
+        </w:rPr>
+      </w:pPr>
       <w:r>
         <w:rPr>
           <w:rFonts w:ascii="Arial" w:eastAsia="Times New Roman" w:hAnsi="Arial" w:cs="Arial"/>
@@ -14357,7 +14644,41 @@
           <w:szCs w:val="20"/>
           <w:lang w:eastAsia="ru-RU"/>
         </w:rPr>
-        <w:t>. Существование хотя бы одного такого пути гарантируется. Под длиной кратчайшего пути понимается минимальная сумма весов рёбер, составляющих путь.</w:t>
+        <w:t xml:space="preserve">. </w:t>
+      </w:r>
+    </w:p>
+    <w:p>
+      <w:pPr>
+        <w:spacing w:after="0" w:line="240" w:lineRule="auto"/>
+        <w:rPr>
+          <w:rFonts w:ascii="Arial" w:eastAsia="Times New Roman" w:hAnsi="Arial" w:cs="Arial"/>
+          <w:color w:val="222222"/>
+          <w:sz w:val="20"/>
+          <w:szCs w:val="20"/>
+          <w:lang w:eastAsia="ru-RU"/>
+        </w:rPr>
+      </w:pPr>
+    </w:p>
+    <w:p>
+      <w:pPr>
+        <w:spacing w:after="0" w:line="240" w:lineRule="auto"/>
+        <w:rPr>
+          <w:rFonts w:ascii="Arial" w:eastAsia="Times New Roman" w:hAnsi="Arial" w:cs="Arial"/>
+          <w:color w:val="222222"/>
+          <w:sz w:val="20"/>
+          <w:szCs w:val="20"/>
+          <w:lang w:eastAsia="ru-RU"/>
+        </w:rPr>
+      </w:pPr>
+      <w:r>
+        <w:rPr>
+          <w:rFonts w:ascii="Arial" w:eastAsia="Times New Roman" w:hAnsi="Arial" w:cs="Arial"/>
+          <w:color w:val="222222"/>
+          <w:sz w:val="20"/>
+          <w:szCs w:val="20"/>
+          <w:lang w:eastAsia="ru-RU"/>
+        </w:rPr>
+        <w:t>Существование хотя бы одного такого пути гарантируется. Под длиной кратчайшего пути понимается минимальная сумма весов рёбер, составляющих путь.</w:t>
       </w:r>
     </w:p>
     <w:p>
@@ -15660,33 +15981,6 @@
       <w:pPr>
         <w:pStyle w:val="2"/>
         <w:rPr>
-          <w:rFonts w:eastAsia="Times New Roman" w:cs="Arial"/>
-          <w:color w:val="222222"/>
-          <w:szCs w:val="20"/>
-          <w:lang w:eastAsia="ru-RU"/>
-        </w:rPr>
-      </w:pPr>
-      <w:r>
-        <w:rPr>
-          <w:rFonts w:ascii="Segoe UI" w:hAnsi="Segoe UI" w:cs="Segoe UI"/>
-          <w:b/>
-          <w:color w:val="0F1115"/>
-          <w:szCs w:val="20"/>
-          <w:shd w:val="clear" w:color="auto" w:fill="FFFFFF"/>
-        </w:rPr>
-        <w:t>ЧУТЬ СЛОЖНЕЕ</w:t>
-      </w:r>
-      <w:r>
-        <w:rPr>
-          <w:rFonts w:ascii="Segoe UI" w:hAnsi="Segoe UI" w:cs="Segoe UI"/>
-          <w:color w:val="0F1115"/>
-          <w:szCs w:val="20"/>
-          <w:shd w:val="clear" w:color="auto" w:fill="FFFFFF"/>
-        </w:rPr>
-        <w:t xml:space="preserve"> </w:t>
-      </w:r>
-      <w:r>
-        <w:rPr>
           <w:rFonts w:cs="Arial"/>
           <w:b/>
           <w:bCs/>
@@ -15695,10 +15989,27 @@
           <w:color w:val="222222"/>
           <w:sz w:val="18"/>
           <w:szCs w:val="18"/>
-          <w:highlight w:val="yellow"/>
           <w:shd w:val="clear" w:color="auto" w:fill="FFFFFF"/>
         </w:rPr>
-        <w:t>32027</w:t>
+      </w:pPr>
+      <w:r>
+        <w:rPr>
+          <w:rFonts w:ascii="Segoe UI" w:hAnsi="Segoe UI" w:cs="Segoe UI"/>
+          <w:b/>
+          <w:color w:val="0F1115"/>
+          <w:szCs w:val="20"/>
+          <w:shd w:val="clear" w:color="auto" w:fill="FFFFFF"/>
+        </w:rPr>
+        <w:t>ЧУТЬ СЛОЖНЕЕ</w:t>
+      </w:r>
+      <w:r>
+        <w:rPr>
+          <w:rFonts w:ascii="Segoe UI" w:hAnsi="Segoe UI" w:cs="Segoe UI"/>
+          <w:color w:val="0F1115"/>
+          <w:szCs w:val="20"/>
+          <w:shd w:val="clear" w:color="auto" w:fill="FFFFFF"/>
+        </w:rPr>
+        <w:t xml:space="preserve"> </w:t>
       </w:r>
       <w:r>
         <w:rPr>
@@ -15710,27 +16021,44 @@
           <w:color w:val="222222"/>
           <w:sz w:val="18"/>
           <w:szCs w:val="18"/>
+          <w:highlight w:val="yellow"/>
           <w:shd w:val="clear" w:color="auto" w:fill="FFFFFF"/>
         </w:rPr>
+        <w:t>32027</w:t>
+      </w:r>
+      <w:r>
+        <w:rPr>
+          <w:rFonts w:cs="Arial"/>
+          <w:b/>
+          <w:bCs/>
+          <w:i/>
+          <w:iCs/>
+          <w:color w:val="222222"/>
+          <w:sz w:val="18"/>
+          <w:szCs w:val="18"/>
+          <w:shd w:val="clear" w:color="auto" w:fill="FFFFFF"/>
+        </w:rPr>
         <w:t> </w:t>
       </w:r>
-      <w:r>
-        <w:rPr>
-          <w:rFonts w:ascii="Segoe UI" w:hAnsi="Segoe UI" w:cs="Segoe UI"/>
-          <w:color w:val="0F1115"/>
-          <w:szCs w:val="20"/>
-          <w:shd w:val="clear" w:color="auto" w:fill="FFFFFF"/>
-        </w:rPr>
-        <w:br/>
-      </w:r>
-      <w:r>
+    </w:p>
+    <w:p>
+      <w:pPr>
+        <w:pStyle w:val="2"/>
         <w:rPr>
           <w:rFonts w:eastAsia="Times New Roman" w:cs="Arial"/>
           <w:color w:val="222222"/>
           <w:szCs w:val="20"/>
           <w:lang w:eastAsia="ru-RU"/>
         </w:rPr>
-        <w:t>В текстовом файле содержится описание ациклического ориентированного взвешенного графа. В каждой строке файла записаны два натуральных числа (L, M) и одно положительное вещественное число (W). L и M – номера вершин графа, W – вес ребра, ведущего из вершины L в вершину M. Таким образом, количество строк в файле равно количеству рёбер в графе. Две вершины графа не могут быть соединены более чем одним ребром.</w:t>
+      </w:pPr>
+      <w:r>
+        <w:rPr>
+          <w:rFonts w:eastAsia="Times New Roman" w:cs="Arial"/>
+          <w:color w:val="222222"/>
+          <w:szCs w:val="20"/>
+          <w:lang w:eastAsia="ru-RU"/>
+        </w:rPr>
+        <w:t>Две вершины графа не могут быть соединены более чем одним ребром.</w:t>
       </w:r>
     </w:p>
     <w:p>
@@ -15738,6 +16066,7 @@
         <w:spacing w:after="0" w:line="240" w:lineRule="auto"/>
         <w:rPr>
           <w:rFonts w:ascii="Arial" w:eastAsia="Times New Roman" w:hAnsi="Arial" w:cs="Arial"/>
+          <w:b/>
           <w:color w:val="222222"/>
           <w:sz w:val="20"/>
           <w:szCs w:val="20"/>
@@ -15763,8 +16092,44 @@
           <w:szCs w:val="20"/>
           <w:lang w:eastAsia="ru-RU"/>
         </w:rPr>
-        <w:t>целую часть длины кратчайшего пути из вершины с номером 173 в вершину с номером 238, </w:t>
-      </w:r>
+        <w:t xml:space="preserve">целую часть длины кратчайшего пути </w:t>
+      </w:r>
+    </w:p>
+    <w:p>
+      <w:pPr>
+        <w:spacing w:after="0" w:line="240" w:lineRule="auto"/>
+        <w:rPr>
+          <w:rFonts w:ascii="Arial" w:eastAsia="Times New Roman" w:hAnsi="Arial" w:cs="Arial"/>
+          <w:b/>
+          <w:color w:val="222222"/>
+          <w:sz w:val="20"/>
+          <w:szCs w:val="20"/>
+          <w:lang w:eastAsia="ru-RU"/>
+        </w:rPr>
+      </w:pPr>
+      <w:r>
+        <w:rPr>
+          <w:rFonts w:ascii="Arial" w:eastAsia="Times New Roman" w:hAnsi="Arial" w:cs="Arial"/>
+          <w:b/>
+          <w:color w:val="222222"/>
+          <w:sz w:val="20"/>
+          <w:szCs w:val="20"/>
+          <w:lang w:eastAsia="ru-RU"/>
+        </w:rPr>
+        <w:t>из вершины с номером 173 в вершину с номером 238, </w:t>
+      </w:r>
+    </w:p>
+    <w:p>
+      <w:pPr>
+        <w:spacing w:after="0" w:line="240" w:lineRule="auto"/>
+        <w:rPr>
+          <w:rFonts w:ascii="Arial" w:eastAsia="Times New Roman" w:hAnsi="Arial" w:cs="Arial"/>
+          <w:color w:val="222222"/>
+          <w:sz w:val="20"/>
+          <w:szCs w:val="20"/>
+          <w:lang w:eastAsia="ru-RU"/>
+        </w:rPr>
+      </w:pPr>
       <w:r>
         <w:rPr>
           <w:rFonts w:ascii="Arial" w:eastAsia="Times New Roman" w:hAnsi="Arial" w:cs="Arial"/>
@@ -15797,7 +16162,41 @@
           <w:szCs w:val="20"/>
           <w:lang w:eastAsia="ru-RU"/>
         </w:rPr>
-        <w:t>. Существование хотя бы одного такого пути гарантируется. Под длиной кратчайшего пути понимается минимальная сумма весов рёбер, составляющих путь.</w:t>
+        <w:t xml:space="preserve">. </w:t>
+      </w:r>
+    </w:p>
+    <w:p>
+      <w:pPr>
+        <w:spacing w:after="0" w:line="240" w:lineRule="auto"/>
+        <w:rPr>
+          <w:rFonts w:ascii="Arial" w:eastAsia="Times New Roman" w:hAnsi="Arial" w:cs="Arial"/>
+          <w:color w:val="222222"/>
+          <w:sz w:val="20"/>
+          <w:szCs w:val="20"/>
+          <w:lang w:eastAsia="ru-RU"/>
+        </w:rPr>
+      </w:pPr>
+    </w:p>
+    <w:p>
+      <w:pPr>
+        <w:spacing w:after="0" w:line="240" w:lineRule="auto"/>
+        <w:rPr>
+          <w:rFonts w:ascii="Arial" w:eastAsia="Times New Roman" w:hAnsi="Arial" w:cs="Arial"/>
+          <w:color w:val="222222"/>
+          <w:sz w:val="20"/>
+          <w:szCs w:val="20"/>
+          <w:lang w:eastAsia="ru-RU"/>
+        </w:rPr>
+      </w:pPr>
+      <w:r>
+        <w:rPr>
+          <w:rFonts w:ascii="Arial" w:eastAsia="Times New Roman" w:hAnsi="Arial" w:cs="Arial"/>
+          <w:color w:val="222222"/>
+          <w:sz w:val="20"/>
+          <w:szCs w:val="20"/>
+          <w:lang w:eastAsia="ru-RU"/>
+        </w:rPr>
+        <w:t>Существование хотя бы одного такого пути гарантируется. Под длиной кратчайшего пути понимается минимальная сумма весов рёбер, составляющих путь.</w:t>
       </w:r>
     </w:p>
     <w:p>
@@ -18920,6 +19319,7 @@
         <w:shd w:val="clear" w:color="auto" w:fill="FFFFFF"/>
         <w:rPr>
           <w:rFonts w:ascii="Arial" w:hAnsi="Arial" w:cs="Arial"/>
+          <w:b/>
           <w:color w:val="222222"/>
         </w:rPr>
       </w:pPr>
@@ -18936,22 +19336,7 @@
           <w:b/>
           <w:color w:val="222222"/>
         </w:rPr>
-        <w:t>целую часть длины кратчайшего пути из вершины с номером 173 в вершину с номером 523, </w:t>
-      </w:r>
-      <w:r>
-        <w:rPr>
-          <w:rFonts w:ascii="Arial" w:hAnsi="Arial" w:cs="Arial"/>
-          <w:b/>
-          <w:bCs/>
-        </w:rPr>
-        <w:t>проходящего через обе вершины с номерами 91 и 474</w:t>
-      </w:r>
-      <w:r>
-        <w:rPr>
-          <w:rFonts w:ascii="Arial" w:hAnsi="Arial" w:cs="Arial"/>
-          <w:color w:val="222222"/>
-        </w:rPr>
-        <w:t>. Существование хотя бы одного такого пути гарантируется. Под длиной кратчайшего пути понимается минимальная сумма весов рёбер, составляющих путь.</w:t>
+        <w:t xml:space="preserve">целую часть длины кратчайшего пути </w:t>
       </w:r>
     </w:p>
     <w:p>
@@ -18960,24 +19345,113 @@
         <w:shd w:val="clear" w:color="auto" w:fill="FFFFFF"/>
         <w:rPr>
           <w:rFonts w:ascii="Arial" w:hAnsi="Arial" w:cs="Arial"/>
+          <w:b/>
           <w:color w:val="222222"/>
         </w:rPr>
       </w:pPr>
       <w:r>
         <w:rPr>
           <w:rFonts w:ascii="Arial" w:hAnsi="Arial" w:cs="Arial"/>
-          <w:color w:val="222222"/>
-        </w:rPr>
-        <w:t>Вершины графа могут быть пронумерова</w:t>
-      </w:r>
-      <w:bookmarkStart w:id="0" w:name="_GoBack"/>
-      <w:bookmarkEnd w:id="0"/>
-      <w:r>
+          <w:b/>
+          <w:color w:val="222222"/>
+        </w:rPr>
+        <w:t>из вершины с номером 173 в вершину с номером 523, </w:t>
+      </w:r>
+    </w:p>
+    <w:p>
+      <w:pPr>
+        <w:pStyle w:val="HTML"/>
+        <w:shd w:val="clear" w:color="auto" w:fill="FFFFFF"/>
         <w:rPr>
           <w:rFonts w:ascii="Arial" w:hAnsi="Arial" w:cs="Arial"/>
           <w:color w:val="222222"/>
         </w:rPr>
-        <w:t>ны не подряд. L ≤ 1000, M ≤ 1000; W ≤ 10 000. Количество строк в файле не превосходит 200. Числа в строках разделены произвольным ненулевым количеством пробелов и/или табуляций.</w:t>
+      </w:pPr>
+      <w:r>
+        <w:rPr>
+          <w:rFonts w:ascii="Arial" w:hAnsi="Arial" w:cs="Arial"/>
+          <w:b/>
+          <w:bCs/>
+        </w:rPr>
+        <w:t>проходящего через обе вершины с номерами 91 и 474</w:t>
+      </w:r>
+      <w:r>
+        <w:rPr>
+          <w:rFonts w:ascii="Arial" w:hAnsi="Arial" w:cs="Arial"/>
+          <w:color w:val="222222"/>
+        </w:rPr>
+        <w:t xml:space="preserve">. </w:t>
+      </w:r>
+    </w:p>
+    <w:p>
+      <w:pPr>
+        <w:pStyle w:val="HTML"/>
+        <w:shd w:val="clear" w:color="auto" w:fill="FFFFFF"/>
+        <w:rPr>
+          <w:rFonts w:ascii="Arial" w:hAnsi="Arial" w:cs="Arial"/>
+          <w:color w:val="222222"/>
+        </w:rPr>
+      </w:pPr>
+    </w:p>
+    <w:p>
+      <w:pPr>
+        <w:pStyle w:val="HTML"/>
+        <w:shd w:val="clear" w:color="auto" w:fill="FFFFFF"/>
+        <w:rPr>
+          <w:rFonts w:ascii="Arial" w:hAnsi="Arial" w:cs="Arial"/>
+          <w:color w:val="222222"/>
+        </w:rPr>
+      </w:pPr>
+      <w:r>
+        <w:rPr>
+          <w:rFonts w:ascii="Arial" w:hAnsi="Arial" w:cs="Arial"/>
+          <w:color w:val="222222"/>
+        </w:rPr>
+        <w:t>Существование хотя бы одного такого пути гарантируется. Под длиной кратчайшего пути понимается минимальная сумма весов рёбер, составляющих путь.</w:t>
+      </w:r>
+    </w:p>
+    <w:p>
+      <w:pPr>
+        <w:pStyle w:val="HTML"/>
+        <w:shd w:val="clear" w:color="auto" w:fill="FFFFFF"/>
+        <w:rPr>
+          <w:rFonts w:ascii="Arial" w:hAnsi="Arial" w:cs="Arial"/>
+          <w:color w:val="222222"/>
+        </w:rPr>
+      </w:pPr>
+    </w:p>
+    <w:p>
+      <w:pPr>
+        <w:pStyle w:val="HTML"/>
+        <w:shd w:val="clear" w:color="auto" w:fill="FFFFFF"/>
+        <w:rPr>
+          <w:rFonts w:ascii="Arial" w:hAnsi="Arial" w:cs="Arial"/>
+          <w:color w:val="222222"/>
+        </w:rPr>
+      </w:pPr>
+      <w:r>
+        <w:rPr>
+          <w:rFonts w:ascii="Arial" w:hAnsi="Arial" w:cs="Arial"/>
+          <w:color w:val="222222"/>
+        </w:rPr>
+        <w:t xml:space="preserve">Вершины графа могут быть пронумерованы не подряд. L ≤ 1000, M ≤ 1000; W ≤ 10 000. Количество строк в файле не превосходит 200. </w:t>
+      </w:r>
+    </w:p>
+    <w:p>
+      <w:pPr>
+        <w:pStyle w:val="HTML"/>
+        <w:shd w:val="clear" w:color="auto" w:fill="FFFFFF"/>
+        <w:rPr>
+          <w:rFonts w:ascii="Arial" w:hAnsi="Arial" w:cs="Arial"/>
+          <w:color w:val="222222"/>
+        </w:rPr>
+      </w:pPr>
+      <w:r>
+        <w:rPr>
+          <w:rFonts w:ascii="Arial" w:hAnsi="Arial" w:cs="Arial"/>
+          <w:color w:val="222222"/>
+        </w:rPr>
+        <w:t>Числа в строках разделены произвольным ненулевым количеством пробелов и/или табуляций.</w:t>
       </w:r>
     </w:p>
     <w:p>
@@ -21069,30 +21543,15 @@
           <w:lang w:eastAsia="ru-RU"/>
         </w:rPr>
       </w:pPr>
-      <w:hyperlink r:id="rId13" w:tgtFrame="_blank" w:history="1">
-        <w:r>
-          <w:rPr>
-            <w:rFonts w:ascii="Arial" w:eastAsia="Times New Roman" w:hAnsi="Arial" w:cs="Arial"/>
-            <w:b/>
-            <w:bCs/>
-            <w:color w:val="2A5885"/>
-            <w:sz w:val="20"/>
-            <w:szCs w:val="20"/>
-            <w:u w:val="single"/>
-            <w:lang w:eastAsia="ru-RU"/>
-          </w:rPr>
-          <w:t>(Л. Шастин)</w:t>
-        </w:r>
-      </w:hyperlink>
-      <w:r>
-        <w:rPr>
-          <w:rFonts w:ascii="Arial" w:eastAsia="Times New Roman" w:hAnsi="Arial" w:cs="Arial"/>
-          <w:color w:val="222222"/>
-          <w:sz w:val="20"/>
-          <w:szCs w:val="20"/>
-          <w:lang w:eastAsia="ru-RU"/>
-        </w:rPr>
-        <w:t> В текстовом файле содержится описание ациклического ориентированного взвешенного графа. В каждой строке файла записаны два натуральных числа (L, M) и одно положительное вещественное число (W). L и M – номера вершин графа, W – вес ребра, ведущего из вершины L в вершину M. Таким образом, количество строк в файле равно количеству рёбер в графе. Две вершины графа не могут быть соединены более чем одним ребром.</w:t>
+      <w:r>
+        <w:rPr>
+          <w:rFonts w:ascii="Arial" w:eastAsia="Times New Roman" w:hAnsi="Arial" w:cs="Arial"/>
+          <w:color w:val="222222"/>
+          <w:sz w:val="20"/>
+          <w:szCs w:val="20"/>
+          <w:lang w:eastAsia="ru-RU"/>
+        </w:rPr>
+        <w:t>Две вершины графа не могут быть соединены более чем одним ребром.</w:t>
       </w:r>
       <w:r>
         <w:rPr>
@@ -21103,50 +21562,6 @@
           <w:lang w:eastAsia="ru-RU"/>
         </w:rPr>
         <w:br/>
-        <w:t xml:space="preserve">Найдите и запишите в ответе </w:t>
-      </w:r>
-      <w:r>
-        <w:rPr>
-          <w:rFonts w:ascii="Arial" w:eastAsia="Times New Roman" w:hAnsi="Arial" w:cs="Arial"/>
-          <w:b/>
-          <w:color w:val="222222"/>
-          <w:sz w:val="20"/>
-          <w:szCs w:val="20"/>
-          <w:lang w:eastAsia="ru-RU"/>
-        </w:rPr>
-        <w:t>целую часть длины кратчайшего пути из вершины с номером 2691 в вершину с номером 9514 при условии, что первое ребро найденного пути ведет из вершины 2691 в вершину 2840, а последнее ребро — из вершины 9180 в вершину 9514</w:t>
-      </w:r>
-      <w:r>
-        <w:rPr>
-          <w:rFonts w:ascii="Arial" w:eastAsia="Times New Roman" w:hAnsi="Arial" w:cs="Arial"/>
-          <w:color w:val="222222"/>
-          <w:sz w:val="20"/>
-          <w:szCs w:val="20"/>
-          <w:lang w:eastAsia="ru-RU"/>
-        </w:rPr>
-        <w:t>. Существование хотя бы одного такого пути гарантируется. Под длиной пути понимается сумма весов рёбер, входящих в него.</w:t>
-      </w:r>
-      <w:r>
-        <w:rPr>
-          <w:rFonts w:ascii="Arial" w:eastAsia="Times New Roman" w:hAnsi="Arial" w:cs="Arial"/>
-          <w:color w:val="222222"/>
-          <w:sz w:val="20"/>
-          <w:szCs w:val="20"/>
-          <w:lang w:eastAsia="ru-RU"/>
-        </w:rPr>
-        <w:br/>
-        <w:t>Для выполнения этого задания следует написать программу.</w:t>
-      </w:r>
-      <w:r>
-        <w:rPr>
-          <w:rFonts w:ascii="Arial" w:eastAsia="Times New Roman" w:hAnsi="Arial" w:cs="Arial"/>
-          <w:color w:val="222222"/>
-          <w:sz w:val="20"/>
-          <w:szCs w:val="20"/>
-          <w:lang w:eastAsia="ru-RU"/>
-        </w:rPr>
-        <w:br/>
-        <w:t>Вершины графа могут быть пронумерованы не подряд. L ≤ 10000, M ≤ 10000; W ≤ 100. Количество строк в файле не превосходит 100 000. Числа в строках разделены произвольным ненулевым количеством пробелов и/или табуляций.</w:t>
       </w:r>
     </w:p>
     <w:p>
@@ -21155,6 +21570,7 @@
         <w:spacing w:after="0" w:line="240" w:lineRule="auto"/>
         <w:rPr>
           <w:rFonts w:ascii="Arial" w:eastAsia="Times New Roman" w:hAnsi="Arial" w:cs="Arial"/>
+          <w:b/>
           <w:color w:val="222222"/>
           <w:sz w:val="20"/>
           <w:szCs w:val="20"/>
@@ -21164,15 +21580,179 @@
       <w:r>
         <w:rPr>
           <w:rFonts w:ascii="Arial" w:eastAsia="Times New Roman" w:hAnsi="Arial" w:cs="Arial"/>
-          <w:i/>
-          <w:iCs/>
-          <w:color w:val="222222"/>
-          <w:sz w:val="20"/>
-          <w:szCs w:val="20"/>
-          <w:lang w:eastAsia="ru-RU"/>
-        </w:rPr>
-        <w:t>Типовой пример организации данных во входном файле для графа на рисунке.</w:t>
-      </w:r>
+          <w:color w:val="222222"/>
+          <w:sz w:val="20"/>
+          <w:szCs w:val="20"/>
+          <w:lang w:eastAsia="ru-RU"/>
+        </w:rPr>
+        <w:t xml:space="preserve">Найдите и запишите в ответе </w:t>
+      </w:r>
+      <w:r>
+        <w:rPr>
+          <w:rFonts w:ascii="Arial" w:eastAsia="Times New Roman" w:hAnsi="Arial" w:cs="Arial"/>
+          <w:b/>
+          <w:color w:val="222222"/>
+          <w:sz w:val="20"/>
+          <w:szCs w:val="20"/>
+          <w:lang w:eastAsia="ru-RU"/>
+        </w:rPr>
+        <w:t xml:space="preserve">целую часть длины кратчайшего пути </w:t>
+      </w:r>
+    </w:p>
+    <w:p>
+      <w:pPr>
+        <w:shd w:val="clear" w:color="auto" w:fill="FFFFFF"/>
+        <w:spacing w:after="0" w:line="240" w:lineRule="auto"/>
+        <w:rPr>
+          <w:rFonts w:ascii="Arial" w:eastAsia="Times New Roman" w:hAnsi="Arial" w:cs="Arial"/>
+          <w:b/>
+          <w:color w:val="222222"/>
+          <w:sz w:val="20"/>
+          <w:szCs w:val="20"/>
+          <w:lang w:eastAsia="ru-RU"/>
+        </w:rPr>
+      </w:pPr>
+      <w:r>
+        <w:rPr>
+          <w:rFonts w:ascii="Arial" w:eastAsia="Times New Roman" w:hAnsi="Arial" w:cs="Arial"/>
+          <w:b/>
+          <w:color w:val="222222"/>
+          <w:sz w:val="20"/>
+          <w:szCs w:val="20"/>
+          <w:lang w:eastAsia="ru-RU"/>
+        </w:rPr>
+        <w:t xml:space="preserve">из вершины с номером 2691 в вершину с номером 9514 при условии, </w:t>
+      </w:r>
+    </w:p>
+    <w:p>
+      <w:pPr>
+        <w:shd w:val="clear" w:color="auto" w:fill="FFFFFF"/>
+        <w:spacing w:after="0" w:line="240" w:lineRule="auto"/>
+        <w:rPr>
+          <w:rFonts w:ascii="Arial" w:eastAsia="Times New Roman" w:hAnsi="Arial" w:cs="Arial"/>
+          <w:b/>
+          <w:color w:val="222222"/>
+          <w:sz w:val="20"/>
+          <w:szCs w:val="20"/>
+          <w:lang w:eastAsia="ru-RU"/>
+        </w:rPr>
+      </w:pPr>
+      <w:r>
+        <w:rPr>
+          <w:rFonts w:ascii="Arial" w:eastAsia="Times New Roman" w:hAnsi="Arial" w:cs="Arial"/>
+          <w:b/>
+          <w:color w:val="222222"/>
+          <w:sz w:val="20"/>
+          <w:szCs w:val="20"/>
+          <w:lang w:eastAsia="ru-RU"/>
+        </w:rPr>
+        <w:t xml:space="preserve">что первое ребро найденного пути ведет из вершины 2691 в вершину 2840, </w:t>
+      </w:r>
+    </w:p>
+    <w:p>
+      <w:pPr>
+        <w:shd w:val="clear" w:color="auto" w:fill="FFFFFF"/>
+        <w:spacing w:after="0" w:line="240" w:lineRule="auto"/>
+        <w:rPr>
+          <w:rFonts w:ascii="Arial" w:eastAsia="Times New Roman" w:hAnsi="Arial" w:cs="Arial"/>
+          <w:color w:val="222222"/>
+          <w:sz w:val="20"/>
+          <w:szCs w:val="20"/>
+          <w:lang w:eastAsia="ru-RU"/>
+        </w:rPr>
+      </w:pPr>
+      <w:r>
+        <w:rPr>
+          <w:rFonts w:ascii="Arial" w:eastAsia="Times New Roman" w:hAnsi="Arial" w:cs="Arial"/>
+          <w:b/>
+          <w:color w:val="222222"/>
+          <w:sz w:val="20"/>
+          <w:szCs w:val="20"/>
+          <w:lang w:eastAsia="ru-RU"/>
+        </w:rPr>
+        <w:t>а последнее ребро — из вершины 9180 в вершину 9514</w:t>
+      </w:r>
+      <w:r>
+        <w:rPr>
+          <w:rFonts w:ascii="Arial" w:eastAsia="Times New Roman" w:hAnsi="Arial" w:cs="Arial"/>
+          <w:color w:val="222222"/>
+          <w:sz w:val="20"/>
+          <w:szCs w:val="20"/>
+          <w:lang w:eastAsia="ru-RU"/>
+        </w:rPr>
+        <w:t>. </w:t>
+      </w:r>
+    </w:p>
+    <w:p>
+      <w:pPr>
+        <w:shd w:val="clear" w:color="auto" w:fill="FFFFFF"/>
+        <w:spacing w:after="0" w:line="240" w:lineRule="auto"/>
+        <w:rPr>
+          <w:rFonts w:ascii="Arial" w:eastAsia="Times New Roman" w:hAnsi="Arial" w:cs="Arial"/>
+          <w:color w:val="222222"/>
+          <w:sz w:val="20"/>
+          <w:szCs w:val="20"/>
+          <w:lang w:eastAsia="ru-RU"/>
+        </w:rPr>
+      </w:pPr>
+    </w:p>
+    <w:p>
+      <w:pPr>
+        <w:shd w:val="clear" w:color="auto" w:fill="FFFFFF"/>
+        <w:spacing w:after="0" w:line="240" w:lineRule="auto"/>
+        <w:rPr>
+          <w:rFonts w:ascii="Arial" w:eastAsia="Times New Roman" w:hAnsi="Arial" w:cs="Arial"/>
+          <w:color w:val="222222"/>
+          <w:sz w:val="20"/>
+          <w:szCs w:val="20"/>
+          <w:lang w:eastAsia="ru-RU"/>
+        </w:rPr>
+      </w:pPr>
+      <w:r>
+        <w:rPr>
+          <w:rFonts w:ascii="Arial" w:eastAsia="Times New Roman" w:hAnsi="Arial" w:cs="Arial"/>
+          <w:color w:val="222222"/>
+          <w:sz w:val="20"/>
+          <w:szCs w:val="20"/>
+          <w:lang w:eastAsia="ru-RU"/>
+        </w:rPr>
+        <w:t>Существование хотя бы одного такого пути гарантируется. Под длиной пути понимается сумма весов рёбер, входящих в него.</w:t>
+      </w:r>
+      <w:r>
+        <w:rPr>
+          <w:rFonts w:ascii="Arial" w:eastAsia="Times New Roman" w:hAnsi="Arial" w:cs="Arial"/>
+          <w:color w:val="222222"/>
+          <w:sz w:val="20"/>
+          <w:szCs w:val="20"/>
+          <w:lang w:eastAsia="ru-RU"/>
+        </w:rPr>
+        <w:br/>
+        <w:t>Для выполнения этого задания следует написать программу.</w:t>
+      </w:r>
+      <w:r>
+        <w:rPr>
+          <w:rFonts w:ascii="Arial" w:eastAsia="Times New Roman" w:hAnsi="Arial" w:cs="Arial"/>
+          <w:color w:val="222222"/>
+          <w:sz w:val="20"/>
+          <w:szCs w:val="20"/>
+          <w:lang w:eastAsia="ru-RU"/>
+        </w:rPr>
+        <w:br/>
+        <w:t>Вершины графа могут быть пронумерованы не подряд. L ≤ 10000, M ≤ 10000; W ≤ 100. Количество строк в файле не превосходит 100 000. Числа в строках разделены произвольным ненулевым количеством пробелов и/или табуляций.</w:t>
+      </w:r>
+    </w:p>
+    <w:p>
+      <w:pPr>
+        <w:shd w:val="clear" w:color="auto" w:fill="FFFFFF"/>
+        <w:spacing w:after="0" w:line="240" w:lineRule="auto"/>
+        <w:rPr>
+          <w:rFonts w:ascii="Arial" w:eastAsia="Times New Roman" w:hAnsi="Arial" w:cs="Arial"/>
+          <w:color w:val="222222"/>
+          <w:sz w:val="20"/>
+          <w:szCs w:val="20"/>
+          <w:lang w:eastAsia="ru-RU"/>
+        </w:rPr>
+      </w:pPr>
     </w:p>
     <w:p>
       <w:pPr>
@@ -21552,6 +22132,1600 @@
         </w:rPr>
         <w:t>:</w:t>
       </w:r>
+      <w:hyperlink r:id="rId13" w:history="1">
+        <w:r>
+          <w:rPr>
+            <w:rFonts w:ascii="Arial" w:eastAsia="Times New Roman" w:hAnsi="Arial" w:cs="Arial"/>
+            <w:color w:val="2A5885"/>
+            <w:sz w:val="20"/>
+            <w:szCs w:val="20"/>
+            <w:u w:val="single"/>
+            <w:lang w:val="en-US" w:eastAsia="ru-RU"/>
+          </w:rPr>
+          <w:t>23.txt</w:t>
+        </w:r>
+      </w:hyperlink>
+    </w:p>
+    <w:p>
+      <w:pPr>
+        <w:shd w:val="clear" w:color="auto" w:fill="FFFFFF"/>
+        <w:spacing w:after="0" w:line="240" w:lineRule="auto"/>
+        <w:rPr>
+          <w:rFonts w:ascii="Arial" w:eastAsia="Times New Roman" w:hAnsi="Arial" w:cs="Arial"/>
+          <w:b/>
+          <w:bCs/>
+          <w:color w:val="222222"/>
+          <w:sz w:val="20"/>
+          <w:szCs w:val="20"/>
+          <w:lang w:val="en-US" w:eastAsia="ru-RU"/>
+        </w:rPr>
+      </w:pPr>
+      <w:r>
+        <w:rPr>
+          <w:rFonts w:ascii="Arial" w:eastAsia="Times New Roman" w:hAnsi="Arial" w:cs="Arial"/>
+          <w:b/>
+          <w:bCs/>
+          <w:color w:val="222222"/>
+          <w:sz w:val="20"/>
+          <w:szCs w:val="20"/>
+          <w:lang w:val="en-US" w:eastAsia="ru-RU"/>
+        </w:rPr>
+        <w:t>285</w:t>
+      </w:r>
+    </w:p>
+    <w:p>
+      <w:pPr>
+        <w:shd w:val="clear" w:color="auto" w:fill="FFFFFF"/>
+        <w:spacing w:after="0" w:line="240" w:lineRule="auto"/>
+        <w:rPr>
+          <w:rFonts w:ascii="Arial" w:eastAsia="Times New Roman" w:hAnsi="Arial" w:cs="Arial"/>
+          <w:b/>
+          <w:bCs/>
+          <w:color w:val="222222"/>
+          <w:sz w:val="20"/>
+          <w:szCs w:val="20"/>
+          <w:lang w:val="en-US" w:eastAsia="ru-RU"/>
+        </w:rPr>
+      </w:pPr>
+    </w:p>
+    <w:p>
+      <w:pPr>
+        <w:pStyle w:val="HTML"/>
+        <w:shd w:val="clear" w:color="auto" w:fill="FFFFFF"/>
+        <w:spacing w:after="240"/>
+        <w:rPr>
+          <w:color w:val="080808"/>
+          <w:lang w:val="en-US"/>
+        </w:rPr>
+      </w:pPr>
+      <w:r>
+        <w:rPr>
+          <w:color w:val="0033B3"/>
+          <w:lang w:val="en-US"/>
+        </w:rPr>
+        <w:t xml:space="preserve">from </w:t>
+      </w:r>
+      <w:r>
+        <w:rPr>
+          <w:color w:val="080808"/>
+          <w:lang w:val="en-US"/>
+        </w:rPr>
+        <w:t xml:space="preserve">functools </w:t>
+      </w:r>
+      <w:r>
+        <w:rPr>
+          <w:color w:val="0033B3"/>
+          <w:lang w:val="en-US"/>
+        </w:rPr>
+        <w:t>import</w:t>
+      </w:r>
+      <w:r>
+        <w:rPr>
+          <w:color w:val="080808"/>
+          <w:lang w:val="en-US"/>
+        </w:rPr>
+        <w:t>*</w:t>
+      </w:r>
+      <w:r>
+        <w:rPr>
+          <w:color w:val="080808"/>
+          <w:lang w:val="en-US"/>
+        </w:rPr>
+        <w:br/>
+        <w:t xml:space="preserve">f = </w:t>
+      </w:r>
+      <w:r>
+        <w:rPr>
+          <w:color w:val="000080"/>
+          <w:lang w:val="en-US"/>
+        </w:rPr>
+        <w:t>open</w:t>
+      </w:r>
+      <w:r>
+        <w:rPr>
+          <w:color w:val="080808"/>
+          <w:lang w:val="en-US"/>
+        </w:rPr>
+        <w:t>(</w:t>
+      </w:r>
+      <w:r>
+        <w:rPr>
+          <w:color w:val="067D17"/>
+          <w:lang w:val="en-US"/>
+        </w:rPr>
+        <w:t xml:space="preserve">r"D:\a </w:t>
+      </w:r>
+      <w:r>
+        <w:rPr>
+          <w:color w:val="067D17"/>
+        </w:rPr>
+        <w:t>ЖАННА</w:t>
+      </w:r>
+      <w:r>
+        <w:rPr>
+          <w:color w:val="067D17"/>
+          <w:lang w:val="en-US"/>
+        </w:rPr>
+        <w:t xml:space="preserve"> 2024-25\0 </w:t>
+      </w:r>
+      <w:r>
+        <w:rPr>
+          <w:color w:val="067D17"/>
+        </w:rPr>
+        <w:t>ИНДИВИДУАЛКИ</w:t>
+      </w:r>
+      <w:r>
+        <w:rPr>
+          <w:color w:val="067D17"/>
+          <w:lang w:val="en-US"/>
+        </w:rPr>
+        <w:t xml:space="preserve"> </w:t>
+      </w:r>
+      <w:r>
+        <w:rPr>
+          <w:color w:val="067D17"/>
+        </w:rPr>
+        <w:t>ДЕК</w:t>
+      </w:r>
+      <w:r>
+        <w:rPr>
+          <w:color w:val="067D17"/>
+          <w:lang w:val="en-US"/>
+        </w:rPr>
+        <w:t xml:space="preserve">21\1 </w:t>
+      </w:r>
+      <w:r>
+        <w:rPr>
+          <w:color w:val="067D17"/>
+        </w:rPr>
+        <w:t>ЕГЭ</w:t>
+      </w:r>
+      <w:r>
+        <w:rPr>
+          <w:color w:val="067D17"/>
+          <w:lang w:val="en-US"/>
+        </w:rPr>
+        <w:t>_</w:t>
+      </w:r>
+      <w:r>
+        <w:rPr>
+          <w:color w:val="067D17"/>
+        </w:rPr>
+        <w:t>ОГЭ</w:t>
+      </w:r>
+      <w:r>
+        <w:rPr>
+          <w:color w:val="067D17"/>
+          <w:lang w:val="en-US"/>
+        </w:rPr>
+        <w:t>\</w:t>
+      </w:r>
+      <w:r>
+        <w:rPr>
+          <w:color w:val="067D17"/>
+        </w:rPr>
+        <w:t>ЕГЭ</w:t>
+      </w:r>
+      <w:r>
+        <w:rPr>
+          <w:color w:val="067D17"/>
+          <w:lang w:val="en-US"/>
+        </w:rPr>
+        <w:t xml:space="preserve"> </w:t>
+      </w:r>
+      <w:r>
+        <w:rPr>
+          <w:color w:val="067D17"/>
+        </w:rPr>
+        <w:t>ИНФОРМАТИКА</w:t>
+      </w:r>
+      <w:r>
+        <w:rPr>
+          <w:color w:val="067D17"/>
+          <w:lang w:val="en-US"/>
+        </w:rPr>
+        <w:t>\</w:t>
+      </w:r>
+      <w:r>
+        <w:rPr>
+          <w:color w:val="067D17"/>
+        </w:rPr>
+        <w:t>ЗАДАНИЕ</w:t>
+      </w:r>
+      <w:r>
+        <w:rPr>
+          <w:color w:val="067D17"/>
+          <w:lang w:val="en-US"/>
+        </w:rPr>
+        <w:t xml:space="preserve"> 23 - NEW\</w:t>
+      </w:r>
+      <w:r>
+        <w:rPr>
+          <w:color w:val="067D17"/>
+        </w:rPr>
+        <w:t>ФАЙЛЫ</w:t>
+      </w:r>
+      <w:r>
+        <w:rPr>
+          <w:color w:val="067D17"/>
+          <w:lang w:val="en-US"/>
+        </w:rPr>
+        <w:t>\23_31673.txt"</w:t>
+      </w:r>
+      <w:r>
+        <w:rPr>
+          <w:color w:val="080808"/>
+          <w:lang w:val="en-US"/>
+        </w:rPr>
+        <w:t>)</w:t>
+      </w:r>
+      <w:r>
+        <w:rPr>
+          <w:color w:val="080808"/>
+          <w:lang w:val="en-US"/>
+        </w:rPr>
+        <w:br/>
+        <w:t xml:space="preserve">s=[c.split() </w:t>
+      </w:r>
+      <w:r>
+        <w:rPr>
+          <w:color w:val="0033B3"/>
+          <w:lang w:val="en-US"/>
+        </w:rPr>
+        <w:t xml:space="preserve">for </w:t>
+      </w:r>
+      <w:r>
+        <w:rPr>
+          <w:color w:val="080808"/>
+          <w:lang w:val="en-US"/>
+        </w:rPr>
+        <w:t xml:space="preserve">c </w:t>
+      </w:r>
+      <w:r>
+        <w:rPr>
+          <w:color w:val="0033B3"/>
+          <w:lang w:val="en-US"/>
+        </w:rPr>
+        <w:t xml:space="preserve">in </w:t>
+      </w:r>
+      <w:r>
+        <w:rPr>
+          <w:color w:val="080808"/>
+          <w:lang w:val="en-US"/>
+        </w:rPr>
+        <w:t>f.readlines()]</w:t>
+      </w:r>
+      <w:r>
+        <w:rPr>
+          <w:color w:val="080808"/>
+          <w:lang w:val="en-US"/>
+        </w:rPr>
+        <w:br/>
+        <w:t>s = [(</w:t>
+      </w:r>
+      <w:r>
+        <w:rPr>
+          <w:color w:val="000080"/>
+          <w:lang w:val="en-US"/>
+        </w:rPr>
+        <w:t>int</w:t>
+      </w:r>
+      <w:r>
+        <w:rPr>
+          <w:color w:val="080808"/>
+          <w:lang w:val="en-US"/>
+        </w:rPr>
+        <w:t xml:space="preserve">(a), </w:t>
+      </w:r>
+      <w:r>
+        <w:rPr>
+          <w:color w:val="000080"/>
+          <w:lang w:val="en-US"/>
+        </w:rPr>
+        <w:t>int</w:t>
+      </w:r>
+      <w:r>
+        <w:rPr>
+          <w:color w:val="080808"/>
+          <w:lang w:val="en-US"/>
+        </w:rPr>
+        <w:t xml:space="preserve">(b), </w:t>
+      </w:r>
+      <w:r>
+        <w:rPr>
+          <w:color w:val="000080"/>
+          <w:lang w:val="en-US"/>
+        </w:rPr>
+        <w:t>float</w:t>
+      </w:r>
+      <w:r>
+        <w:rPr>
+          <w:color w:val="080808"/>
+          <w:lang w:val="en-US"/>
+        </w:rPr>
+        <w:t xml:space="preserve">(v)) </w:t>
+      </w:r>
+      <w:r>
+        <w:rPr>
+          <w:color w:val="0033B3"/>
+          <w:lang w:val="en-US"/>
+        </w:rPr>
+        <w:t xml:space="preserve">for </w:t>
+      </w:r>
+      <w:r>
+        <w:rPr>
+          <w:color w:val="080808"/>
+          <w:lang w:val="en-US"/>
+        </w:rPr>
+        <w:t xml:space="preserve">a,b,v </w:t>
+      </w:r>
+      <w:r>
+        <w:rPr>
+          <w:color w:val="0033B3"/>
+          <w:lang w:val="en-US"/>
+        </w:rPr>
+        <w:t xml:space="preserve">in </w:t>
+      </w:r>
+      <w:r>
+        <w:rPr>
+          <w:color w:val="080808"/>
+          <w:lang w:val="en-US"/>
+        </w:rPr>
+        <w:t>s]</w:t>
+      </w:r>
+      <w:r>
+        <w:rPr>
+          <w:color w:val="080808"/>
+          <w:lang w:val="en-US"/>
+        </w:rPr>
+        <w:br/>
+        <w:t>g={}</w:t>
+      </w:r>
+      <w:r>
+        <w:rPr>
+          <w:color w:val="080808"/>
+          <w:lang w:val="en-US"/>
+        </w:rPr>
+        <w:br/>
+      </w:r>
+      <w:r>
+        <w:rPr>
+          <w:color w:val="0033B3"/>
+          <w:lang w:val="en-US"/>
+        </w:rPr>
+        <w:t xml:space="preserve">for </w:t>
+      </w:r>
+      <w:r>
+        <w:rPr>
+          <w:color w:val="080808"/>
+          <w:lang w:val="en-US"/>
+        </w:rPr>
+        <w:t xml:space="preserve">a,b,v </w:t>
+      </w:r>
+      <w:r>
+        <w:rPr>
+          <w:color w:val="0033B3"/>
+          <w:lang w:val="en-US"/>
+        </w:rPr>
+        <w:t xml:space="preserve">in </w:t>
+      </w:r>
+      <w:r>
+        <w:rPr>
+          <w:color w:val="080808"/>
+          <w:lang w:val="en-US"/>
+        </w:rPr>
+        <w:t>s:</w:t>
+      </w:r>
+      <w:r>
+        <w:rPr>
+          <w:color w:val="080808"/>
+          <w:lang w:val="en-US"/>
+        </w:rPr>
+        <w:br/>
+        <w:t xml:space="preserve">    </w:t>
+      </w:r>
+      <w:r>
+        <w:rPr>
+          <w:color w:val="0033B3"/>
+          <w:lang w:val="en-US"/>
+        </w:rPr>
+        <w:t xml:space="preserve">if </w:t>
+      </w:r>
+      <w:r>
+        <w:rPr>
+          <w:color w:val="080808"/>
+          <w:lang w:val="en-US"/>
+        </w:rPr>
+        <w:t xml:space="preserve">a </w:t>
+      </w:r>
+      <w:r>
+        <w:rPr>
+          <w:color w:val="0033B3"/>
+          <w:lang w:val="en-US"/>
+        </w:rPr>
+        <w:t xml:space="preserve">not in </w:t>
+      </w:r>
+      <w:r>
+        <w:rPr>
+          <w:color w:val="080808"/>
+          <w:lang w:val="en-US"/>
+        </w:rPr>
+        <w:t>g: g[a]=[]</w:t>
+      </w:r>
+      <w:r>
+        <w:rPr>
+          <w:color w:val="080808"/>
+          <w:lang w:val="en-US"/>
+        </w:rPr>
+        <w:br/>
+        <w:t xml:space="preserve">    g[a].append((b,v))</w:t>
+      </w:r>
+      <w:r>
+        <w:rPr>
+          <w:color w:val="080808"/>
+          <w:lang w:val="en-US"/>
+        </w:rPr>
+        <w:br/>
+      </w:r>
+      <w:r>
+        <w:rPr>
+          <w:color w:val="9E880D"/>
+          <w:lang w:val="en-US"/>
+        </w:rPr>
+        <w:t>@lru_cache</w:t>
+      </w:r>
+      <w:r>
+        <w:rPr>
+          <w:color w:val="080808"/>
+          <w:lang w:val="en-US"/>
+        </w:rPr>
+        <w:t>(</w:t>
+      </w:r>
+      <w:r>
+        <w:rPr>
+          <w:color w:val="1750EB"/>
+          <w:lang w:val="en-US"/>
+        </w:rPr>
+        <w:t>100000</w:t>
+      </w:r>
+      <w:r>
+        <w:rPr>
+          <w:color w:val="080808"/>
+          <w:lang w:val="en-US"/>
+        </w:rPr>
+        <w:t>)</w:t>
+      </w:r>
+      <w:r>
+        <w:rPr>
+          <w:color w:val="080808"/>
+          <w:lang w:val="en-US"/>
+        </w:rPr>
+        <w:br/>
+      </w:r>
+      <w:r>
+        <w:rPr>
+          <w:color w:val="0033B3"/>
+          <w:lang w:val="en-US"/>
+        </w:rPr>
+        <w:t xml:space="preserve">def </w:t>
+      </w:r>
+      <w:r>
+        <w:rPr>
+          <w:color w:val="00627A"/>
+          <w:lang w:val="en-US"/>
+        </w:rPr>
+        <w:t>f</w:t>
+      </w:r>
+      <w:r>
+        <w:rPr>
+          <w:color w:val="080808"/>
+          <w:lang w:val="en-US"/>
+        </w:rPr>
+        <w:t>(</w:t>
+      </w:r>
+      <w:r>
+        <w:rPr>
+          <w:color w:val="000000"/>
+          <w:lang w:val="en-US"/>
+        </w:rPr>
+        <w:t>a</w:t>
+      </w:r>
+      <w:r>
+        <w:rPr>
+          <w:color w:val="080808"/>
+          <w:lang w:val="en-US"/>
+        </w:rPr>
+        <w:t>,</w:t>
+      </w:r>
+      <w:r>
+        <w:rPr>
+          <w:color w:val="000000"/>
+          <w:lang w:val="en-US"/>
+        </w:rPr>
+        <w:t>fin</w:t>
+      </w:r>
+      <w:r>
+        <w:rPr>
+          <w:color w:val="080808"/>
+          <w:lang w:val="en-US"/>
+        </w:rPr>
+        <w:t>):</w:t>
+      </w:r>
+      <w:r>
+        <w:rPr>
+          <w:color w:val="080808"/>
+          <w:lang w:val="en-US"/>
+        </w:rPr>
+        <w:br/>
+        <w:t xml:space="preserve">    </w:t>
+      </w:r>
+      <w:r>
+        <w:rPr>
+          <w:color w:val="0033B3"/>
+          <w:lang w:val="en-US"/>
+        </w:rPr>
+        <w:t xml:space="preserve">if </w:t>
+      </w:r>
+      <w:r>
+        <w:rPr>
+          <w:color w:val="000000"/>
+          <w:lang w:val="en-US"/>
+        </w:rPr>
+        <w:t>a</w:t>
+      </w:r>
+      <w:r>
+        <w:rPr>
+          <w:color w:val="080808"/>
+          <w:lang w:val="en-US"/>
+        </w:rPr>
+        <w:t>==</w:t>
+      </w:r>
+      <w:r>
+        <w:rPr>
+          <w:color w:val="000000"/>
+          <w:lang w:val="en-US"/>
+        </w:rPr>
+        <w:t>fin</w:t>
+      </w:r>
+      <w:r>
+        <w:rPr>
+          <w:color w:val="080808"/>
+          <w:lang w:val="en-US"/>
+        </w:rPr>
+        <w:t xml:space="preserve">: </w:t>
+      </w:r>
+      <w:r>
+        <w:rPr>
+          <w:color w:val="0033B3"/>
+          <w:lang w:val="en-US"/>
+        </w:rPr>
+        <w:t xml:space="preserve">return </w:t>
+      </w:r>
+      <w:r>
+        <w:rPr>
+          <w:color w:val="1750EB"/>
+          <w:lang w:val="en-US"/>
+        </w:rPr>
+        <w:t>0</w:t>
+      </w:r>
+      <w:r>
+        <w:rPr>
+          <w:color w:val="1750EB"/>
+          <w:lang w:val="en-US"/>
+        </w:rPr>
+        <w:br/>
+        <w:t xml:space="preserve">    </w:t>
+      </w:r>
+      <w:r>
+        <w:rPr>
+          <w:color w:val="0033B3"/>
+          <w:lang w:val="en-US"/>
+        </w:rPr>
+        <w:t xml:space="preserve">if </w:t>
+      </w:r>
+      <w:r>
+        <w:rPr>
+          <w:color w:val="000000"/>
+          <w:lang w:val="en-US"/>
+        </w:rPr>
+        <w:t xml:space="preserve">a </w:t>
+      </w:r>
+      <w:r>
+        <w:rPr>
+          <w:color w:val="0033B3"/>
+          <w:lang w:val="en-US"/>
+        </w:rPr>
+        <w:t xml:space="preserve">not in </w:t>
+      </w:r>
+      <w:r>
+        <w:rPr>
+          <w:color w:val="080808"/>
+          <w:lang w:val="en-US"/>
+        </w:rPr>
+        <w:t xml:space="preserve">g: </w:t>
+      </w:r>
+      <w:r>
+        <w:rPr>
+          <w:color w:val="0033B3"/>
+          <w:lang w:val="en-US"/>
+        </w:rPr>
+        <w:t xml:space="preserve">return </w:t>
+      </w:r>
+      <w:r>
+        <w:rPr>
+          <w:color w:val="1750EB"/>
+          <w:lang w:val="en-US"/>
+        </w:rPr>
+        <w:t>10</w:t>
+      </w:r>
+      <w:r>
+        <w:rPr>
+          <w:color w:val="080808"/>
+          <w:lang w:val="en-US"/>
+        </w:rPr>
+        <w:t>**</w:t>
+      </w:r>
+      <w:r>
+        <w:rPr>
+          <w:color w:val="1750EB"/>
+          <w:lang w:val="en-US"/>
+        </w:rPr>
+        <w:t>10</w:t>
+      </w:r>
+      <w:r>
+        <w:rPr>
+          <w:color w:val="1750EB"/>
+          <w:lang w:val="en-US"/>
+        </w:rPr>
+        <w:br/>
+        <w:t xml:space="preserve">    </w:t>
+      </w:r>
+      <w:r>
+        <w:rPr>
+          <w:color w:val="000000"/>
+          <w:lang w:val="en-US"/>
+        </w:rPr>
+        <w:t>deti</w:t>
+      </w:r>
+      <w:r>
+        <w:rPr>
+          <w:color w:val="080808"/>
+          <w:lang w:val="en-US"/>
+        </w:rPr>
+        <w:t>=g[</w:t>
+      </w:r>
+      <w:r>
+        <w:rPr>
+          <w:color w:val="000000"/>
+          <w:lang w:val="en-US"/>
+        </w:rPr>
+        <w:t>a</w:t>
+      </w:r>
+      <w:r>
+        <w:rPr>
+          <w:color w:val="080808"/>
+          <w:lang w:val="en-US"/>
+        </w:rPr>
+        <w:t>]</w:t>
+      </w:r>
+      <w:r>
+        <w:rPr>
+          <w:color w:val="080808"/>
+          <w:lang w:val="en-US"/>
+        </w:rPr>
+        <w:br/>
+        <w:t xml:space="preserve">    </w:t>
+      </w:r>
+      <w:r>
+        <w:rPr>
+          <w:color w:val="000000"/>
+          <w:lang w:val="en-US"/>
+        </w:rPr>
+        <w:t>rez</w:t>
+      </w:r>
+      <w:r>
+        <w:rPr>
+          <w:color w:val="080808"/>
+          <w:lang w:val="en-US"/>
+        </w:rPr>
+        <w:t>=[f(</w:t>
+      </w:r>
+      <w:r>
+        <w:rPr>
+          <w:color w:val="000000"/>
+          <w:lang w:val="en-US"/>
+        </w:rPr>
+        <w:t>b</w:t>
+      </w:r>
+      <w:r>
+        <w:rPr>
+          <w:color w:val="080808"/>
+          <w:lang w:val="en-US"/>
+        </w:rPr>
+        <w:t xml:space="preserve">, </w:t>
+      </w:r>
+      <w:r>
+        <w:rPr>
+          <w:color w:val="000000"/>
+          <w:lang w:val="en-US"/>
+        </w:rPr>
+        <w:t>fin</w:t>
+      </w:r>
+      <w:r>
+        <w:rPr>
+          <w:color w:val="080808"/>
+          <w:lang w:val="en-US"/>
+        </w:rPr>
+        <w:t>)+</w:t>
+      </w:r>
+      <w:r>
+        <w:rPr>
+          <w:color w:val="000000"/>
+          <w:lang w:val="en-US"/>
+        </w:rPr>
+        <w:t xml:space="preserve">v </w:t>
+      </w:r>
+      <w:r>
+        <w:rPr>
+          <w:color w:val="0033B3"/>
+          <w:lang w:val="en-US"/>
+        </w:rPr>
+        <w:t xml:space="preserve">for </w:t>
+      </w:r>
+      <w:r>
+        <w:rPr>
+          <w:color w:val="000000"/>
+          <w:lang w:val="en-US"/>
+        </w:rPr>
+        <w:t>b</w:t>
+      </w:r>
+      <w:r>
+        <w:rPr>
+          <w:color w:val="080808"/>
+          <w:lang w:val="en-US"/>
+        </w:rPr>
+        <w:t>,</w:t>
+      </w:r>
+      <w:r>
+        <w:rPr>
+          <w:color w:val="000000"/>
+          <w:lang w:val="en-US"/>
+        </w:rPr>
+        <w:t xml:space="preserve">v </w:t>
+      </w:r>
+      <w:r>
+        <w:rPr>
+          <w:color w:val="0033B3"/>
+          <w:lang w:val="en-US"/>
+        </w:rPr>
+        <w:t xml:space="preserve">in </w:t>
+      </w:r>
+      <w:r>
+        <w:rPr>
+          <w:color w:val="000000"/>
+          <w:lang w:val="en-US"/>
+        </w:rPr>
+        <w:t>deti</w:t>
+      </w:r>
+      <w:r>
+        <w:rPr>
+          <w:color w:val="080808"/>
+          <w:lang w:val="en-US"/>
+        </w:rPr>
+        <w:t>]</w:t>
+      </w:r>
+      <w:r>
+        <w:rPr>
+          <w:color w:val="080808"/>
+          <w:lang w:val="en-US"/>
+        </w:rPr>
+        <w:br/>
+        <w:t xml:space="preserve">    </w:t>
+      </w:r>
+      <w:r>
+        <w:rPr>
+          <w:color w:val="0033B3"/>
+          <w:lang w:val="en-US"/>
+        </w:rPr>
+        <w:t xml:space="preserve">return </w:t>
+      </w:r>
+      <w:r>
+        <w:rPr>
+          <w:color w:val="000080"/>
+          <w:lang w:val="en-US"/>
+        </w:rPr>
+        <w:t>min</w:t>
+      </w:r>
+      <w:r>
+        <w:rPr>
+          <w:color w:val="080808"/>
+          <w:lang w:val="en-US"/>
+        </w:rPr>
+        <w:t>(</w:t>
+      </w:r>
+      <w:r>
+        <w:rPr>
+          <w:color w:val="000000"/>
+          <w:lang w:val="en-US"/>
+        </w:rPr>
+        <w:t>rez</w:t>
+      </w:r>
+      <w:r>
+        <w:rPr>
+          <w:color w:val="080808"/>
+          <w:lang w:val="en-US"/>
+        </w:rPr>
+        <w:t>)</w:t>
+      </w:r>
+      <w:r>
+        <w:rPr>
+          <w:color w:val="080808"/>
+          <w:lang w:val="en-US"/>
+        </w:rPr>
+        <w:br/>
+        <w:t>r1=</w:t>
+      </w:r>
+      <w:r>
+        <w:rPr>
+          <w:color w:val="000080"/>
+          <w:lang w:val="en-US"/>
+        </w:rPr>
+        <w:t>min</w:t>
+      </w:r>
+      <w:r>
+        <w:rPr>
+          <w:color w:val="080808"/>
+          <w:lang w:val="en-US"/>
+        </w:rPr>
+        <w:t>([c[</w:t>
+      </w:r>
+      <w:r>
+        <w:rPr>
+          <w:color w:val="1750EB"/>
+          <w:lang w:val="en-US"/>
+        </w:rPr>
+        <w:t>1</w:t>
+      </w:r>
+      <w:r>
+        <w:rPr>
+          <w:color w:val="080808"/>
+          <w:lang w:val="en-US"/>
+        </w:rPr>
+        <w:t xml:space="preserve">] </w:t>
+      </w:r>
+      <w:r>
+        <w:rPr>
+          <w:color w:val="0033B3"/>
+          <w:lang w:val="en-US"/>
+        </w:rPr>
+        <w:t xml:space="preserve">for </w:t>
+      </w:r>
+      <w:r>
+        <w:rPr>
+          <w:color w:val="080808"/>
+          <w:lang w:val="en-US"/>
+        </w:rPr>
+        <w:t xml:space="preserve">c </w:t>
+      </w:r>
+      <w:r>
+        <w:rPr>
+          <w:color w:val="0033B3"/>
+          <w:lang w:val="en-US"/>
+        </w:rPr>
+        <w:t xml:space="preserve">in </w:t>
+      </w:r>
+      <w:r>
+        <w:rPr>
+          <w:color w:val="080808"/>
+          <w:lang w:val="en-US"/>
+        </w:rPr>
+        <w:t>g[</w:t>
+      </w:r>
+      <w:r>
+        <w:rPr>
+          <w:color w:val="1750EB"/>
+          <w:lang w:val="en-US"/>
+        </w:rPr>
+        <w:t>2691</w:t>
+      </w:r>
+      <w:r>
+        <w:rPr>
+          <w:color w:val="080808"/>
+          <w:lang w:val="en-US"/>
+        </w:rPr>
+        <w:t xml:space="preserve">] </w:t>
+      </w:r>
+      <w:r>
+        <w:rPr>
+          <w:color w:val="0033B3"/>
+          <w:lang w:val="en-US"/>
+        </w:rPr>
+        <w:t xml:space="preserve">if </w:t>
+      </w:r>
+      <w:r>
+        <w:rPr>
+          <w:color w:val="080808"/>
+          <w:lang w:val="en-US"/>
+        </w:rPr>
+        <w:t>c[</w:t>
+      </w:r>
+      <w:r>
+        <w:rPr>
+          <w:color w:val="1750EB"/>
+          <w:lang w:val="en-US"/>
+        </w:rPr>
+        <w:t>0</w:t>
+      </w:r>
+      <w:r>
+        <w:rPr>
+          <w:color w:val="080808"/>
+          <w:lang w:val="en-US"/>
+        </w:rPr>
+        <w:t>]==</w:t>
+      </w:r>
+      <w:r>
+        <w:rPr>
+          <w:color w:val="1750EB"/>
+          <w:lang w:val="en-US"/>
+        </w:rPr>
+        <w:t>2840</w:t>
+      </w:r>
+      <w:r>
+        <w:rPr>
+          <w:color w:val="080808"/>
+          <w:lang w:val="en-US"/>
+        </w:rPr>
+        <w:t>] )</w:t>
+      </w:r>
+      <w:r>
+        <w:rPr>
+          <w:color w:val="080808"/>
+          <w:lang w:val="en-US"/>
+        </w:rPr>
+        <w:br/>
+        <w:t>r2=</w:t>
+      </w:r>
+      <w:r>
+        <w:rPr>
+          <w:color w:val="000080"/>
+          <w:lang w:val="en-US"/>
+        </w:rPr>
+        <w:t>min</w:t>
+      </w:r>
+      <w:r>
+        <w:rPr>
+          <w:color w:val="080808"/>
+          <w:lang w:val="en-US"/>
+        </w:rPr>
+        <w:t>([c[</w:t>
+      </w:r>
+      <w:r>
+        <w:rPr>
+          <w:color w:val="1750EB"/>
+          <w:lang w:val="en-US"/>
+        </w:rPr>
+        <w:t>1</w:t>
+      </w:r>
+      <w:r>
+        <w:rPr>
+          <w:color w:val="080808"/>
+          <w:lang w:val="en-US"/>
+        </w:rPr>
+        <w:t xml:space="preserve">] </w:t>
+      </w:r>
+      <w:r>
+        <w:rPr>
+          <w:color w:val="0033B3"/>
+          <w:lang w:val="en-US"/>
+        </w:rPr>
+        <w:t xml:space="preserve">for </w:t>
+      </w:r>
+      <w:r>
+        <w:rPr>
+          <w:color w:val="080808"/>
+          <w:lang w:val="en-US"/>
+        </w:rPr>
+        <w:t xml:space="preserve">c </w:t>
+      </w:r>
+      <w:r>
+        <w:rPr>
+          <w:color w:val="0033B3"/>
+          <w:lang w:val="en-US"/>
+        </w:rPr>
+        <w:t xml:space="preserve">in </w:t>
+      </w:r>
+      <w:r>
+        <w:rPr>
+          <w:color w:val="080808"/>
+          <w:lang w:val="en-US"/>
+        </w:rPr>
+        <w:t>g[</w:t>
+      </w:r>
+      <w:r>
+        <w:rPr>
+          <w:color w:val="1750EB"/>
+          <w:lang w:val="en-US"/>
+        </w:rPr>
+        <w:t>9180</w:t>
+      </w:r>
+      <w:r>
+        <w:rPr>
+          <w:color w:val="080808"/>
+          <w:lang w:val="en-US"/>
+        </w:rPr>
+        <w:t xml:space="preserve">] </w:t>
+      </w:r>
+      <w:r>
+        <w:rPr>
+          <w:color w:val="0033B3"/>
+          <w:lang w:val="en-US"/>
+        </w:rPr>
+        <w:t xml:space="preserve">if </w:t>
+      </w:r>
+      <w:r>
+        <w:rPr>
+          <w:color w:val="080808"/>
+          <w:lang w:val="en-US"/>
+        </w:rPr>
+        <w:t>c[</w:t>
+      </w:r>
+      <w:r>
+        <w:rPr>
+          <w:color w:val="1750EB"/>
+          <w:lang w:val="en-US"/>
+        </w:rPr>
+        <w:t>0</w:t>
+      </w:r>
+      <w:r>
+        <w:rPr>
+          <w:color w:val="080808"/>
+          <w:lang w:val="en-US"/>
+        </w:rPr>
+        <w:t>]==</w:t>
+      </w:r>
+      <w:r>
+        <w:rPr>
+          <w:color w:val="1750EB"/>
+          <w:lang w:val="en-US"/>
+        </w:rPr>
+        <w:t>9514</w:t>
+      </w:r>
+      <w:r>
+        <w:rPr>
+          <w:color w:val="080808"/>
+          <w:lang w:val="en-US"/>
+        </w:rPr>
+        <w:t>] )</w:t>
+      </w:r>
+      <w:r>
+        <w:rPr>
+          <w:color w:val="080808"/>
+          <w:lang w:val="en-US"/>
+        </w:rPr>
+        <w:br/>
+      </w:r>
+      <w:r>
+        <w:rPr>
+          <w:color w:val="080808"/>
+          <w:lang w:val="en-US"/>
+        </w:rPr>
+        <w:br/>
+      </w:r>
+      <w:r>
+        <w:rPr>
+          <w:color w:val="000080"/>
+          <w:lang w:val="en-US"/>
+        </w:rPr>
+        <w:t>print</w:t>
+      </w:r>
+      <w:r>
+        <w:rPr>
+          <w:color w:val="080808"/>
+          <w:lang w:val="en-US"/>
+        </w:rPr>
+        <w:t>(</w:t>
+      </w:r>
+      <w:r>
+        <w:rPr>
+          <w:color w:val="000080"/>
+          <w:lang w:val="en-US"/>
+        </w:rPr>
+        <w:t>int</w:t>
+      </w:r>
+      <w:r>
+        <w:rPr>
+          <w:color w:val="080808"/>
+          <w:lang w:val="en-US"/>
+        </w:rPr>
+        <w:t>(f(</w:t>
+      </w:r>
+      <w:r>
+        <w:rPr>
+          <w:color w:val="1750EB"/>
+          <w:lang w:val="en-US"/>
+        </w:rPr>
+        <w:t>2840</w:t>
+      </w:r>
+      <w:r>
+        <w:rPr>
+          <w:color w:val="080808"/>
+          <w:lang w:val="en-US"/>
+        </w:rPr>
+        <w:t xml:space="preserve">, </w:t>
+      </w:r>
+      <w:r>
+        <w:rPr>
+          <w:color w:val="1750EB"/>
+          <w:lang w:val="en-US"/>
+        </w:rPr>
+        <w:t>9180</w:t>
+      </w:r>
+      <w:r>
+        <w:rPr>
+          <w:color w:val="080808"/>
+          <w:lang w:val="en-US"/>
+        </w:rPr>
+        <w:t>)+r1+r2))</w:t>
+      </w:r>
+    </w:p>
+    <w:p>
+      <w:pPr>
+        <w:rPr>
+          <w:rFonts w:ascii="Arial" w:eastAsia="Times New Roman" w:hAnsi="Arial" w:cstheme="majorBidi"/>
+          <w:color w:val="0070C0"/>
+          <w:sz w:val="20"/>
+          <w:szCs w:val="26"/>
+          <w:lang w:val="en-US" w:eastAsia="ru-RU"/>
+        </w:rPr>
+      </w:pPr>
+      <w:r>
+        <w:rPr>
+          <w:rFonts w:eastAsia="Times New Roman"/>
+          <w:lang w:val="en-US" w:eastAsia="ru-RU"/>
+        </w:rPr>
+        <w:br w:type="page"/>
+      </w:r>
+    </w:p>
+    <w:p>
+      <w:pPr>
+        <w:pStyle w:val="2"/>
+        <w:rPr>
+          <w:rFonts w:eastAsia="Times New Roman" w:cs="Arial"/>
+          <w:color w:val="222222"/>
+          <w:szCs w:val="20"/>
+          <w:lang w:eastAsia="ru-RU"/>
+        </w:rPr>
+      </w:pPr>
+      <w:r>
+        <w:rPr>
+          <w:rFonts w:eastAsia="Times New Roman"/>
+          <w:lang w:eastAsia="ru-RU"/>
+        </w:rPr>
+        <w:lastRenderedPageBreak/>
+        <w:t>№ 31621</w:t>
+      </w:r>
+      <w:r>
+        <w:rPr>
+          <w:rFonts w:eastAsia="Times New Roman"/>
+          <w:lang w:eastAsia="ru-RU"/>
+        </w:rPr>
+        <w:t xml:space="preserve">  </w:t>
+      </w:r>
+      <w:r>
+        <w:rPr>
+          <w:rFonts w:eastAsia="Times New Roman" w:cs="Arial"/>
+          <w:b/>
+          <w:bCs/>
+          <w:i/>
+          <w:iCs/>
+          <w:color w:val="222222"/>
+          <w:szCs w:val="20"/>
+          <w:lang w:eastAsia="ru-RU"/>
+        </w:rPr>
+        <w:t xml:space="preserve">(аналог – </w:t>
+      </w:r>
+      <w:r>
+        <w:rPr>
+          <w:rFonts w:cs="Arial"/>
+          <w:b/>
+          <w:bCs/>
+          <w:i/>
+          <w:iCs/>
+          <w:color w:val="222222"/>
+          <w:szCs w:val="20"/>
+          <w:highlight w:val="yellow"/>
+          <w:shd w:val="clear" w:color="auto" w:fill="FFFFFF"/>
+        </w:rPr>
+        <w:t>31618</w:t>
+      </w:r>
+      <w:r>
+        <w:rPr>
+          <w:rFonts w:cs="Arial"/>
+          <w:b/>
+          <w:bCs/>
+          <w:i/>
+          <w:iCs/>
+          <w:color w:val="222222"/>
+          <w:szCs w:val="20"/>
+          <w:shd w:val="clear" w:color="auto" w:fill="FFFFFF"/>
+        </w:rPr>
+        <w:t>, 31600</w:t>
+      </w:r>
+      <w:r>
+        <w:rPr>
+          <w:rFonts w:cs="Arial"/>
+          <w:b/>
+          <w:bCs/>
+          <w:i/>
+          <w:iCs/>
+          <w:color w:val="222222"/>
+          <w:szCs w:val="20"/>
+          <w:shd w:val="clear" w:color="auto" w:fill="FFFFFF"/>
+        </w:rPr>
+        <w:t xml:space="preserve"> </w:t>
+      </w:r>
+      <w:r>
+        <w:rPr>
+          <w:rStyle w:val="a5"/>
+          <w:rFonts w:ascii="Segoe UI" w:hAnsi="Segoe UI" w:cs="Segoe UI"/>
+          <w:color w:val="0F1115"/>
+          <w:szCs w:val="20"/>
+          <w:shd w:val="clear" w:color="auto" w:fill="FFFFFF"/>
+        </w:rPr>
+        <w:t>31599 31598</w:t>
+      </w:r>
+      <w:r>
+        <w:rPr>
+          <w:rFonts w:ascii="Segoe UI" w:hAnsi="Segoe UI" w:cs="Segoe UI"/>
+          <w:color w:val="0F1115"/>
+          <w:szCs w:val="20"/>
+          <w:shd w:val="clear" w:color="auto" w:fill="FFFFFF"/>
+        </w:rPr>
+        <w:t> </w:t>
+      </w:r>
+      <w:r>
+        <w:rPr>
+          <w:rFonts w:cs="Arial"/>
+          <w:b/>
+          <w:bCs/>
+          <w:i/>
+          <w:iCs/>
+          <w:color w:val="222222"/>
+          <w:szCs w:val="20"/>
+          <w:shd w:val="clear" w:color="auto" w:fill="FFFFFF"/>
+        </w:rPr>
+        <w:t>  )</w:t>
+      </w:r>
+    </w:p>
+    <w:p>
+      <w:pPr>
+        <w:shd w:val="clear" w:color="auto" w:fill="FFFFFF"/>
+        <w:spacing w:after="0" w:line="240" w:lineRule="auto"/>
+        <w:rPr>
+          <w:rFonts w:ascii="Arial" w:eastAsia="Times New Roman" w:hAnsi="Arial" w:cs="Arial"/>
+          <w:color w:val="222222"/>
+          <w:sz w:val="20"/>
+          <w:szCs w:val="20"/>
+          <w:lang w:eastAsia="ru-RU"/>
+        </w:rPr>
+      </w:pPr>
+      <w:r>
+        <w:rPr>
+          <w:rFonts w:ascii="Arial" w:eastAsia="Times New Roman" w:hAnsi="Arial" w:cs="Arial"/>
+          <w:color w:val="222222"/>
+          <w:sz w:val="20"/>
+          <w:szCs w:val="20"/>
+          <w:lang w:eastAsia="ru-RU"/>
+        </w:rPr>
+        <w:t>Две вершины графа не могут быть соединены более чем одним ребром.</w:t>
+      </w:r>
+    </w:p>
+    <w:p>
+      <w:pPr>
+        <w:shd w:val="clear" w:color="auto" w:fill="FFFFFF"/>
+        <w:spacing w:after="0" w:line="240" w:lineRule="auto"/>
+        <w:rPr>
+          <w:rFonts w:ascii="Arial" w:eastAsia="Times New Roman" w:hAnsi="Arial" w:cs="Arial"/>
+          <w:color w:val="222222"/>
+          <w:sz w:val="20"/>
+          <w:szCs w:val="20"/>
+          <w:lang w:eastAsia="ru-RU"/>
+        </w:rPr>
+      </w:pPr>
+    </w:p>
+    <w:p>
+      <w:pPr>
+        <w:shd w:val="clear" w:color="auto" w:fill="FFFFFF"/>
+        <w:spacing w:after="0" w:line="240" w:lineRule="auto"/>
+        <w:rPr>
+          <w:rFonts w:ascii="Arial" w:eastAsia="Times New Roman" w:hAnsi="Arial" w:cs="Arial"/>
+          <w:b/>
+          <w:color w:val="222222"/>
+          <w:sz w:val="20"/>
+          <w:szCs w:val="20"/>
+          <w:lang w:eastAsia="ru-RU"/>
+        </w:rPr>
+      </w:pPr>
+      <w:r>
+        <w:rPr>
+          <w:rFonts w:ascii="Arial" w:eastAsia="Times New Roman" w:hAnsi="Arial" w:cs="Arial"/>
+          <w:color w:val="222222"/>
+          <w:sz w:val="20"/>
+          <w:szCs w:val="20"/>
+          <w:lang w:eastAsia="ru-RU"/>
+        </w:rPr>
+        <w:t xml:space="preserve">Найдите и запишите в ответ </w:t>
+      </w:r>
+      <w:r>
+        <w:rPr>
+          <w:rFonts w:ascii="Arial" w:eastAsia="Times New Roman" w:hAnsi="Arial" w:cs="Arial"/>
+          <w:b/>
+          <w:color w:val="222222"/>
+          <w:sz w:val="20"/>
+          <w:szCs w:val="20"/>
+          <w:lang w:eastAsia="ru-RU"/>
+        </w:rPr>
+        <w:t xml:space="preserve">целую часть длины кратчайшего пути </w:t>
+      </w:r>
+    </w:p>
+    <w:p>
+      <w:pPr>
+        <w:shd w:val="clear" w:color="auto" w:fill="FFFFFF"/>
+        <w:spacing w:after="0" w:line="240" w:lineRule="auto"/>
+        <w:rPr>
+          <w:rFonts w:ascii="Arial" w:eastAsia="Times New Roman" w:hAnsi="Arial" w:cs="Arial"/>
+          <w:b/>
+          <w:color w:val="222222"/>
+          <w:sz w:val="20"/>
+          <w:szCs w:val="20"/>
+          <w:lang w:eastAsia="ru-RU"/>
+        </w:rPr>
+      </w:pPr>
+      <w:r>
+        <w:rPr>
+          <w:rFonts w:ascii="Arial" w:eastAsia="Times New Roman" w:hAnsi="Arial" w:cs="Arial"/>
+          <w:b/>
+          <w:color w:val="222222"/>
+          <w:sz w:val="20"/>
+          <w:szCs w:val="20"/>
+          <w:lang w:eastAsia="ru-RU"/>
+        </w:rPr>
+        <w:t>из вершины с номером 354 в вершину с номером 412, </w:t>
+      </w:r>
+    </w:p>
+    <w:p>
+      <w:pPr>
+        <w:shd w:val="clear" w:color="auto" w:fill="FFFFFF"/>
+        <w:spacing w:after="0" w:line="240" w:lineRule="auto"/>
+        <w:rPr>
+          <w:rFonts w:ascii="Arial" w:eastAsia="Times New Roman" w:hAnsi="Arial" w:cs="Arial"/>
+          <w:color w:val="222222"/>
+          <w:sz w:val="20"/>
+          <w:szCs w:val="20"/>
+          <w:lang w:eastAsia="ru-RU"/>
+        </w:rPr>
+      </w:pPr>
+      <w:r>
+        <w:rPr>
+          <w:rFonts w:ascii="Arial" w:eastAsia="Times New Roman" w:hAnsi="Arial" w:cs="Arial"/>
+          <w:b/>
+          <w:bCs/>
+          <w:color w:val="222222"/>
+          <w:sz w:val="20"/>
+          <w:szCs w:val="20"/>
+          <w:lang w:eastAsia="ru-RU"/>
+        </w:rPr>
+        <w:t>проходящего по ребру из вершины с номером 312 в вершину с номер</w:t>
+      </w:r>
+      <w:r>
+        <w:rPr>
+          <w:rFonts w:ascii="Arial" w:eastAsia="Times New Roman" w:hAnsi="Arial" w:cs="Arial"/>
+          <w:b/>
+          <w:bCs/>
+          <w:color w:val="222222"/>
+          <w:sz w:val="20"/>
+          <w:szCs w:val="20"/>
+          <w:lang w:eastAsia="ru-RU"/>
+        </w:rPr>
+        <w:t>ом 46</w:t>
+      </w:r>
+      <w:r>
+        <w:rPr>
+          <w:rFonts w:ascii="Arial" w:eastAsia="Times New Roman" w:hAnsi="Arial" w:cs="Arial"/>
+          <w:color w:val="222222"/>
+          <w:sz w:val="20"/>
+          <w:szCs w:val="20"/>
+          <w:lang w:eastAsia="ru-RU"/>
+        </w:rPr>
+        <w:t xml:space="preserve">. </w:t>
+      </w:r>
+    </w:p>
+    <w:p>
+      <w:pPr>
+        <w:shd w:val="clear" w:color="auto" w:fill="FFFFFF"/>
+        <w:spacing w:after="0" w:line="240" w:lineRule="auto"/>
+        <w:rPr>
+          <w:rFonts w:ascii="Arial" w:eastAsia="Times New Roman" w:hAnsi="Arial" w:cs="Arial"/>
+          <w:color w:val="222222"/>
+          <w:sz w:val="20"/>
+          <w:szCs w:val="20"/>
+          <w:lang w:eastAsia="ru-RU"/>
+        </w:rPr>
+      </w:pPr>
+    </w:p>
+    <w:p>
+      <w:pPr>
+        <w:shd w:val="clear" w:color="auto" w:fill="FFFFFF"/>
+        <w:spacing w:after="0" w:line="240" w:lineRule="auto"/>
+        <w:rPr>
+          <w:rFonts w:ascii="Arial" w:eastAsia="Times New Roman" w:hAnsi="Arial" w:cs="Arial"/>
+          <w:color w:val="222222"/>
+          <w:sz w:val="20"/>
+          <w:szCs w:val="20"/>
+          <w:lang w:eastAsia="ru-RU"/>
+        </w:rPr>
+      </w:pPr>
+      <w:r>
+        <w:rPr>
+          <w:rFonts w:ascii="Arial" w:eastAsia="Times New Roman" w:hAnsi="Arial" w:cs="Arial"/>
+          <w:color w:val="222222"/>
+          <w:sz w:val="20"/>
+          <w:szCs w:val="20"/>
+          <w:lang w:eastAsia="ru-RU"/>
+        </w:rPr>
+        <w:t>Существование хотя бы одного такого пути гарантируется. Под длиной кратчайшего пути понимается минимальная сумма весов рёбер, составляющих путь.</w:t>
+      </w:r>
+    </w:p>
+    <w:p>
+      <w:pPr>
+        <w:shd w:val="clear" w:color="auto" w:fill="FFFFFF"/>
+        <w:spacing w:after="0" w:line="240" w:lineRule="auto"/>
+        <w:rPr>
+          <w:rFonts w:ascii="Arial" w:eastAsia="Times New Roman" w:hAnsi="Arial" w:cs="Arial"/>
+          <w:color w:val="222222"/>
+          <w:sz w:val="20"/>
+          <w:szCs w:val="20"/>
+          <w:lang w:eastAsia="ru-RU"/>
+        </w:rPr>
+      </w:pPr>
+      <w:r>
+        <w:rPr>
+          <w:rFonts w:ascii="Arial" w:eastAsia="Times New Roman" w:hAnsi="Arial" w:cs="Arial"/>
+          <w:color w:val="222222"/>
+          <w:sz w:val="20"/>
+          <w:szCs w:val="20"/>
+          <w:lang w:eastAsia="ru-RU"/>
+        </w:rPr>
+        <w:t>Для выполнения этого задания следует написать программу.</w:t>
+      </w:r>
+    </w:p>
+    <w:p>
+      <w:pPr>
+        <w:shd w:val="clear" w:color="auto" w:fill="FFFFFF"/>
+        <w:spacing w:after="0" w:line="240" w:lineRule="auto"/>
+        <w:rPr>
+          <w:rFonts w:ascii="Arial" w:eastAsia="Times New Roman" w:hAnsi="Arial" w:cs="Arial"/>
+          <w:color w:val="222222"/>
+          <w:sz w:val="20"/>
+          <w:szCs w:val="20"/>
+          <w:lang w:eastAsia="ru-RU"/>
+        </w:rPr>
+      </w:pPr>
+      <w:r>
+        <w:rPr>
+          <w:rFonts w:ascii="Arial" w:eastAsia="Times New Roman" w:hAnsi="Arial" w:cs="Arial"/>
+          <w:color w:val="222222"/>
+          <w:sz w:val="20"/>
+          <w:szCs w:val="20"/>
+          <w:lang w:eastAsia="ru-RU"/>
+        </w:rPr>
+        <w:t>Вершины графа могут быть пронумерованы не подряд. L ≤ 1000, M ≤ 1000; W ≤ 10 000. Количество строк в файле не превосходит 200. Числа в строках разделены произвольным ненулевым количеством пробелов и/или табуляций.</w:t>
+      </w:r>
+    </w:p>
+    <w:p>
+      <w:pPr>
+        <w:shd w:val="clear" w:color="auto" w:fill="FFFFFF"/>
+        <w:spacing w:after="0" w:line="240" w:lineRule="auto"/>
+        <w:rPr>
+          <w:rFonts w:ascii="Arial" w:eastAsia="Times New Roman" w:hAnsi="Arial" w:cs="Arial"/>
+          <w:color w:val="222222"/>
+          <w:sz w:val="20"/>
+          <w:szCs w:val="20"/>
+          <w:lang w:val="en-US" w:eastAsia="ru-RU"/>
+        </w:rPr>
+      </w:pPr>
+      <w:r>
+        <w:rPr>
+          <w:rFonts w:ascii="Arial" w:eastAsia="Times New Roman" w:hAnsi="Arial" w:cs="Arial"/>
+          <w:b/>
+          <w:bCs/>
+          <w:color w:val="222222"/>
+          <w:sz w:val="20"/>
+          <w:szCs w:val="20"/>
+          <w:lang w:eastAsia="ru-RU"/>
+        </w:rPr>
+        <w:t>Файлы</w:t>
+      </w:r>
+      <w:r>
+        <w:rPr>
+          <w:rFonts w:ascii="Arial" w:eastAsia="Times New Roman" w:hAnsi="Arial" w:cs="Arial"/>
+          <w:b/>
+          <w:bCs/>
+          <w:color w:val="222222"/>
+          <w:sz w:val="20"/>
+          <w:szCs w:val="20"/>
+          <w:lang w:val="en-US" w:eastAsia="ru-RU"/>
+        </w:rPr>
+        <w:t xml:space="preserve"> </w:t>
+      </w:r>
+      <w:r>
+        <w:rPr>
+          <w:rFonts w:ascii="Arial" w:eastAsia="Times New Roman" w:hAnsi="Arial" w:cs="Arial"/>
+          <w:b/>
+          <w:bCs/>
+          <w:color w:val="222222"/>
+          <w:sz w:val="20"/>
+          <w:szCs w:val="20"/>
+          <w:lang w:eastAsia="ru-RU"/>
+        </w:rPr>
+        <w:t>к</w:t>
+      </w:r>
+      <w:r>
+        <w:rPr>
+          <w:rFonts w:ascii="Arial" w:eastAsia="Times New Roman" w:hAnsi="Arial" w:cs="Arial"/>
+          <w:b/>
+          <w:bCs/>
+          <w:color w:val="222222"/>
+          <w:sz w:val="20"/>
+          <w:szCs w:val="20"/>
+          <w:lang w:val="en-US" w:eastAsia="ru-RU"/>
+        </w:rPr>
+        <w:t xml:space="preserve"> </w:t>
+      </w:r>
+      <w:r>
+        <w:rPr>
+          <w:rFonts w:ascii="Arial" w:eastAsia="Times New Roman" w:hAnsi="Arial" w:cs="Arial"/>
+          <w:b/>
+          <w:bCs/>
+          <w:color w:val="222222"/>
+          <w:sz w:val="20"/>
+          <w:szCs w:val="20"/>
+          <w:lang w:eastAsia="ru-RU"/>
+        </w:rPr>
+        <w:t>заданию</w:t>
+      </w:r>
+      <w:r>
+        <w:rPr>
+          <w:rFonts w:ascii="Arial" w:eastAsia="Times New Roman" w:hAnsi="Arial" w:cs="Arial"/>
+          <w:b/>
+          <w:bCs/>
+          <w:color w:val="222222"/>
+          <w:sz w:val="20"/>
+          <w:szCs w:val="20"/>
+          <w:lang w:val="en-US" w:eastAsia="ru-RU"/>
+        </w:rPr>
+        <w:t>:</w:t>
+      </w:r>
       <w:hyperlink r:id="rId14" w:history="1">
         <w:r>
           <w:rPr>
@@ -21590,7 +23764,7 @@
           <w:szCs w:val="20"/>
           <w:lang w:val="en-US" w:eastAsia="ru-RU"/>
         </w:rPr>
-        <w:t>285</w:t>
+        <w:t>17100</w:t>
       </w:r>
     </w:p>
     <w:p>
@@ -21612,7 +23786,6 @@
       <w:pPr>
         <w:pStyle w:val="HTML"/>
         <w:shd w:val="clear" w:color="auto" w:fill="FFFFFF"/>
-        <w:spacing w:after="240"/>
         <w:rPr>
           <w:color w:val="080808"/>
           <w:lang w:val="en-US"/>
@@ -21790,7 +23963,7 @@
           <w:color w:val="067D17"/>
           <w:lang w:val="en-US"/>
         </w:rPr>
-        <w:t>\23_31673.txt"</w:t>
+        <w:t>\23_31621.txt"</w:t>
       </w:r>
       <w:r>
         <w:rPr>
@@ -22268,13 +24441,27 @@
           <w:color w:val="080808"/>
           <w:lang w:val="en-US"/>
         </w:rPr>
-        <w:t>=[f(</w:t>
+        <w:t>=[</w:t>
       </w:r>
       <w:r>
         <w:rPr>
           <w:color w:val="000000"/>
           <w:lang w:val="en-US"/>
         </w:rPr>
+        <w:t xml:space="preserve">v </w:t>
+      </w:r>
+      <w:r>
+        <w:rPr>
+          <w:color w:val="080808"/>
+          <w:lang w:val="en-US"/>
+        </w:rPr>
+        <w:t>+ f(</w:t>
+      </w:r>
+      <w:r>
+        <w:rPr>
+          <w:color w:val="000000"/>
+          <w:lang w:val="en-US"/>
+        </w:rPr>
         <w:t>b</w:t>
       </w:r>
       <w:r>
@@ -22296,14 +24483,7 @@
           <w:color w:val="080808"/>
           <w:lang w:val="en-US"/>
         </w:rPr>
-        <w:t>)+</w:t>
-      </w:r>
-      <w:r>
-        <w:rPr>
-          <w:color w:val="000000"/>
-          <w:lang w:val="en-US"/>
-        </w:rPr>
-        <w:t xml:space="preserve">v </w:t>
+        <w:t xml:space="preserve">) </w:t>
       </w:r>
       <w:r>
         <w:rPr>
@@ -22403,7 +24583,7 @@
           <w:lang w:val="en-US"/>
         </w:rPr>
         <w:br/>
-        <w:t>r1=</w:t>
+        <w:t>r=</w:t>
       </w:r>
       <w:r>
         <w:rPr>
@@ -22466,7 +24646,7 @@
           <w:color w:val="1750EB"/>
           <w:lang w:val="en-US"/>
         </w:rPr>
-        <w:t>2691</w:t>
+        <w:t>312</w:t>
       </w:r>
       <w:r>
         <w:rPr>
@@ -22508,7 +24688,7 @@
           <w:color w:val="1750EB"/>
           <w:lang w:val="en-US"/>
         </w:rPr>
-        <w:t>2840</w:t>
+        <w:t>46</w:t>
       </w:r>
       <w:r>
         <w:rPr>
@@ -22523,204 +24703,126 @@
           <w:lang w:val="en-US"/>
         </w:rPr>
         <w:br/>
-        <w:t>r2=</w:t>
       </w:r>
       <w:r>
         <w:rPr>
           <w:color w:val="000080"/>
           <w:lang w:val="en-US"/>
         </w:rPr>
-        <w:t>min</w:t>
-      </w:r>
-      <w:r>
-        <w:rPr>
-          <w:color w:val="080808"/>
-          <w:lang w:val="en-US"/>
-        </w:rPr>
-        <w:t>([c[</w:t>
+        <w:t>print</w:t>
+      </w:r>
+      <w:r>
+        <w:rPr>
+          <w:color w:val="080808"/>
+          <w:lang w:val="en-US"/>
+        </w:rPr>
+        <w:t>(</w:t>
+      </w:r>
+      <w:r>
+        <w:rPr>
+          <w:color w:val="000080"/>
+          <w:lang w:val="en-US"/>
+        </w:rPr>
+        <w:t>int</w:t>
+      </w:r>
+      <w:r>
+        <w:rPr>
+          <w:color w:val="080808"/>
+          <w:lang w:val="en-US"/>
+        </w:rPr>
+        <w:t>(f(</w:t>
       </w:r>
       <w:r>
         <w:rPr>
           <w:color w:val="1750EB"/>
           <w:lang w:val="en-US"/>
         </w:rPr>
-        <w:t>1</w:t>
-      </w:r>
-      <w:r>
-        <w:rPr>
-          <w:color w:val="080808"/>
-          <w:lang w:val="en-US"/>
-        </w:rPr>
-        <w:t xml:space="preserve">] </w:t>
-      </w:r>
-      <w:r>
-        <w:rPr>
-          <w:color w:val="0033B3"/>
-          <w:lang w:val="en-US"/>
-        </w:rPr>
-        <w:t xml:space="preserve">for </w:t>
-      </w:r>
-      <w:r>
-        <w:rPr>
-          <w:color w:val="080808"/>
-          <w:lang w:val="en-US"/>
-        </w:rPr>
-        <w:t xml:space="preserve">c </w:t>
-      </w:r>
-      <w:r>
-        <w:rPr>
-          <w:color w:val="0033B3"/>
-          <w:lang w:val="en-US"/>
-        </w:rPr>
-        <w:t xml:space="preserve">in </w:t>
-      </w:r>
-      <w:r>
-        <w:rPr>
-          <w:color w:val="080808"/>
-          <w:lang w:val="en-US"/>
-        </w:rPr>
-        <w:t>g[</w:t>
+        <w:t xml:space="preserve">354 </w:t>
+      </w:r>
+      <w:r>
+        <w:rPr>
+          <w:color w:val="080808"/>
+          <w:lang w:val="en-US"/>
+        </w:rPr>
+        <w:t>,</w:t>
       </w:r>
       <w:r>
         <w:rPr>
           <w:color w:val="1750EB"/>
           <w:lang w:val="en-US"/>
         </w:rPr>
-        <w:t>9180</w:t>
-      </w:r>
-      <w:r>
-        <w:rPr>
-          <w:color w:val="080808"/>
-          <w:lang w:val="en-US"/>
-        </w:rPr>
-        <w:t xml:space="preserve">] </w:t>
-      </w:r>
-      <w:r>
-        <w:rPr>
-          <w:color w:val="0033B3"/>
-          <w:lang w:val="en-US"/>
-        </w:rPr>
-        <w:t xml:space="preserve">if </w:t>
-      </w:r>
-      <w:r>
-        <w:rPr>
-          <w:color w:val="080808"/>
-          <w:lang w:val="en-US"/>
-        </w:rPr>
-        <w:t>c[</w:t>
+        <w:t xml:space="preserve">312 </w:t>
+      </w:r>
+      <w:r>
+        <w:rPr>
+          <w:color w:val="080808"/>
+          <w:lang w:val="en-US"/>
+        </w:rPr>
+        <w:t>)+r+f(</w:t>
       </w:r>
       <w:r>
         <w:rPr>
           <w:color w:val="1750EB"/>
           <w:lang w:val="en-US"/>
         </w:rPr>
-        <w:t>0</w:t>
-      </w:r>
-      <w:r>
-        <w:rPr>
-          <w:color w:val="080808"/>
-          <w:lang w:val="en-US"/>
-        </w:rPr>
-        <w:t>]==</w:t>
+        <w:t>46</w:t>
+      </w:r>
+      <w:r>
+        <w:rPr>
+          <w:color w:val="080808"/>
+          <w:lang w:val="en-US"/>
+        </w:rPr>
+        <w:t>,</w:t>
       </w:r>
       <w:r>
         <w:rPr>
           <w:color w:val="1750EB"/>
           <w:lang w:val="en-US"/>
         </w:rPr>
-        <w:t>9514</w:t>
-      </w:r>
-      <w:r>
-        <w:rPr>
-          <w:color w:val="080808"/>
-          <w:lang w:val="en-US"/>
-        </w:rPr>
-        <w:t>] )</w:t>
-      </w:r>
-      <w:r>
-        <w:rPr>
-          <w:color w:val="080808"/>
-          <w:lang w:val="en-US"/>
-        </w:rPr>
-        <w:br/>
-      </w:r>
-      <w:r>
-        <w:rPr>
-          <w:color w:val="080808"/>
-          <w:lang w:val="en-US"/>
-        </w:rPr>
-        <w:br/>
-      </w:r>
-      <w:r>
-        <w:rPr>
-          <w:color w:val="000080"/>
-          <w:lang w:val="en-US"/>
-        </w:rPr>
-        <w:t>print</w:t>
-      </w:r>
-      <w:r>
-        <w:rPr>
-          <w:color w:val="080808"/>
-          <w:lang w:val="en-US"/>
-        </w:rPr>
-        <w:t>(</w:t>
-      </w:r>
-      <w:r>
-        <w:rPr>
-          <w:color w:val="000080"/>
-          <w:lang w:val="en-US"/>
-        </w:rPr>
-        <w:t>int</w:t>
-      </w:r>
-      <w:r>
-        <w:rPr>
-          <w:color w:val="080808"/>
-          <w:lang w:val="en-US"/>
-        </w:rPr>
-        <w:t>(f(</w:t>
-      </w:r>
-      <w:r>
-        <w:rPr>
-          <w:color w:val="1750EB"/>
-          <w:lang w:val="en-US"/>
-        </w:rPr>
-        <w:t>2840</w:t>
-      </w:r>
-      <w:r>
-        <w:rPr>
-          <w:color w:val="080808"/>
-          <w:lang w:val="en-US"/>
-        </w:rPr>
-        <w:t xml:space="preserve">, </w:t>
-      </w:r>
-      <w:r>
-        <w:rPr>
-          <w:color w:val="1750EB"/>
-          <w:lang w:val="en-US"/>
-        </w:rPr>
-        <w:t>9180</w:t>
-      </w:r>
-      <w:r>
-        <w:rPr>
-          <w:color w:val="080808"/>
-          <w:lang w:val="en-US"/>
-        </w:rPr>
-        <w:t>)+r1+r2))</w:t>
+        <w:t>412</w:t>
+      </w:r>
+      <w:r>
+        <w:rPr>
+          <w:color w:val="080808"/>
+          <w:lang w:val="en-US"/>
+        </w:rPr>
+        <w:t>)))</w:t>
       </w:r>
     </w:p>
     <w:p>
       <w:pPr>
-        <w:rPr>
-          <w:rFonts w:ascii="Arial" w:eastAsia="Times New Roman" w:hAnsi="Arial" w:cstheme="majorBidi"/>
-          <w:color w:val="0070C0"/>
-          <w:sz w:val="20"/>
-          <w:szCs w:val="26"/>
-          <w:lang w:val="en-US" w:eastAsia="ru-RU"/>
+        <w:pStyle w:val="HTML"/>
+        <w:shd w:val="clear" w:color="auto" w:fill="FFFFFF"/>
+        <w:spacing w:after="240"/>
+        <w:rPr>
+          <w:color w:val="080808"/>
+          <w:lang w:val="en-US"/>
         </w:rPr>
       </w:pPr>
       <w:r>
         <w:rPr>
-          <w:rFonts w:eastAsia="Times New Roman"/>
+          <w:color w:val="080808"/>
+          <w:lang w:val="en-US"/>
+        </w:rPr>
+        <w:br/>
+      </w:r>
+    </w:p>
+    <w:p>
+      <w:pPr>
+        <w:rPr>
+          <w:rFonts w:ascii="Courier New" w:eastAsia="Times New Roman" w:hAnsi="Courier New" w:cs="Courier New"/>
+          <w:color w:val="080808"/>
+          <w:sz w:val="20"/>
+          <w:szCs w:val="20"/>
+          <w:lang w:val="en-US" w:eastAsia="ru-RU"/>
+        </w:rPr>
+      </w:pPr>
+      <w:r>
+        <w:rPr>
+          <w:rFonts w:ascii="Courier New" w:eastAsia="Times New Roman" w:hAnsi="Courier New" w:cs="Courier New"/>
+          <w:color w:val="080808"/>
+          <w:sz w:val="20"/>
+          <w:szCs w:val="20"/>
           <w:lang w:val="en-US" w:eastAsia="ru-RU"/>
         </w:rPr>
         <w:br w:type="page"/>
@@ -22730,116 +24832,61 @@
       <w:pPr>
         <w:pStyle w:val="2"/>
         <w:rPr>
+          <w:rFonts w:eastAsia="Times New Roman"/>
+          <w:lang w:eastAsia="ru-RU"/>
+        </w:rPr>
+      </w:pPr>
+      <w:bookmarkStart w:id="1" w:name="OLE_LINK1"/>
+      <w:r>
+        <w:rPr>
+          <w:rFonts w:eastAsia="Times New Roman"/>
+          <w:lang w:eastAsia="ru-RU"/>
+        </w:rPr>
+        <w:lastRenderedPageBreak/>
+        <w:t>№ 31635</w:t>
+      </w:r>
+      <w:r>
+        <w:rPr>
+          <w:rFonts w:eastAsia="Times New Roman"/>
+          <w:lang w:eastAsia="ru-RU"/>
+        </w:rPr>
+        <w:t xml:space="preserve"> </w:t>
+      </w:r>
+      <w:r>
+        <w:rPr>
           <w:rFonts w:eastAsia="Times New Roman" w:cs="Arial"/>
-          <w:color w:val="222222"/>
-          <w:szCs w:val="20"/>
-          <w:lang w:eastAsia="ru-RU"/>
-        </w:rPr>
-      </w:pPr>
-      <w:r>
-        <w:rPr>
-          <w:rFonts w:eastAsia="Times New Roman"/>
-          <w:lang w:eastAsia="ru-RU"/>
-        </w:rPr>
-        <w:lastRenderedPageBreak/>
-        <w:t>№ 31621</w:t>
-      </w:r>
-      <w:r>
-        <w:rPr>
-          <w:rFonts w:eastAsia="Times New Roman"/>
-          <w:lang w:eastAsia="ru-RU"/>
-        </w:rPr>
-        <w:t xml:space="preserve">  </w:t>
+          <w:iCs/>
+          <w:color w:val="222222"/>
+          <w:szCs w:val="20"/>
+          <w:lang w:eastAsia="ru-RU"/>
+        </w:rPr>
+        <w:t xml:space="preserve">(аналог </w:t>
       </w:r>
       <w:r>
         <w:rPr>
           <w:rFonts w:eastAsia="Times New Roman" w:cs="Arial"/>
           <w:b/>
-          <w:bCs/>
-          <w:i/>
           <w:iCs/>
           <w:color w:val="222222"/>
           <w:szCs w:val="20"/>
-          <w:lang w:eastAsia="ru-RU"/>
-        </w:rPr>
-        <w:t xml:space="preserve">(аналог – </w:t>
-      </w:r>
-      <w:r>
-        <w:rPr>
-          <w:rFonts w:cs="Arial"/>
-          <w:b/>
-          <w:bCs/>
-          <w:i/>
+          <w:highlight w:val="yellow"/>
+          <w:lang w:eastAsia="ru-RU"/>
+        </w:rPr>
+        <w:t>31621</w:t>
+      </w:r>
+      <w:r>
+        <w:rPr>
+          <w:rFonts w:eastAsia="Times New Roman" w:cs="Arial"/>
           <w:iCs/>
           <w:color w:val="222222"/>
           <w:szCs w:val="20"/>
-          <w:highlight w:val="yellow"/>
-          <w:shd w:val="clear" w:color="auto" w:fill="FFFFFF"/>
-        </w:rPr>
-        <w:t>31618</w:t>
-      </w:r>
-      <w:r>
-        <w:rPr>
-          <w:rFonts w:cs="Arial"/>
-          <w:b/>
-          <w:bCs/>
-          <w:i/>
-          <w:iCs/>
-          <w:color w:val="222222"/>
-          <w:szCs w:val="20"/>
-          <w:shd w:val="clear" w:color="auto" w:fill="FFFFFF"/>
-        </w:rPr>
-        <w:t>, 31600</w:t>
-      </w:r>
-      <w:r>
-        <w:rPr>
-          <w:rFonts w:cs="Arial"/>
-          <w:b/>
-          <w:bCs/>
-          <w:i/>
-          <w:iCs/>
-          <w:color w:val="222222"/>
-          <w:szCs w:val="20"/>
-          <w:shd w:val="clear" w:color="auto" w:fill="FFFFFF"/>
-        </w:rPr>
-        <w:t xml:space="preserve"> </w:t>
-      </w:r>
-      <w:r>
-        <w:rPr>
-          <w:rStyle w:val="a5"/>
-          <w:rFonts w:ascii="Segoe UI" w:hAnsi="Segoe UI" w:cs="Segoe UI"/>
-          <w:color w:val="0F1115"/>
-          <w:szCs w:val="20"/>
-          <w:shd w:val="clear" w:color="auto" w:fill="FFFFFF"/>
-        </w:rPr>
-        <w:t>31599 31598</w:t>
-      </w:r>
-      <w:r>
-        <w:rPr>
-          <w:rFonts w:ascii="Segoe UI" w:hAnsi="Segoe UI" w:cs="Segoe UI"/>
-          <w:color w:val="0F1115"/>
-          <w:szCs w:val="20"/>
-          <w:shd w:val="clear" w:color="auto" w:fill="FFFFFF"/>
-        </w:rPr>
-        <w:t> </w:t>
-      </w:r>
-      <w:r>
-        <w:rPr>
-          <w:rFonts w:cs="Arial"/>
-          <w:b/>
-          <w:bCs/>
-          <w:i/>
-          <w:iCs/>
-          <w:color w:val="222222"/>
-          <w:szCs w:val="20"/>
-          <w:shd w:val="clear" w:color="auto" w:fill="FFFFFF"/>
-        </w:rPr>
-        <w:t>  )</w:t>
+          <w:lang w:eastAsia="ru-RU"/>
+        </w:rPr>
+        <w:t>)</w:t>
       </w:r>
     </w:p>
     <w:p>
       <w:pPr>
-        <w:shd w:val="clear" w:color="auto" w:fill="FFFFFF"/>
         <w:spacing w:after="0" w:line="240" w:lineRule="auto"/>
         <w:rPr>
           <w:rFonts w:ascii="Arial" w:eastAsia="Times New Roman" w:hAnsi="Arial" w:cs="Arial"/>
@@ -22857,15 +24904,15 @@
           <w:szCs w:val="20"/>
           <w:lang w:eastAsia="ru-RU"/>
         </w:rPr>
-        <w:t>В текстовом файле содержится описание ациклического ориентированного взвешенного графа. В каждой строке файла записаны два натуральных числа (L, M) и одно положительное вещественное число (W). L и M – номера вершин графа, W – вес ребра, ведущего из вершины L в вершину M. Таким образом, количество строк в файле равно количеству рёбер в графе. Две вершины графа не могут быть соединены более чем одним ребром.</w:t>
+        <w:t>Две вершины графа не могут быть соединены более чем одним ребром.</w:t>
       </w:r>
     </w:p>
     <w:p>
       <w:pPr>
-        <w:shd w:val="clear" w:color="auto" w:fill="FFFFFF"/>
         <w:spacing w:after="0" w:line="240" w:lineRule="auto"/>
         <w:rPr>
           <w:rFonts w:ascii="Arial" w:eastAsia="Times New Roman" w:hAnsi="Arial" w:cs="Arial"/>
+          <w:b/>
           <w:color w:val="222222"/>
           <w:sz w:val="20"/>
           <w:szCs w:val="20"/>
@@ -22880,7 +24927,7 @@
           <w:szCs w:val="20"/>
           <w:lang w:eastAsia="ru-RU"/>
         </w:rPr>
-        <w:t xml:space="preserve">Найдите и запишите в ответ </w:t>
+        <w:t xml:space="preserve">Найдите и запишите в </w:t>
       </w:r>
       <w:r>
         <w:rPr>
@@ -22891,7 +24938,7 @@
           <w:szCs w:val="20"/>
           <w:lang w:eastAsia="ru-RU"/>
         </w:rPr>
-        <w:t>целую часть длины кратчайшего пути из вершины с номером 354 в вершину с номером 412, </w:t>
+        <w:t>ответ </w:t>
       </w:r>
       <w:r>
         <w:rPr>
@@ -22903,37 +24950,26 @@
           <w:szCs w:val="20"/>
           <w:lang w:eastAsia="ru-RU"/>
         </w:rPr>
-        <w:t>проходящего по ребру из вершины с номером 312 в вершину с номер</w:t>
+        <w:t>количество </w:t>
       </w:r>
       <w:r>
         <w:rPr>
           <w:rFonts w:ascii="Arial" w:eastAsia="Times New Roman" w:hAnsi="Arial" w:cs="Arial"/>
           <w:b/>
-          <w:bCs/>
-          <w:color w:val="222222"/>
-          <w:sz w:val="20"/>
-          <w:szCs w:val="20"/>
-          <w:lang w:eastAsia="ru-RU"/>
-        </w:rPr>
-        <w:t>ом 46</w:t>
-      </w:r>
-      <w:r>
-        <w:rPr>
-          <w:rFonts w:ascii="Arial" w:eastAsia="Times New Roman" w:hAnsi="Arial" w:cs="Arial"/>
-          <w:color w:val="222222"/>
-          <w:sz w:val="20"/>
-          <w:szCs w:val="20"/>
-          <w:lang w:eastAsia="ru-RU"/>
-        </w:rPr>
-        <w:t>. Существование хотя бы одного такого пути гарантируется. Под длиной кратчайшего пути понимается минимальная сумма весов рёбер, составляющих путь.</w:t>
+          <w:color w:val="222222"/>
+          <w:sz w:val="20"/>
+          <w:szCs w:val="20"/>
+          <w:lang w:eastAsia="ru-RU"/>
+        </w:rPr>
+        <w:t xml:space="preserve">различных путей </w:t>
       </w:r>
     </w:p>
     <w:p>
       <w:pPr>
-        <w:shd w:val="clear" w:color="auto" w:fill="FFFFFF"/>
         <w:spacing w:after="0" w:line="240" w:lineRule="auto"/>
         <w:rPr>
           <w:rFonts w:ascii="Arial" w:eastAsia="Times New Roman" w:hAnsi="Arial" w:cs="Arial"/>
+          <w:b/>
           <w:color w:val="222222"/>
           <w:sz w:val="20"/>
           <w:szCs w:val="20"/>
@@ -22943,17 +24979,17 @@
       <w:r>
         <w:rPr>
           <w:rFonts w:ascii="Arial" w:eastAsia="Times New Roman" w:hAnsi="Arial" w:cs="Arial"/>
-          <w:color w:val="222222"/>
-          <w:sz w:val="20"/>
-          <w:szCs w:val="20"/>
-          <w:lang w:eastAsia="ru-RU"/>
-        </w:rPr>
-        <w:t>Для выполнения этого задания следует написать программу.</w:t>
+          <w:b/>
+          <w:color w:val="222222"/>
+          <w:sz w:val="20"/>
+          <w:szCs w:val="20"/>
+          <w:lang w:eastAsia="ru-RU"/>
+        </w:rPr>
+        <w:t>из вершины с номером 1 в вершину с номером 100, </w:t>
       </w:r>
     </w:p>
     <w:p>
       <w:pPr>
-        <w:shd w:val="clear" w:color="auto" w:fill="FFFFFF"/>
         <w:spacing w:after="0" w:line="240" w:lineRule="auto"/>
         <w:rPr>
           <w:rFonts w:ascii="Arial" w:eastAsia="Times New Roman" w:hAnsi="Arial" w:cs="Arial"/>
@@ -22966,17 +25002,63 @@
       <w:r>
         <w:rPr>
           <w:rFonts w:ascii="Arial" w:eastAsia="Times New Roman" w:hAnsi="Arial" w:cs="Arial"/>
-          <w:color w:val="222222"/>
-          <w:sz w:val="20"/>
-          <w:szCs w:val="20"/>
-          <w:lang w:eastAsia="ru-RU"/>
-        </w:rPr>
-        <w:t>Вершины графа могут быть пронумерованы не подряд. L ≤ 1000, M ≤ 1000; W ≤ 10 000. Количество строк в файле не превосходит 200. Числа в строках разделены произвольным ненулевым количеством пробелов и/или табуляций.</w:t>
+          <w:b/>
+          <w:bCs/>
+          <w:color w:val="222222"/>
+          <w:sz w:val="20"/>
+          <w:szCs w:val="20"/>
+          <w:lang w:eastAsia="ru-RU"/>
+        </w:rPr>
+        <w:t>проходящих через ребро</w:t>
+      </w:r>
+      <w:r>
+        <w:rPr>
+          <w:rFonts w:ascii="Arial" w:eastAsia="Times New Roman" w:hAnsi="Arial" w:cs="Arial"/>
+          <w:b/>
+          <w:color w:val="222222"/>
+          <w:sz w:val="20"/>
+          <w:szCs w:val="20"/>
+          <w:lang w:eastAsia="ru-RU"/>
+        </w:rPr>
+        <w:t> из вершины 238 в вершину 316.</w:t>
       </w:r>
     </w:p>
     <w:p>
       <w:pPr>
-        <w:shd w:val="clear" w:color="auto" w:fill="FFFFFF"/>
+        <w:spacing w:after="0" w:line="240" w:lineRule="auto"/>
+        <w:rPr>
+          <w:rFonts w:ascii="Arial" w:eastAsia="Times New Roman" w:hAnsi="Arial" w:cs="Arial"/>
+          <w:color w:val="222222"/>
+          <w:sz w:val="20"/>
+          <w:szCs w:val="20"/>
+          <w:lang w:eastAsia="ru-RU"/>
+        </w:rPr>
+      </w:pPr>
+    </w:p>
+    <w:p>
+      <w:pPr>
+        <w:spacing w:after="0" w:line="240" w:lineRule="auto"/>
+        <w:rPr>
+          <w:rFonts w:ascii="Arial" w:eastAsia="Times New Roman" w:hAnsi="Arial" w:cs="Arial"/>
+          <w:color w:val="222222"/>
+          <w:sz w:val="20"/>
+          <w:szCs w:val="20"/>
+          <w:lang w:eastAsia="ru-RU"/>
+        </w:rPr>
+      </w:pPr>
+      <w:r>
+        <w:rPr>
+          <w:rFonts w:ascii="Arial" w:eastAsia="Times New Roman" w:hAnsi="Arial" w:cs="Arial"/>
+          <w:color w:val="222222"/>
+          <w:sz w:val="20"/>
+          <w:szCs w:val="20"/>
+          <w:lang w:eastAsia="ru-RU"/>
+        </w:rPr>
+        <w:t>Вершины графа могут быть пронумерованы не подряд. L ≤ 1000, M ≤ 1000; W ≤ 10 000. Количество строк в файле не превосходит 200. Числа в строках разделены произвольным ненулевым количеством пробелов и/или табуляций.</w:t>
+      </w:r>
+    </w:p>
+    <w:p>
+      <w:pPr>
         <w:spacing w:after="0" w:line="240" w:lineRule="auto"/>
         <w:rPr>
           <w:rFonts w:ascii="Arial" w:eastAsia="Times New Roman" w:hAnsi="Arial" w:cs="Arial"/>
@@ -23074,1393 +25156,6 @@
     </w:p>
     <w:p>
       <w:pPr>
-        <w:shd w:val="clear" w:color="auto" w:fill="FFFFFF"/>
-        <w:spacing w:after="0" w:line="240" w:lineRule="auto"/>
-        <w:rPr>
-          <w:rFonts w:ascii="Arial" w:eastAsia="Times New Roman" w:hAnsi="Arial" w:cs="Arial"/>
-          <w:b/>
-          <w:bCs/>
-          <w:color w:val="222222"/>
-          <w:sz w:val="20"/>
-          <w:szCs w:val="20"/>
-          <w:lang w:val="en-US" w:eastAsia="ru-RU"/>
-        </w:rPr>
-      </w:pPr>
-      <w:r>
-        <w:rPr>
-          <w:rFonts w:ascii="Arial" w:eastAsia="Times New Roman" w:hAnsi="Arial" w:cs="Arial"/>
-          <w:b/>
-          <w:bCs/>
-          <w:color w:val="222222"/>
-          <w:sz w:val="20"/>
-          <w:szCs w:val="20"/>
-          <w:lang w:val="en-US" w:eastAsia="ru-RU"/>
-        </w:rPr>
-        <w:t>17100</w:t>
-      </w:r>
-    </w:p>
-    <w:p>
-      <w:pPr>
-        <w:shd w:val="clear" w:color="auto" w:fill="FFFFFF"/>
-        <w:spacing w:after="0" w:line="240" w:lineRule="auto"/>
-        <w:rPr>
-          <w:rFonts w:ascii="Arial" w:eastAsia="Times New Roman" w:hAnsi="Arial" w:cs="Arial"/>
-          <w:b/>
-          <w:bCs/>
-          <w:color w:val="222222"/>
-          <w:sz w:val="20"/>
-          <w:szCs w:val="20"/>
-          <w:lang w:val="en-US" w:eastAsia="ru-RU"/>
-        </w:rPr>
-      </w:pPr>
-    </w:p>
-    <w:p>
-      <w:pPr>
-        <w:pStyle w:val="HTML"/>
-        <w:shd w:val="clear" w:color="auto" w:fill="FFFFFF"/>
-        <w:rPr>
-          <w:color w:val="080808"/>
-          <w:lang w:val="en-US"/>
-        </w:rPr>
-      </w:pPr>
-      <w:r>
-        <w:rPr>
-          <w:color w:val="0033B3"/>
-          <w:lang w:val="en-US"/>
-        </w:rPr>
-        <w:t xml:space="preserve">from </w:t>
-      </w:r>
-      <w:r>
-        <w:rPr>
-          <w:color w:val="080808"/>
-          <w:lang w:val="en-US"/>
-        </w:rPr>
-        <w:t xml:space="preserve">functools </w:t>
-      </w:r>
-      <w:r>
-        <w:rPr>
-          <w:color w:val="0033B3"/>
-          <w:lang w:val="en-US"/>
-        </w:rPr>
-        <w:t>import</w:t>
-      </w:r>
-      <w:r>
-        <w:rPr>
-          <w:color w:val="080808"/>
-          <w:lang w:val="en-US"/>
-        </w:rPr>
-        <w:t>*</w:t>
-      </w:r>
-      <w:r>
-        <w:rPr>
-          <w:color w:val="080808"/>
-          <w:lang w:val="en-US"/>
-        </w:rPr>
-        <w:br/>
-        <w:t xml:space="preserve">f = </w:t>
-      </w:r>
-      <w:r>
-        <w:rPr>
-          <w:color w:val="000080"/>
-          <w:lang w:val="en-US"/>
-        </w:rPr>
-        <w:t>open</w:t>
-      </w:r>
-      <w:r>
-        <w:rPr>
-          <w:color w:val="080808"/>
-          <w:lang w:val="en-US"/>
-        </w:rPr>
-        <w:t>(</w:t>
-      </w:r>
-      <w:r>
-        <w:rPr>
-          <w:color w:val="067D17"/>
-          <w:lang w:val="en-US"/>
-        </w:rPr>
-        <w:t xml:space="preserve">r"D:\a </w:t>
-      </w:r>
-      <w:r>
-        <w:rPr>
-          <w:color w:val="067D17"/>
-        </w:rPr>
-        <w:t>ЖАННА</w:t>
-      </w:r>
-      <w:r>
-        <w:rPr>
-          <w:color w:val="067D17"/>
-          <w:lang w:val="en-US"/>
-        </w:rPr>
-        <w:t xml:space="preserve"> 2024-25\0 </w:t>
-      </w:r>
-      <w:r>
-        <w:rPr>
-          <w:color w:val="067D17"/>
-        </w:rPr>
-        <w:t>ИНДИВИДУАЛКИ</w:t>
-      </w:r>
-      <w:r>
-        <w:rPr>
-          <w:color w:val="067D17"/>
-          <w:lang w:val="en-US"/>
-        </w:rPr>
-        <w:t xml:space="preserve"> </w:t>
-      </w:r>
-      <w:r>
-        <w:rPr>
-          <w:color w:val="067D17"/>
-        </w:rPr>
-        <w:t>ДЕК</w:t>
-      </w:r>
-      <w:r>
-        <w:rPr>
-          <w:color w:val="067D17"/>
-          <w:lang w:val="en-US"/>
-        </w:rPr>
-        <w:t xml:space="preserve">21\1 </w:t>
-      </w:r>
-      <w:r>
-        <w:rPr>
-          <w:color w:val="067D17"/>
-        </w:rPr>
-        <w:t>ЕГЭ</w:t>
-      </w:r>
-      <w:r>
-        <w:rPr>
-          <w:color w:val="067D17"/>
-          <w:lang w:val="en-US"/>
-        </w:rPr>
-        <w:t>_</w:t>
-      </w:r>
-      <w:r>
-        <w:rPr>
-          <w:color w:val="067D17"/>
-        </w:rPr>
-        <w:t>ОГЭ</w:t>
-      </w:r>
-      <w:r>
-        <w:rPr>
-          <w:color w:val="067D17"/>
-          <w:lang w:val="en-US"/>
-        </w:rPr>
-        <w:t>\</w:t>
-      </w:r>
-      <w:r>
-        <w:rPr>
-          <w:color w:val="067D17"/>
-        </w:rPr>
-        <w:t>ЕГЭ</w:t>
-      </w:r>
-      <w:r>
-        <w:rPr>
-          <w:color w:val="067D17"/>
-          <w:lang w:val="en-US"/>
-        </w:rPr>
-        <w:t xml:space="preserve"> </w:t>
-      </w:r>
-      <w:r>
-        <w:rPr>
-          <w:color w:val="067D17"/>
-        </w:rPr>
-        <w:t>ИНФОРМАТИКА</w:t>
-      </w:r>
-      <w:r>
-        <w:rPr>
-          <w:color w:val="067D17"/>
-          <w:lang w:val="en-US"/>
-        </w:rPr>
-        <w:t>\</w:t>
-      </w:r>
-      <w:r>
-        <w:rPr>
-          <w:color w:val="067D17"/>
-        </w:rPr>
-        <w:t>ЗАДАНИЕ</w:t>
-      </w:r>
-      <w:r>
-        <w:rPr>
-          <w:color w:val="067D17"/>
-          <w:lang w:val="en-US"/>
-        </w:rPr>
-        <w:t xml:space="preserve"> 23 - NEW\</w:t>
-      </w:r>
-      <w:r>
-        <w:rPr>
-          <w:color w:val="067D17"/>
-        </w:rPr>
-        <w:t>ФАЙЛЫ</w:t>
-      </w:r>
-      <w:r>
-        <w:rPr>
-          <w:color w:val="067D17"/>
-          <w:lang w:val="en-US"/>
-        </w:rPr>
-        <w:t>\23_31621.txt"</w:t>
-      </w:r>
-      <w:r>
-        <w:rPr>
-          <w:color w:val="080808"/>
-          <w:lang w:val="en-US"/>
-        </w:rPr>
-        <w:t>)</w:t>
-      </w:r>
-      <w:r>
-        <w:rPr>
-          <w:color w:val="080808"/>
-          <w:lang w:val="en-US"/>
-        </w:rPr>
-        <w:br/>
-        <w:t xml:space="preserve">s=[c.split() </w:t>
-      </w:r>
-      <w:r>
-        <w:rPr>
-          <w:color w:val="0033B3"/>
-          <w:lang w:val="en-US"/>
-        </w:rPr>
-        <w:t xml:space="preserve">for </w:t>
-      </w:r>
-      <w:r>
-        <w:rPr>
-          <w:color w:val="080808"/>
-          <w:lang w:val="en-US"/>
-        </w:rPr>
-        <w:t xml:space="preserve">c </w:t>
-      </w:r>
-      <w:r>
-        <w:rPr>
-          <w:color w:val="0033B3"/>
-          <w:lang w:val="en-US"/>
-        </w:rPr>
-        <w:t xml:space="preserve">in </w:t>
-      </w:r>
-      <w:r>
-        <w:rPr>
-          <w:color w:val="080808"/>
-          <w:lang w:val="en-US"/>
-        </w:rPr>
-        <w:t>f.readlines()]</w:t>
-      </w:r>
-      <w:r>
-        <w:rPr>
-          <w:color w:val="080808"/>
-          <w:lang w:val="en-US"/>
-        </w:rPr>
-        <w:br/>
-        <w:t>s = [(</w:t>
-      </w:r>
-      <w:r>
-        <w:rPr>
-          <w:color w:val="000080"/>
-          <w:lang w:val="en-US"/>
-        </w:rPr>
-        <w:t>int</w:t>
-      </w:r>
-      <w:r>
-        <w:rPr>
-          <w:color w:val="080808"/>
-          <w:lang w:val="en-US"/>
-        </w:rPr>
-        <w:t xml:space="preserve">(a), </w:t>
-      </w:r>
-      <w:r>
-        <w:rPr>
-          <w:color w:val="000080"/>
-          <w:lang w:val="en-US"/>
-        </w:rPr>
-        <w:t>int</w:t>
-      </w:r>
-      <w:r>
-        <w:rPr>
-          <w:color w:val="080808"/>
-          <w:lang w:val="en-US"/>
-        </w:rPr>
-        <w:t xml:space="preserve">(b), </w:t>
-      </w:r>
-      <w:r>
-        <w:rPr>
-          <w:color w:val="000080"/>
-          <w:lang w:val="en-US"/>
-        </w:rPr>
-        <w:t>float</w:t>
-      </w:r>
-      <w:r>
-        <w:rPr>
-          <w:color w:val="080808"/>
-          <w:lang w:val="en-US"/>
-        </w:rPr>
-        <w:t xml:space="preserve">(v)) </w:t>
-      </w:r>
-      <w:r>
-        <w:rPr>
-          <w:color w:val="0033B3"/>
-          <w:lang w:val="en-US"/>
-        </w:rPr>
-        <w:t xml:space="preserve">for </w:t>
-      </w:r>
-      <w:r>
-        <w:rPr>
-          <w:color w:val="080808"/>
-          <w:lang w:val="en-US"/>
-        </w:rPr>
-        <w:t xml:space="preserve">a,b,v </w:t>
-      </w:r>
-      <w:r>
-        <w:rPr>
-          <w:color w:val="0033B3"/>
-          <w:lang w:val="en-US"/>
-        </w:rPr>
-        <w:t xml:space="preserve">in </w:t>
-      </w:r>
-      <w:r>
-        <w:rPr>
-          <w:color w:val="080808"/>
-          <w:lang w:val="en-US"/>
-        </w:rPr>
-        <w:t>s]</w:t>
-      </w:r>
-      <w:r>
-        <w:rPr>
-          <w:color w:val="080808"/>
-          <w:lang w:val="en-US"/>
-        </w:rPr>
-        <w:br/>
-        <w:t>g={}</w:t>
-      </w:r>
-      <w:r>
-        <w:rPr>
-          <w:color w:val="080808"/>
-          <w:lang w:val="en-US"/>
-        </w:rPr>
-        <w:br/>
-      </w:r>
-      <w:r>
-        <w:rPr>
-          <w:color w:val="0033B3"/>
-          <w:lang w:val="en-US"/>
-        </w:rPr>
-        <w:t xml:space="preserve">for </w:t>
-      </w:r>
-      <w:r>
-        <w:rPr>
-          <w:color w:val="080808"/>
-          <w:lang w:val="en-US"/>
-        </w:rPr>
-        <w:t xml:space="preserve">a,b,v </w:t>
-      </w:r>
-      <w:r>
-        <w:rPr>
-          <w:color w:val="0033B3"/>
-          <w:lang w:val="en-US"/>
-        </w:rPr>
-        <w:t xml:space="preserve">in </w:t>
-      </w:r>
-      <w:r>
-        <w:rPr>
-          <w:color w:val="080808"/>
-          <w:lang w:val="en-US"/>
-        </w:rPr>
-        <w:t>s:</w:t>
-      </w:r>
-      <w:r>
-        <w:rPr>
-          <w:color w:val="080808"/>
-          <w:lang w:val="en-US"/>
-        </w:rPr>
-        <w:br/>
-        <w:t xml:space="preserve">    </w:t>
-      </w:r>
-      <w:r>
-        <w:rPr>
-          <w:color w:val="0033B3"/>
-          <w:lang w:val="en-US"/>
-        </w:rPr>
-        <w:t xml:space="preserve">if </w:t>
-      </w:r>
-      <w:r>
-        <w:rPr>
-          <w:color w:val="080808"/>
-          <w:lang w:val="en-US"/>
-        </w:rPr>
-        <w:t xml:space="preserve">a </w:t>
-      </w:r>
-      <w:r>
-        <w:rPr>
-          <w:color w:val="0033B3"/>
-          <w:lang w:val="en-US"/>
-        </w:rPr>
-        <w:t xml:space="preserve">not in </w:t>
-      </w:r>
-      <w:r>
-        <w:rPr>
-          <w:color w:val="080808"/>
-          <w:lang w:val="en-US"/>
-        </w:rPr>
-        <w:t>g: g[a]=[]</w:t>
-      </w:r>
-      <w:r>
-        <w:rPr>
-          <w:color w:val="080808"/>
-          <w:lang w:val="en-US"/>
-        </w:rPr>
-        <w:br/>
-        <w:t xml:space="preserve">    g[a].append((b,v))</w:t>
-      </w:r>
-      <w:r>
-        <w:rPr>
-          <w:color w:val="080808"/>
-          <w:lang w:val="en-US"/>
-        </w:rPr>
-        <w:br/>
-      </w:r>
-      <w:r>
-        <w:rPr>
-          <w:color w:val="9E880D"/>
-          <w:lang w:val="en-US"/>
-        </w:rPr>
-        <w:t>@lru_cache</w:t>
-      </w:r>
-      <w:r>
-        <w:rPr>
-          <w:color w:val="080808"/>
-          <w:lang w:val="en-US"/>
-        </w:rPr>
-        <w:t>(</w:t>
-      </w:r>
-      <w:r>
-        <w:rPr>
-          <w:color w:val="1750EB"/>
-          <w:lang w:val="en-US"/>
-        </w:rPr>
-        <w:t>100000</w:t>
-      </w:r>
-      <w:r>
-        <w:rPr>
-          <w:color w:val="080808"/>
-          <w:lang w:val="en-US"/>
-        </w:rPr>
-        <w:t>)</w:t>
-      </w:r>
-      <w:r>
-        <w:rPr>
-          <w:color w:val="080808"/>
-          <w:lang w:val="en-US"/>
-        </w:rPr>
-        <w:br/>
-      </w:r>
-      <w:r>
-        <w:rPr>
-          <w:color w:val="0033B3"/>
-          <w:lang w:val="en-US"/>
-        </w:rPr>
-        <w:t xml:space="preserve">def </w:t>
-      </w:r>
-      <w:r>
-        <w:rPr>
-          <w:color w:val="00627A"/>
-          <w:lang w:val="en-US"/>
-        </w:rPr>
-        <w:t>f</w:t>
-      </w:r>
-      <w:r>
-        <w:rPr>
-          <w:color w:val="080808"/>
-          <w:lang w:val="en-US"/>
-        </w:rPr>
-        <w:t>(</w:t>
-      </w:r>
-      <w:r>
-        <w:rPr>
-          <w:color w:val="000000"/>
-          <w:lang w:val="en-US"/>
-        </w:rPr>
-        <w:t>a</w:t>
-      </w:r>
-      <w:r>
-        <w:rPr>
-          <w:color w:val="080808"/>
-          <w:lang w:val="en-US"/>
-        </w:rPr>
-        <w:t>,</w:t>
-      </w:r>
-      <w:r>
-        <w:rPr>
-          <w:color w:val="000000"/>
-          <w:lang w:val="en-US"/>
-        </w:rPr>
-        <w:t>fin</w:t>
-      </w:r>
-      <w:r>
-        <w:rPr>
-          <w:color w:val="080808"/>
-          <w:lang w:val="en-US"/>
-        </w:rPr>
-        <w:t>):</w:t>
-      </w:r>
-      <w:r>
-        <w:rPr>
-          <w:color w:val="080808"/>
-          <w:lang w:val="en-US"/>
-        </w:rPr>
-        <w:br/>
-        <w:t xml:space="preserve">    </w:t>
-      </w:r>
-      <w:r>
-        <w:rPr>
-          <w:color w:val="0033B3"/>
-          <w:lang w:val="en-US"/>
-        </w:rPr>
-        <w:t xml:space="preserve">if </w:t>
-      </w:r>
-      <w:r>
-        <w:rPr>
-          <w:color w:val="000000"/>
-          <w:lang w:val="en-US"/>
-        </w:rPr>
-        <w:t>a</w:t>
-      </w:r>
-      <w:r>
-        <w:rPr>
-          <w:color w:val="080808"/>
-          <w:lang w:val="en-US"/>
-        </w:rPr>
-        <w:t>==</w:t>
-      </w:r>
-      <w:r>
-        <w:rPr>
-          <w:color w:val="000000"/>
-          <w:lang w:val="en-US"/>
-        </w:rPr>
-        <w:t>fin</w:t>
-      </w:r>
-      <w:r>
-        <w:rPr>
-          <w:color w:val="080808"/>
-          <w:lang w:val="en-US"/>
-        </w:rPr>
-        <w:t xml:space="preserve">: </w:t>
-      </w:r>
-      <w:r>
-        <w:rPr>
-          <w:color w:val="0033B3"/>
-          <w:lang w:val="en-US"/>
-        </w:rPr>
-        <w:t xml:space="preserve">return </w:t>
-      </w:r>
-      <w:r>
-        <w:rPr>
-          <w:color w:val="1750EB"/>
-          <w:lang w:val="en-US"/>
-        </w:rPr>
-        <w:t>0</w:t>
-      </w:r>
-      <w:r>
-        <w:rPr>
-          <w:color w:val="1750EB"/>
-          <w:lang w:val="en-US"/>
-        </w:rPr>
-        <w:br/>
-        <w:t xml:space="preserve">    </w:t>
-      </w:r>
-      <w:r>
-        <w:rPr>
-          <w:color w:val="0033B3"/>
-          <w:lang w:val="en-US"/>
-        </w:rPr>
-        <w:t xml:space="preserve">if </w:t>
-      </w:r>
-      <w:r>
-        <w:rPr>
-          <w:color w:val="000000"/>
-          <w:lang w:val="en-US"/>
-        </w:rPr>
-        <w:t xml:space="preserve">a </w:t>
-      </w:r>
-      <w:r>
-        <w:rPr>
-          <w:color w:val="0033B3"/>
-          <w:lang w:val="en-US"/>
-        </w:rPr>
-        <w:t xml:space="preserve">not in </w:t>
-      </w:r>
-      <w:r>
-        <w:rPr>
-          <w:color w:val="080808"/>
-          <w:lang w:val="en-US"/>
-        </w:rPr>
-        <w:t xml:space="preserve">g: </w:t>
-      </w:r>
-      <w:r>
-        <w:rPr>
-          <w:color w:val="0033B3"/>
-          <w:lang w:val="en-US"/>
-        </w:rPr>
-        <w:t xml:space="preserve">return </w:t>
-      </w:r>
-      <w:r>
-        <w:rPr>
-          <w:color w:val="1750EB"/>
-          <w:lang w:val="en-US"/>
-        </w:rPr>
-        <w:t>10</w:t>
-      </w:r>
-      <w:r>
-        <w:rPr>
-          <w:color w:val="080808"/>
-          <w:lang w:val="en-US"/>
-        </w:rPr>
-        <w:t>**</w:t>
-      </w:r>
-      <w:r>
-        <w:rPr>
-          <w:color w:val="1750EB"/>
-          <w:lang w:val="en-US"/>
-        </w:rPr>
-        <w:t>10</w:t>
-      </w:r>
-      <w:r>
-        <w:rPr>
-          <w:color w:val="1750EB"/>
-          <w:lang w:val="en-US"/>
-        </w:rPr>
-        <w:br/>
-        <w:t xml:space="preserve">    </w:t>
-      </w:r>
-      <w:r>
-        <w:rPr>
-          <w:color w:val="000000"/>
-          <w:lang w:val="en-US"/>
-        </w:rPr>
-        <w:t>deti</w:t>
-      </w:r>
-      <w:r>
-        <w:rPr>
-          <w:color w:val="080808"/>
-          <w:lang w:val="en-US"/>
-        </w:rPr>
-        <w:t>=g[</w:t>
-      </w:r>
-      <w:r>
-        <w:rPr>
-          <w:color w:val="000000"/>
-          <w:lang w:val="en-US"/>
-        </w:rPr>
-        <w:t>a</w:t>
-      </w:r>
-      <w:r>
-        <w:rPr>
-          <w:color w:val="080808"/>
-          <w:lang w:val="en-US"/>
-        </w:rPr>
-        <w:t>]</w:t>
-      </w:r>
-      <w:r>
-        <w:rPr>
-          <w:color w:val="080808"/>
-          <w:lang w:val="en-US"/>
-        </w:rPr>
-        <w:br/>
-        <w:t xml:space="preserve">    </w:t>
-      </w:r>
-      <w:r>
-        <w:rPr>
-          <w:color w:val="000000"/>
-          <w:lang w:val="en-US"/>
-        </w:rPr>
-        <w:t>rez</w:t>
-      </w:r>
-      <w:r>
-        <w:rPr>
-          <w:color w:val="080808"/>
-          <w:lang w:val="en-US"/>
-        </w:rPr>
-        <w:t>=[</w:t>
-      </w:r>
-      <w:r>
-        <w:rPr>
-          <w:color w:val="000000"/>
-          <w:lang w:val="en-US"/>
-        </w:rPr>
-        <w:t xml:space="preserve">v </w:t>
-      </w:r>
-      <w:r>
-        <w:rPr>
-          <w:color w:val="080808"/>
-          <w:lang w:val="en-US"/>
-        </w:rPr>
-        <w:t>+ f(</w:t>
-      </w:r>
-      <w:r>
-        <w:rPr>
-          <w:color w:val="000000"/>
-          <w:lang w:val="en-US"/>
-        </w:rPr>
-        <w:t>b</w:t>
-      </w:r>
-      <w:r>
-        <w:rPr>
-          <w:color w:val="080808"/>
-          <w:lang w:val="en-US"/>
-        </w:rPr>
-        <w:t xml:space="preserve">, </w:t>
-      </w:r>
-      <w:r>
-        <w:rPr>
-          <w:color w:val="000000"/>
-          <w:lang w:val="en-US"/>
-        </w:rPr>
-        <w:t>fin</w:t>
-      </w:r>
-      <w:r>
-        <w:rPr>
-          <w:color w:val="080808"/>
-          <w:lang w:val="en-US"/>
-        </w:rPr>
-        <w:t xml:space="preserve">) </w:t>
-      </w:r>
-      <w:r>
-        <w:rPr>
-          <w:color w:val="0033B3"/>
-          <w:lang w:val="en-US"/>
-        </w:rPr>
-        <w:t xml:space="preserve">for </w:t>
-      </w:r>
-      <w:r>
-        <w:rPr>
-          <w:color w:val="000000"/>
-          <w:lang w:val="en-US"/>
-        </w:rPr>
-        <w:t>b</w:t>
-      </w:r>
-      <w:r>
-        <w:rPr>
-          <w:color w:val="080808"/>
-          <w:lang w:val="en-US"/>
-        </w:rPr>
-        <w:t>,</w:t>
-      </w:r>
-      <w:r>
-        <w:rPr>
-          <w:color w:val="000000"/>
-          <w:lang w:val="en-US"/>
-        </w:rPr>
-        <w:t xml:space="preserve">v </w:t>
-      </w:r>
-      <w:r>
-        <w:rPr>
-          <w:color w:val="0033B3"/>
-          <w:lang w:val="en-US"/>
-        </w:rPr>
-        <w:t xml:space="preserve">in </w:t>
-      </w:r>
-      <w:r>
-        <w:rPr>
-          <w:color w:val="000000"/>
-          <w:lang w:val="en-US"/>
-        </w:rPr>
-        <w:t>deti</w:t>
-      </w:r>
-      <w:r>
-        <w:rPr>
-          <w:color w:val="080808"/>
-          <w:lang w:val="en-US"/>
-        </w:rPr>
-        <w:t>]</w:t>
-      </w:r>
-      <w:r>
-        <w:rPr>
-          <w:color w:val="080808"/>
-          <w:lang w:val="en-US"/>
-        </w:rPr>
-        <w:br/>
-        <w:t xml:space="preserve">    </w:t>
-      </w:r>
-      <w:r>
-        <w:rPr>
-          <w:color w:val="0033B3"/>
-          <w:lang w:val="en-US"/>
-        </w:rPr>
-        <w:t xml:space="preserve">return </w:t>
-      </w:r>
-      <w:r>
-        <w:rPr>
-          <w:color w:val="000080"/>
-          <w:lang w:val="en-US"/>
-        </w:rPr>
-        <w:t>min</w:t>
-      </w:r>
-      <w:r>
-        <w:rPr>
-          <w:color w:val="080808"/>
-          <w:lang w:val="en-US"/>
-        </w:rPr>
-        <w:t>(</w:t>
-      </w:r>
-      <w:r>
-        <w:rPr>
-          <w:color w:val="000000"/>
-          <w:lang w:val="en-US"/>
-        </w:rPr>
-        <w:t>rez</w:t>
-      </w:r>
-      <w:r>
-        <w:rPr>
-          <w:color w:val="080808"/>
-          <w:lang w:val="en-US"/>
-        </w:rPr>
-        <w:t>)</w:t>
-      </w:r>
-      <w:r>
-        <w:rPr>
-          <w:color w:val="080808"/>
-          <w:lang w:val="en-US"/>
-        </w:rPr>
-        <w:br/>
-        <w:t>r=</w:t>
-      </w:r>
-      <w:r>
-        <w:rPr>
-          <w:color w:val="000080"/>
-          <w:lang w:val="en-US"/>
-        </w:rPr>
-        <w:t>min</w:t>
-      </w:r>
-      <w:r>
-        <w:rPr>
-          <w:color w:val="080808"/>
-          <w:lang w:val="en-US"/>
-        </w:rPr>
-        <w:t>([c[</w:t>
-      </w:r>
-      <w:r>
-        <w:rPr>
-          <w:color w:val="1750EB"/>
-          <w:lang w:val="en-US"/>
-        </w:rPr>
-        <w:t>1</w:t>
-      </w:r>
-      <w:r>
-        <w:rPr>
-          <w:color w:val="080808"/>
-          <w:lang w:val="en-US"/>
-        </w:rPr>
-        <w:t xml:space="preserve">] </w:t>
-      </w:r>
-      <w:r>
-        <w:rPr>
-          <w:color w:val="0033B3"/>
-          <w:lang w:val="en-US"/>
-        </w:rPr>
-        <w:t xml:space="preserve">for </w:t>
-      </w:r>
-      <w:r>
-        <w:rPr>
-          <w:color w:val="080808"/>
-          <w:lang w:val="en-US"/>
-        </w:rPr>
-        <w:t xml:space="preserve">c </w:t>
-      </w:r>
-      <w:r>
-        <w:rPr>
-          <w:color w:val="0033B3"/>
-          <w:lang w:val="en-US"/>
-        </w:rPr>
-        <w:t xml:space="preserve">in </w:t>
-      </w:r>
-      <w:r>
-        <w:rPr>
-          <w:color w:val="080808"/>
-          <w:lang w:val="en-US"/>
-        </w:rPr>
-        <w:t>g[</w:t>
-      </w:r>
-      <w:r>
-        <w:rPr>
-          <w:color w:val="1750EB"/>
-          <w:lang w:val="en-US"/>
-        </w:rPr>
-        <w:t>312</w:t>
-      </w:r>
-      <w:r>
-        <w:rPr>
-          <w:color w:val="080808"/>
-          <w:lang w:val="en-US"/>
-        </w:rPr>
-        <w:t xml:space="preserve">] </w:t>
-      </w:r>
-      <w:r>
-        <w:rPr>
-          <w:color w:val="0033B3"/>
-          <w:lang w:val="en-US"/>
-        </w:rPr>
-        <w:t xml:space="preserve">if </w:t>
-      </w:r>
-      <w:r>
-        <w:rPr>
-          <w:color w:val="080808"/>
-          <w:lang w:val="en-US"/>
-        </w:rPr>
-        <w:t>c[</w:t>
-      </w:r>
-      <w:r>
-        <w:rPr>
-          <w:color w:val="1750EB"/>
-          <w:lang w:val="en-US"/>
-        </w:rPr>
-        <w:t>0</w:t>
-      </w:r>
-      <w:r>
-        <w:rPr>
-          <w:color w:val="080808"/>
-          <w:lang w:val="en-US"/>
-        </w:rPr>
-        <w:t>]==</w:t>
-      </w:r>
-      <w:r>
-        <w:rPr>
-          <w:color w:val="1750EB"/>
-          <w:lang w:val="en-US"/>
-        </w:rPr>
-        <w:t>46</w:t>
-      </w:r>
-      <w:r>
-        <w:rPr>
-          <w:color w:val="080808"/>
-          <w:lang w:val="en-US"/>
-        </w:rPr>
-        <w:t>] )</w:t>
-      </w:r>
-      <w:r>
-        <w:rPr>
-          <w:color w:val="080808"/>
-          <w:lang w:val="en-US"/>
-        </w:rPr>
-        <w:br/>
-      </w:r>
-      <w:r>
-        <w:rPr>
-          <w:color w:val="000080"/>
-          <w:lang w:val="en-US"/>
-        </w:rPr>
-        <w:t>print</w:t>
-      </w:r>
-      <w:r>
-        <w:rPr>
-          <w:color w:val="080808"/>
-          <w:lang w:val="en-US"/>
-        </w:rPr>
-        <w:t>(</w:t>
-      </w:r>
-      <w:r>
-        <w:rPr>
-          <w:color w:val="000080"/>
-          <w:lang w:val="en-US"/>
-        </w:rPr>
-        <w:t>int</w:t>
-      </w:r>
-      <w:r>
-        <w:rPr>
-          <w:color w:val="080808"/>
-          <w:lang w:val="en-US"/>
-        </w:rPr>
-        <w:t>(f(</w:t>
-      </w:r>
-      <w:r>
-        <w:rPr>
-          <w:color w:val="1750EB"/>
-          <w:lang w:val="en-US"/>
-        </w:rPr>
-        <w:t xml:space="preserve">354 </w:t>
-      </w:r>
-      <w:r>
-        <w:rPr>
-          <w:color w:val="080808"/>
-          <w:lang w:val="en-US"/>
-        </w:rPr>
-        <w:t>,</w:t>
-      </w:r>
-      <w:r>
-        <w:rPr>
-          <w:color w:val="1750EB"/>
-          <w:lang w:val="en-US"/>
-        </w:rPr>
-        <w:t xml:space="preserve">312 </w:t>
-      </w:r>
-      <w:r>
-        <w:rPr>
-          <w:color w:val="080808"/>
-          <w:lang w:val="en-US"/>
-        </w:rPr>
-        <w:t>)+r+f(</w:t>
-      </w:r>
-      <w:r>
-        <w:rPr>
-          <w:color w:val="1750EB"/>
-          <w:lang w:val="en-US"/>
-        </w:rPr>
-        <w:t>46</w:t>
-      </w:r>
-      <w:r>
-        <w:rPr>
-          <w:color w:val="080808"/>
-          <w:lang w:val="en-US"/>
-        </w:rPr>
-        <w:t>,</w:t>
-      </w:r>
-      <w:r>
-        <w:rPr>
-          <w:color w:val="1750EB"/>
-          <w:lang w:val="en-US"/>
-        </w:rPr>
-        <w:t>412</w:t>
-      </w:r>
-      <w:r>
-        <w:rPr>
-          <w:color w:val="080808"/>
-          <w:lang w:val="en-US"/>
-        </w:rPr>
-        <w:t>)))</w:t>
-      </w:r>
-    </w:p>
-    <w:p>
-      <w:pPr>
-        <w:pStyle w:val="HTML"/>
-        <w:shd w:val="clear" w:color="auto" w:fill="FFFFFF"/>
-        <w:spacing w:after="240"/>
-        <w:rPr>
-          <w:color w:val="080808"/>
-          <w:lang w:val="en-US"/>
-        </w:rPr>
-      </w:pPr>
-      <w:r>
-        <w:rPr>
-          <w:color w:val="080808"/>
-          <w:lang w:val="en-US"/>
-        </w:rPr>
-        <w:br/>
-      </w:r>
-    </w:p>
-    <w:p>
-      <w:pPr>
-        <w:rPr>
-          <w:rFonts w:ascii="Courier New" w:eastAsia="Times New Roman" w:hAnsi="Courier New" w:cs="Courier New"/>
-          <w:color w:val="080808"/>
-          <w:sz w:val="20"/>
-          <w:szCs w:val="20"/>
-          <w:lang w:val="en-US" w:eastAsia="ru-RU"/>
-        </w:rPr>
-      </w:pPr>
-      <w:r>
-        <w:rPr>
-          <w:rFonts w:ascii="Courier New" w:eastAsia="Times New Roman" w:hAnsi="Courier New" w:cs="Courier New"/>
-          <w:color w:val="080808"/>
-          <w:sz w:val="20"/>
-          <w:szCs w:val="20"/>
-          <w:lang w:val="en-US" w:eastAsia="ru-RU"/>
-        </w:rPr>
-        <w:br w:type="page"/>
-      </w:r>
-    </w:p>
-    <w:p>
-      <w:pPr>
-        <w:pStyle w:val="2"/>
-        <w:rPr>
-          <w:rFonts w:eastAsia="Times New Roman"/>
-          <w:lang w:eastAsia="ru-RU"/>
-        </w:rPr>
-      </w:pPr>
-      <w:bookmarkStart w:id="1" w:name="OLE_LINK1"/>
-      <w:r>
-        <w:rPr>
-          <w:rFonts w:eastAsia="Times New Roman"/>
-          <w:lang w:eastAsia="ru-RU"/>
-        </w:rPr>
-        <w:lastRenderedPageBreak/>
-        <w:t>№ 31635</w:t>
-      </w:r>
-      <w:r>
-        <w:rPr>
-          <w:rFonts w:eastAsia="Times New Roman"/>
-          <w:lang w:eastAsia="ru-RU"/>
-        </w:rPr>
-        <w:t xml:space="preserve"> </w:t>
-      </w:r>
-      <w:r>
-        <w:rPr>
-          <w:rFonts w:eastAsia="Times New Roman" w:cs="Arial"/>
-          <w:iCs/>
-          <w:color w:val="222222"/>
-          <w:szCs w:val="20"/>
-          <w:lang w:eastAsia="ru-RU"/>
-        </w:rPr>
-        <w:t xml:space="preserve">(аналог </w:t>
-      </w:r>
-      <w:r>
-        <w:rPr>
-          <w:rFonts w:eastAsia="Times New Roman" w:cs="Arial"/>
-          <w:b/>
-          <w:iCs/>
-          <w:color w:val="222222"/>
-          <w:szCs w:val="20"/>
-          <w:highlight w:val="yellow"/>
-          <w:lang w:eastAsia="ru-RU"/>
-        </w:rPr>
-        <w:t>31621</w:t>
-      </w:r>
-      <w:r>
-        <w:rPr>
-          <w:rFonts w:eastAsia="Times New Roman" w:cs="Arial"/>
-          <w:iCs/>
-          <w:color w:val="222222"/>
-          <w:szCs w:val="20"/>
-          <w:lang w:eastAsia="ru-RU"/>
-        </w:rPr>
-        <w:t>)</w:t>
-      </w:r>
-    </w:p>
-    <w:p>
-      <w:pPr>
-        <w:spacing w:after="0" w:line="240" w:lineRule="auto"/>
-        <w:rPr>
-          <w:rFonts w:ascii="Arial" w:eastAsia="Times New Roman" w:hAnsi="Arial" w:cs="Arial"/>
-          <w:color w:val="222222"/>
-          <w:sz w:val="20"/>
-          <w:szCs w:val="20"/>
-          <w:lang w:eastAsia="ru-RU"/>
-        </w:rPr>
-      </w:pPr>
-      <w:r>
-        <w:rPr>
-          <w:rFonts w:ascii="Arial" w:eastAsia="Times New Roman" w:hAnsi="Arial" w:cs="Arial"/>
-          <w:color w:val="222222"/>
-          <w:sz w:val="20"/>
-          <w:szCs w:val="20"/>
-          <w:lang w:eastAsia="ru-RU"/>
-        </w:rPr>
-        <w:t>В текстовом файле содержится описание ациклического ориентированного взвешенного графа. В каждой строке файла записаны два натуральных числа (L, M) и одно положительное вещественное число (W). L и M – номера вершин графа, W – вес ребра, ведущего из вершины L в вершину M. Таким образом, количество строк в файле равно количеству рёбер в графе. Две вершины графа не могут быть соединены более чем одним ребром.</w:t>
-      </w:r>
-    </w:p>
-    <w:p>
-      <w:pPr>
-        <w:spacing w:after="0" w:line="240" w:lineRule="auto"/>
-        <w:rPr>
-          <w:rFonts w:ascii="Arial" w:eastAsia="Times New Roman" w:hAnsi="Arial" w:cs="Arial"/>
-          <w:color w:val="222222"/>
-          <w:sz w:val="20"/>
-          <w:szCs w:val="20"/>
-          <w:lang w:eastAsia="ru-RU"/>
-        </w:rPr>
-      </w:pPr>
-      <w:r>
-        <w:rPr>
-          <w:rFonts w:ascii="Arial" w:eastAsia="Times New Roman" w:hAnsi="Arial" w:cs="Arial"/>
-          <w:color w:val="222222"/>
-          <w:sz w:val="20"/>
-          <w:szCs w:val="20"/>
-          <w:lang w:eastAsia="ru-RU"/>
-        </w:rPr>
-        <w:t xml:space="preserve">Найдите и запишите в </w:t>
-      </w:r>
-      <w:r>
-        <w:rPr>
-          <w:rFonts w:ascii="Arial" w:eastAsia="Times New Roman" w:hAnsi="Arial" w:cs="Arial"/>
-          <w:b/>
-          <w:color w:val="222222"/>
-          <w:sz w:val="20"/>
-          <w:szCs w:val="20"/>
-          <w:lang w:eastAsia="ru-RU"/>
-        </w:rPr>
-        <w:t>ответ </w:t>
-      </w:r>
-      <w:r>
-        <w:rPr>
-          <w:rFonts w:ascii="Arial" w:eastAsia="Times New Roman" w:hAnsi="Arial" w:cs="Arial"/>
-          <w:b/>
-          <w:bCs/>
-          <w:color w:val="222222"/>
-          <w:sz w:val="20"/>
-          <w:szCs w:val="20"/>
-          <w:lang w:eastAsia="ru-RU"/>
-        </w:rPr>
-        <w:t>количество </w:t>
-      </w:r>
-      <w:r>
-        <w:rPr>
-          <w:rFonts w:ascii="Arial" w:eastAsia="Times New Roman" w:hAnsi="Arial" w:cs="Arial"/>
-          <w:b/>
-          <w:color w:val="222222"/>
-          <w:sz w:val="20"/>
-          <w:szCs w:val="20"/>
-          <w:lang w:eastAsia="ru-RU"/>
-        </w:rPr>
-        <w:t>различных путей из вершины с номером 1 в вершину с номером 100, </w:t>
-      </w:r>
-      <w:r>
-        <w:rPr>
-          <w:rFonts w:ascii="Arial" w:eastAsia="Times New Roman" w:hAnsi="Arial" w:cs="Arial"/>
-          <w:b/>
-          <w:bCs/>
-          <w:color w:val="222222"/>
-          <w:sz w:val="20"/>
-          <w:szCs w:val="20"/>
-          <w:lang w:eastAsia="ru-RU"/>
-        </w:rPr>
-        <w:t>проходящих через ребро</w:t>
-      </w:r>
-      <w:r>
-        <w:rPr>
-          <w:rFonts w:ascii="Arial" w:eastAsia="Times New Roman" w:hAnsi="Arial" w:cs="Arial"/>
-          <w:b/>
-          <w:color w:val="222222"/>
-          <w:sz w:val="20"/>
-          <w:szCs w:val="20"/>
-          <w:lang w:eastAsia="ru-RU"/>
-        </w:rPr>
-        <w:t> из вершины 238 в вершину 316.</w:t>
-      </w:r>
-    </w:p>
-    <w:p>
-      <w:pPr>
-        <w:spacing w:after="0" w:line="240" w:lineRule="auto"/>
-        <w:rPr>
-          <w:rFonts w:ascii="Arial" w:eastAsia="Times New Roman" w:hAnsi="Arial" w:cs="Arial"/>
-          <w:color w:val="222222"/>
-          <w:sz w:val="20"/>
-          <w:szCs w:val="20"/>
-          <w:lang w:eastAsia="ru-RU"/>
-        </w:rPr>
-      </w:pPr>
-      <w:r>
-        <w:rPr>
-          <w:rFonts w:ascii="Arial" w:eastAsia="Times New Roman" w:hAnsi="Arial" w:cs="Arial"/>
-          <w:color w:val="222222"/>
-          <w:sz w:val="20"/>
-          <w:szCs w:val="20"/>
-          <w:lang w:eastAsia="ru-RU"/>
-        </w:rPr>
-        <w:t>Для выполнения этого задания следует написать программу.</w:t>
-      </w:r>
-    </w:p>
-    <w:p>
-      <w:pPr>
-        <w:spacing w:after="0" w:line="240" w:lineRule="auto"/>
-        <w:rPr>
-          <w:rFonts w:ascii="Arial" w:eastAsia="Times New Roman" w:hAnsi="Arial" w:cs="Arial"/>
-          <w:color w:val="222222"/>
-          <w:sz w:val="20"/>
-          <w:szCs w:val="20"/>
-          <w:lang w:eastAsia="ru-RU"/>
-        </w:rPr>
-      </w:pPr>
-      <w:r>
-        <w:rPr>
-          <w:rFonts w:ascii="Arial" w:eastAsia="Times New Roman" w:hAnsi="Arial" w:cs="Arial"/>
-          <w:color w:val="222222"/>
-          <w:sz w:val="20"/>
-          <w:szCs w:val="20"/>
-          <w:lang w:eastAsia="ru-RU"/>
-        </w:rPr>
-        <w:t>Вершины графа могут быть пронумерованы не подряд. L ≤ 1000, M ≤ 1000; W ≤ 10 000. Количество строк в файле не превосходит 200. Числа в строках разделены произвольным ненулевым количеством пробелов и/или табуляций.</w:t>
-      </w:r>
-    </w:p>
-    <w:p>
-      <w:pPr>
-        <w:spacing w:after="0" w:line="240" w:lineRule="auto"/>
-        <w:rPr>
-          <w:rFonts w:ascii="Arial" w:eastAsia="Times New Roman" w:hAnsi="Arial" w:cs="Arial"/>
-          <w:color w:val="222222"/>
-          <w:sz w:val="20"/>
-          <w:szCs w:val="20"/>
-          <w:lang w:val="en-US" w:eastAsia="ru-RU"/>
-        </w:rPr>
-      </w:pPr>
-      <w:r>
-        <w:rPr>
-          <w:rFonts w:ascii="Arial" w:eastAsia="Times New Roman" w:hAnsi="Arial" w:cs="Arial"/>
-          <w:b/>
-          <w:bCs/>
-          <w:color w:val="222222"/>
-          <w:sz w:val="20"/>
-          <w:szCs w:val="20"/>
-          <w:lang w:eastAsia="ru-RU"/>
-        </w:rPr>
-        <w:t>Файлы</w:t>
-      </w:r>
-      <w:r>
-        <w:rPr>
-          <w:rFonts w:ascii="Arial" w:eastAsia="Times New Roman" w:hAnsi="Arial" w:cs="Arial"/>
-          <w:b/>
-          <w:bCs/>
-          <w:color w:val="222222"/>
-          <w:sz w:val="20"/>
-          <w:szCs w:val="20"/>
-          <w:lang w:val="en-US" w:eastAsia="ru-RU"/>
-        </w:rPr>
-        <w:t xml:space="preserve"> </w:t>
-      </w:r>
-      <w:r>
-        <w:rPr>
-          <w:rFonts w:ascii="Arial" w:eastAsia="Times New Roman" w:hAnsi="Arial" w:cs="Arial"/>
-          <w:b/>
-          <w:bCs/>
-          <w:color w:val="222222"/>
-          <w:sz w:val="20"/>
-          <w:szCs w:val="20"/>
-          <w:lang w:eastAsia="ru-RU"/>
-        </w:rPr>
-        <w:t>к</w:t>
-      </w:r>
-      <w:r>
-        <w:rPr>
-          <w:rFonts w:ascii="Arial" w:eastAsia="Times New Roman" w:hAnsi="Arial" w:cs="Arial"/>
-          <w:b/>
-          <w:bCs/>
-          <w:color w:val="222222"/>
-          <w:sz w:val="20"/>
-          <w:szCs w:val="20"/>
-          <w:lang w:val="en-US" w:eastAsia="ru-RU"/>
-        </w:rPr>
-        <w:t xml:space="preserve"> </w:t>
-      </w:r>
-      <w:r>
-        <w:rPr>
-          <w:rFonts w:ascii="Arial" w:eastAsia="Times New Roman" w:hAnsi="Arial" w:cs="Arial"/>
-          <w:b/>
-          <w:bCs/>
-          <w:color w:val="222222"/>
-          <w:sz w:val="20"/>
-          <w:szCs w:val="20"/>
-          <w:lang w:eastAsia="ru-RU"/>
-        </w:rPr>
-        <w:t>заданию</w:t>
-      </w:r>
-      <w:r>
-        <w:rPr>
-          <w:rFonts w:ascii="Arial" w:eastAsia="Times New Roman" w:hAnsi="Arial" w:cs="Arial"/>
-          <w:b/>
-          <w:bCs/>
-          <w:color w:val="222222"/>
-          <w:sz w:val="20"/>
-          <w:szCs w:val="20"/>
-          <w:lang w:val="en-US" w:eastAsia="ru-RU"/>
-        </w:rPr>
-        <w:t>:</w:t>
-      </w:r>
-      <w:hyperlink r:id="rId16" w:history="1">
-        <w:r>
-          <w:rPr>
-            <w:rFonts w:ascii="Arial" w:eastAsia="Times New Roman" w:hAnsi="Arial" w:cs="Arial"/>
-            <w:color w:val="2A5885"/>
-            <w:sz w:val="20"/>
-            <w:szCs w:val="20"/>
-            <w:u w:val="single"/>
-            <w:lang w:val="en-US" w:eastAsia="ru-RU"/>
-          </w:rPr>
-          <w:t>23.txt</w:t>
-        </w:r>
-      </w:hyperlink>
-    </w:p>
-    <w:p>
-      <w:pPr>
         <w:rPr>
           <w:rFonts w:ascii="Arial" w:eastAsia="Times New Roman" w:hAnsi="Arial" w:cs="Arial"/>
           <w:b/>
@@ -25429,61 +26124,7 @@
           <w:szCs w:val="20"/>
           <w:lang w:eastAsia="ru-RU"/>
         </w:rPr>
-        <w:t>В текстовом файле содержится описание ациклического ориентированного взвешенного графа. В каждой строке файла записаны два натуральных числа (L, M) и одно положительное вещественное число (W). L и M – номера вершин графа, W – вес ребра, ведущего из вершины L в вершину M. Таким образом, количество строк в файле равно количеству рёбер в графе. Две вершины графа не могут быть соединены более чем одним ребром.</w:t>
-      </w:r>
-      <w:r>
-        <w:rPr>
-          <w:rFonts w:ascii="Arial" w:eastAsia="Times New Roman" w:hAnsi="Arial" w:cs="Arial"/>
-          <w:color w:val="222222"/>
-          <w:sz w:val="20"/>
-          <w:szCs w:val="20"/>
-          <w:lang w:eastAsia="ru-RU"/>
-        </w:rPr>
-        <w:br/>
-        <w:t xml:space="preserve">Будем называть </w:t>
-      </w:r>
-      <w:r>
-        <w:rPr>
-          <w:rFonts w:ascii="Arial" w:eastAsia="Times New Roman" w:hAnsi="Arial" w:cs="Arial"/>
-          <w:b/>
-          <w:color w:val="222222"/>
-          <w:sz w:val="20"/>
-          <w:szCs w:val="20"/>
-          <w:lang w:eastAsia="ru-RU"/>
-        </w:rPr>
-        <w:t>максимальным весом пути максимальный вес среди всех рёбер, входящих в данный путь. Найдите такой путь из вершины с номером 444 в вершину с номером 9916, у которого максимальный вес пути является минимально возможным</w:t>
-      </w:r>
-      <w:r>
-        <w:rPr>
-          <w:rFonts w:ascii="Arial" w:eastAsia="Times New Roman" w:hAnsi="Arial" w:cs="Arial"/>
-          <w:color w:val="222222"/>
-          <w:sz w:val="20"/>
-          <w:szCs w:val="20"/>
-          <w:lang w:eastAsia="ru-RU"/>
-        </w:rPr>
-        <w:t>. Запишите в ответе целую часть полученного минимального значения. Существование хотя бы одного такого пути гарантируется. </w:t>
-      </w:r>
-      <w:r>
-        <w:rPr>
-          <w:rFonts w:ascii="Arial" w:eastAsia="Times New Roman" w:hAnsi="Arial" w:cs="Arial"/>
-          <w:color w:val="222222"/>
-          <w:sz w:val="20"/>
-          <w:szCs w:val="20"/>
-          <w:lang w:eastAsia="ru-RU"/>
-        </w:rPr>
-        <w:br/>
-        <w:t>Для выполнения этого задания следует написать программу.</w:t>
-      </w:r>
-      <w:r>
-        <w:rPr>
-          <w:rFonts w:ascii="Arial" w:eastAsia="Times New Roman" w:hAnsi="Arial" w:cs="Arial"/>
-          <w:color w:val="222222"/>
-          <w:sz w:val="20"/>
-          <w:szCs w:val="20"/>
-          <w:lang w:eastAsia="ru-RU"/>
-        </w:rPr>
-        <w:br/>
-        <w:t>Вершины графа могут быть пронумерованы не подряд. L ≤ 10000, M ≤ 10000; W ≤ 100. Количество строк в файле не превосходит 100 000. Числа в строках разделены произвольным ненулевым количеством пробелов и/или табуляций.</w:t>
+        <w:t xml:space="preserve">В текстовом файле содержится описание ациклического ориентированного взвешенного графа. </w:t>
       </w:r>
     </w:p>
     <w:p>
@@ -25501,14 +26142,209 @@
       <w:r>
         <w:rPr>
           <w:rFonts w:ascii="Arial" w:eastAsia="Times New Roman" w:hAnsi="Arial" w:cs="Arial"/>
-          <w:i/>
-          <w:iCs/>
-          <w:color w:val="222222"/>
-          <w:sz w:val="20"/>
-          <w:szCs w:val="20"/>
-          <w:lang w:eastAsia="ru-RU"/>
-        </w:rPr>
-        <w:t>Типовой пример организации данных во входном файле для графа на рисунке.</w:t>
+          <w:color w:val="222222"/>
+          <w:sz w:val="20"/>
+          <w:szCs w:val="20"/>
+          <w:lang w:eastAsia="ru-RU"/>
+        </w:rPr>
+        <w:t>Две вершины графа не могут быть соединены более чем одним ребром.</w:t>
+      </w:r>
+      <w:r>
+        <w:rPr>
+          <w:rFonts w:ascii="Arial" w:eastAsia="Times New Roman" w:hAnsi="Arial" w:cs="Arial"/>
+          <w:color w:val="222222"/>
+          <w:sz w:val="20"/>
+          <w:szCs w:val="20"/>
+          <w:lang w:eastAsia="ru-RU"/>
+        </w:rPr>
+        <w:br/>
+      </w:r>
+    </w:p>
+    <w:p>
+      <w:pPr>
+        <w:shd w:val="clear" w:color="auto" w:fill="FFFFFF"/>
+        <w:spacing w:after="0" w:line="240" w:lineRule="auto"/>
+        <w:rPr>
+          <w:rFonts w:ascii="Arial" w:eastAsia="Times New Roman" w:hAnsi="Arial" w:cs="Arial"/>
+          <w:b/>
+          <w:color w:val="222222"/>
+          <w:sz w:val="20"/>
+          <w:szCs w:val="20"/>
+          <w:lang w:eastAsia="ru-RU"/>
+        </w:rPr>
+      </w:pPr>
+      <w:r>
+        <w:rPr>
+          <w:rFonts w:ascii="Arial" w:eastAsia="Times New Roman" w:hAnsi="Arial" w:cs="Arial"/>
+          <w:color w:val="222222"/>
+          <w:sz w:val="20"/>
+          <w:szCs w:val="20"/>
+          <w:lang w:eastAsia="ru-RU"/>
+        </w:rPr>
+        <w:t xml:space="preserve">Будем называть </w:t>
+      </w:r>
+      <w:r>
+        <w:rPr>
+          <w:rFonts w:ascii="Arial" w:eastAsia="Times New Roman" w:hAnsi="Arial" w:cs="Arial"/>
+          <w:b/>
+          <w:color w:val="222222"/>
+          <w:sz w:val="20"/>
+          <w:szCs w:val="20"/>
+          <w:lang w:eastAsia="ru-RU"/>
+        </w:rPr>
+        <w:t xml:space="preserve">максимальным весом пути максимальный вес среди всех рёбер, </w:t>
+      </w:r>
+    </w:p>
+    <w:p>
+      <w:pPr>
+        <w:shd w:val="clear" w:color="auto" w:fill="FFFFFF"/>
+        <w:spacing w:after="0" w:line="240" w:lineRule="auto"/>
+        <w:rPr>
+          <w:rFonts w:ascii="Arial" w:eastAsia="Times New Roman" w:hAnsi="Arial" w:cs="Arial"/>
+          <w:b/>
+          <w:color w:val="222222"/>
+          <w:sz w:val="20"/>
+          <w:szCs w:val="20"/>
+          <w:lang w:eastAsia="ru-RU"/>
+        </w:rPr>
+      </w:pPr>
+      <w:r>
+        <w:rPr>
+          <w:rFonts w:ascii="Arial" w:eastAsia="Times New Roman" w:hAnsi="Arial" w:cs="Arial"/>
+          <w:b/>
+          <w:color w:val="222222"/>
+          <w:sz w:val="20"/>
+          <w:szCs w:val="20"/>
+          <w:lang w:eastAsia="ru-RU"/>
+        </w:rPr>
+        <w:t xml:space="preserve">входящих в данный путь. </w:t>
+      </w:r>
+    </w:p>
+    <w:p>
+      <w:pPr>
+        <w:shd w:val="clear" w:color="auto" w:fill="FFFFFF"/>
+        <w:spacing w:after="0" w:line="240" w:lineRule="auto"/>
+        <w:rPr>
+          <w:rFonts w:ascii="Arial" w:eastAsia="Times New Roman" w:hAnsi="Arial" w:cs="Arial"/>
+          <w:b/>
+          <w:color w:val="222222"/>
+          <w:sz w:val="20"/>
+          <w:szCs w:val="20"/>
+          <w:lang w:eastAsia="ru-RU"/>
+        </w:rPr>
+      </w:pPr>
+      <w:r>
+        <w:rPr>
+          <w:rFonts w:ascii="Arial" w:eastAsia="Times New Roman" w:hAnsi="Arial" w:cs="Arial"/>
+          <w:b/>
+          <w:color w:val="222222"/>
+          <w:sz w:val="20"/>
+          <w:szCs w:val="20"/>
+          <w:lang w:eastAsia="ru-RU"/>
+        </w:rPr>
+        <w:t xml:space="preserve">Найдите такой путь из вершины с номером 444 в вершину с номером 9916, </w:t>
+      </w:r>
+    </w:p>
+    <w:p>
+      <w:pPr>
+        <w:shd w:val="clear" w:color="auto" w:fill="FFFFFF"/>
+        <w:spacing w:after="0" w:line="240" w:lineRule="auto"/>
+        <w:rPr>
+          <w:rFonts w:ascii="Arial" w:eastAsia="Times New Roman" w:hAnsi="Arial" w:cs="Arial"/>
+          <w:color w:val="222222"/>
+          <w:sz w:val="20"/>
+          <w:szCs w:val="20"/>
+          <w:lang w:eastAsia="ru-RU"/>
+        </w:rPr>
+      </w:pPr>
+      <w:r>
+        <w:rPr>
+          <w:rFonts w:ascii="Arial" w:eastAsia="Times New Roman" w:hAnsi="Arial" w:cs="Arial"/>
+          <w:b/>
+          <w:color w:val="222222"/>
+          <w:sz w:val="20"/>
+          <w:szCs w:val="20"/>
+          <w:lang w:eastAsia="ru-RU"/>
+        </w:rPr>
+        <w:t>у которого максимальный вес пути является минимально возможным</w:t>
+      </w:r>
+      <w:r>
+        <w:rPr>
+          <w:rFonts w:ascii="Arial" w:eastAsia="Times New Roman" w:hAnsi="Arial" w:cs="Arial"/>
+          <w:color w:val="222222"/>
+          <w:sz w:val="20"/>
+          <w:szCs w:val="20"/>
+          <w:lang w:eastAsia="ru-RU"/>
+        </w:rPr>
+        <w:t xml:space="preserve">. </w:t>
+      </w:r>
+    </w:p>
+    <w:p>
+      <w:pPr>
+        <w:shd w:val="clear" w:color="auto" w:fill="FFFFFF"/>
+        <w:spacing w:after="0" w:line="240" w:lineRule="auto"/>
+        <w:rPr>
+          <w:rFonts w:ascii="Arial" w:eastAsia="Times New Roman" w:hAnsi="Arial" w:cs="Arial"/>
+          <w:color w:val="222222"/>
+          <w:sz w:val="20"/>
+          <w:szCs w:val="20"/>
+          <w:lang w:eastAsia="ru-RU"/>
+        </w:rPr>
+      </w:pPr>
+      <w:r>
+        <w:rPr>
+          <w:rFonts w:ascii="Arial" w:eastAsia="Times New Roman" w:hAnsi="Arial" w:cs="Arial"/>
+          <w:color w:val="222222"/>
+          <w:sz w:val="20"/>
+          <w:szCs w:val="20"/>
+          <w:lang w:eastAsia="ru-RU"/>
+        </w:rPr>
+        <w:t xml:space="preserve">Запишите в ответе целую часть полученного минимального значения. </w:t>
+      </w:r>
+    </w:p>
+    <w:p>
+      <w:pPr>
+        <w:shd w:val="clear" w:color="auto" w:fill="FFFFFF"/>
+        <w:spacing w:after="0" w:line="240" w:lineRule="auto"/>
+        <w:rPr>
+          <w:rFonts w:ascii="Arial" w:eastAsia="Times New Roman" w:hAnsi="Arial" w:cs="Arial"/>
+          <w:color w:val="222222"/>
+          <w:sz w:val="20"/>
+          <w:szCs w:val="20"/>
+          <w:lang w:eastAsia="ru-RU"/>
+        </w:rPr>
+      </w:pPr>
+      <w:r>
+        <w:rPr>
+          <w:rFonts w:ascii="Arial" w:eastAsia="Times New Roman" w:hAnsi="Arial" w:cs="Arial"/>
+          <w:color w:val="222222"/>
+          <w:sz w:val="20"/>
+          <w:szCs w:val="20"/>
+          <w:lang w:eastAsia="ru-RU"/>
+        </w:rPr>
+        <w:t>Существование хотя бы одного такого пути гарантируется. </w:t>
+      </w:r>
+      <w:r>
+        <w:rPr>
+          <w:rFonts w:ascii="Arial" w:eastAsia="Times New Roman" w:hAnsi="Arial" w:cs="Arial"/>
+          <w:color w:val="222222"/>
+          <w:sz w:val="20"/>
+          <w:szCs w:val="20"/>
+          <w:lang w:eastAsia="ru-RU"/>
+        </w:rPr>
+        <w:br/>
+        <w:t>Для выполнения этого задания следует написать программу.</w:t>
+      </w:r>
+      <w:r>
+        <w:rPr>
+          <w:rFonts w:ascii="Arial" w:eastAsia="Times New Roman" w:hAnsi="Arial" w:cs="Arial"/>
+          <w:color w:val="222222"/>
+          <w:sz w:val="20"/>
+          <w:szCs w:val="20"/>
+          <w:lang w:eastAsia="ru-RU"/>
+        </w:rPr>
+        <w:br/>
+        <w:t>Вершины графа могут быть пронумерованы не подряд. L ≤ 10000, M ≤ 10000; W ≤ 100. Количество строк в файле не превосходит 100 000. Числа в строках разделены произвольным ненулевым количеством пробелов и/или табуляций.</w:t>
       </w:r>
     </w:p>
     <w:p>
@@ -25864,7 +26700,7 @@
         </w:rPr>
         <w:t>:</w:t>
       </w:r>
-      <w:hyperlink r:id="rId17" w:history="1">
+      <w:hyperlink r:id="rId16" w:history="1">
         <w:r>
           <w:rPr>
             <w:rFonts w:ascii="Arial" w:eastAsia="Times New Roman" w:hAnsi="Arial" w:cs="Arial"/>
@@ -26918,6 +27754,7 @@
         <w:spacing w:after="0" w:line="240" w:lineRule="auto"/>
         <w:rPr>
           <w:rFonts w:ascii="Arial" w:eastAsia="Times New Roman" w:hAnsi="Arial" w:cs="Arial"/>
+          <w:b/>
           <w:color w:val="222222"/>
           <w:sz w:val="20"/>
           <w:szCs w:val="20"/>
@@ -26932,7 +27769,7 @@
           <w:szCs w:val="20"/>
           <w:lang w:eastAsia="ru-RU"/>
         </w:rPr>
-        <w:t>В текстовом файле содержится описание ациклического ориентированного взвешенного графа. В каждой строке файла записаны два натуральных числа (L, M) и одно положительное вещественное число (W). L и M – номера вершин графа, W – вес ребра, ведущего из вершины L в вершину M. Таким образом, количество строк в файле равно количеству рёбер в графе. Две вершины графа не могут быть соединены более чем одним ребром.</w:t>
+        <w:t>Две вершины графа не могут быть соединены более чем одним ребром.</w:t>
       </w:r>
       <w:r>
         <w:rPr>
@@ -26943,49 +27780,6 @@
           <w:lang w:eastAsia="ru-RU"/>
         </w:rPr>
         <w:br/>
-      </w:r>
-      <w:r>
-        <w:rPr>
-          <w:rFonts w:ascii="Arial" w:eastAsia="Times New Roman" w:hAnsi="Arial" w:cs="Arial"/>
-          <w:b/>
-          <w:color w:val="222222"/>
-          <w:sz w:val="20"/>
-          <w:szCs w:val="20"/>
-          <w:lang w:eastAsia="ru-RU"/>
-        </w:rPr>
-        <w:t xml:space="preserve">Найдите путь из вершины с номером 102 в вершину с номером 2616, состоящий из минимального количества рёбер. </w:t>
-      </w:r>
-      <w:r>
-        <w:rPr>
-          <w:rFonts w:ascii="Arial" w:eastAsia="Times New Roman" w:hAnsi="Arial" w:cs="Arial"/>
-          <w:color w:val="222222"/>
-          <w:sz w:val="20"/>
-          <w:szCs w:val="20"/>
-          <w:lang w:eastAsia="ru-RU"/>
-        </w:rPr>
-        <w:t>Укажите в ответе сумму весов всех рёбер, составляющих этот путь. Если таких путей несколько, выберите тот, в котором сумма меньше. Существование хотя бы одного такого пути гарантируется.</w:t>
-      </w:r>
-      <w:r>
-        <w:rPr>
-          <w:rFonts w:ascii="Arial" w:eastAsia="Times New Roman" w:hAnsi="Arial" w:cs="Arial"/>
-          <w:color w:val="222222"/>
-          <w:sz w:val="20"/>
-          <w:szCs w:val="20"/>
-          <w:lang w:eastAsia="ru-RU"/>
-        </w:rPr>
-        <w:br/>
-        <w:t>Для выполнения этого задания следует написать программу.</w:t>
-      </w:r>
-      <w:r>
-        <w:rPr>
-          <w:rFonts w:ascii="Arial" w:eastAsia="Times New Roman" w:hAnsi="Arial" w:cs="Arial"/>
-          <w:color w:val="222222"/>
-          <w:sz w:val="20"/>
-          <w:szCs w:val="20"/>
-          <w:lang w:eastAsia="ru-RU"/>
-        </w:rPr>
-        <w:br/>
-        <w:t>Вершины графа могут быть пронумерованы не подряд. L ≤ 10000, M ≤ 10000; W ≤ 100. Количество строк в файле не превосходит 100 000. Числа в строках разделены произвольным ненулевым количеством пробелов и/или табуляций.</w:t>
       </w:r>
     </w:p>
     <w:p>
@@ -26994,6 +27788,7 @@
         <w:spacing w:after="0" w:line="240" w:lineRule="auto"/>
         <w:rPr>
           <w:rFonts w:ascii="Arial" w:eastAsia="Times New Roman" w:hAnsi="Arial" w:cs="Arial"/>
+          <w:b/>
           <w:color w:val="222222"/>
           <w:sz w:val="20"/>
           <w:szCs w:val="20"/>
@@ -27003,14 +27798,97 @@
       <w:r>
         <w:rPr>
           <w:rFonts w:ascii="Arial" w:eastAsia="Times New Roman" w:hAnsi="Arial" w:cs="Arial"/>
-          <w:i/>
-          <w:iCs/>
-          <w:color w:val="222222"/>
-          <w:sz w:val="20"/>
-          <w:szCs w:val="20"/>
-          <w:lang w:eastAsia="ru-RU"/>
-        </w:rPr>
-        <w:t>Типовой пример организации данных во входном файле для графа на рисунке.</w:t>
+          <w:b/>
+          <w:color w:val="222222"/>
+          <w:sz w:val="20"/>
+          <w:szCs w:val="20"/>
+          <w:lang w:eastAsia="ru-RU"/>
+        </w:rPr>
+        <w:t xml:space="preserve">Найдите путь из вершины с номером 102 в вершину с номером 2616, </w:t>
+      </w:r>
+    </w:p>
+    <w:p>
+      <w:pPr>
+        <w:shd w:val="clear" w:color="auto" w:fill="FFFFFF"/>
+        <w:spacing w:after="0" w:line="240" w:lineRule="auto"/>
+        <w:rPr>
+          <w:rFonts w:ascii="Arial" w:eastAsia="Times New Roman" w:hAnsi="Arial" w:cs="Arial"/>
+          <w:b/>
+          <w:color w:val="222222"/>
+          <w:sz w:val="20"/>
+          <w:szCs w:val="20"/>
+          <w:lang w:eastAsia="ru-RU"/>
+        </w:rPr>
+      </w:pPr>
+      <w:r>
+        <w:rPr>
+          <w:rFonts w:ascii="Arial" w:eastAsia="Times New Roman" w:hAnsi="Arial" w:cs="Arial"/>
+          <w:b/>
+          <w:color w:val="222222"/>
+          <w:sz w:val="20"/>
+          <w:szCs w:val="20"/>
+          <w:lang w:eastAsia="ru-RU"/>
+        </w:rPr>
+        <w:t xml:space="preserve">состоящий из минимального количества рёбер. </w:t>
+      </w:r>
+    </w:p>
+    <w:p>
+      <w:pPr>
+        <w:shd w:val="clear" w:color="auto" w:fill="FFFFFF"/>
+        <w:spacing w:after="0" w:line="240" w:lineRule="auto"/>
+        <w:rPr>
+          <w:rFonts w:ascii="Arial" w:eastAsia="Times New Roman" w:hAnsi="Arial" w:cs="Arial"/>
+          <w:b/>
+          <w:color w:val="222222"/>
+          <w:sz w:val="20"/>
+          <w:szCs w:val="20"/>
+          <w:lang w:eastAsia="ru-RU"/>
+        </w:rPr>
+      </w:pPr>
+    </w:p>
+    <w:p>
+      <w:pPr>
+        <w:shd w:val="clear" w:color="auto" w:fill="FFFFFF"/>
+        <w:spacing w:after="0" w:line="240" w:lineRule="auto"/>
+        <w:rPr>
+          <w:rFonts w:ascii="Arial" w:eastAsia="Times New Roman" w:hAnsi="Arial" w:cs="Arial"/>
+          <w:color w:val="222222"/>
+          <w:sz w:val="20"/>
+          <w:szCs w:val="20"/>
+          <w:lang w:eastAsia="ru-RU"/>
+        </w:rPr>
+      </w:pPr>
+      <w:r>
+        <w:rPr>
+          <w:rFonts w:ascii="Arial" w:eastAsia="Times New Roman" w:hAnsi="Arial" w:cs="Arial"/>
+          <w:color w:val="222222"/>
+          <w:sz w:val="20"/>
+          <w:szCs w:val="20"/>
+          <w:lang w:eastAsia="ru-RU"/>
+        </w:rPr>
+        <w:t>Укажите в ответе сумму весов всех рёбер, составляющих этот путь. Если таких путей несколько, выберите тот, в котором сумма меньше. Существование хотя бы одного такого пути гарантируется.</w:t>
+      </w:r>
+      <w:r>
+        <w:rPr>
+          <w:rFonts w:ascii="Arial" w:eastAsia="Times New Roman" w:hAnsi="Arial" w:cs="Arial"/>
+          <w:color w:val="222222"/>
+          <w:sz w:val="20"/>
+          <w:szCs w:val="20"/>
+          <w:lang w:eastAsia="ru-RU"/>
+        </w:rPr>
+        <w:br/>
+        <w:t>Для выполнения этого задания следует написать программу.</w:t>
+      </w:r>
+      <w:r>
+        <w:rPr>
+          <w:rFonts w:ascii="Arial" w:eastAsia="Times New Roman" w:hAnsi="Arial" w:cs="Arial"/>
+          <w:color w:val="222222"/>
+          <w:sz w:val="20"/>
+          <w:szCs w:val="20"/>
+          <w:lang w:eastAsia="ru-RU"/>
+        </w:rPr>
+        <w:br/>
+        <w:t>Вершины графа могут быть пронумерованы не подряд. L ≤ 10000, M ≤ 10000; W ≤ 100. Количество строк в файле не превосходит 100 000. Числа в строках разделены произвольным ненулевым количеством пробелов и/или табуляций.</w:t>
       </w:r>
     </w:p>
     <w:p>
@@ -27366,7 +28244,7 @@
         </w:rPr>
         <w:t>:</w:t>
       </w:r>
-      <w:hyperlink r:id="rId18" w:history="1">
+      <w:hyperlink r:id="rId17" w:history="1">
         <w:r>
           <w:rPr>
             <w:rFonts w:ascii="Arial" w:eastAsia="Times New Roman" w:hAnsi="Arial" w:cs="Arial"/>
